--- a/CD_paySlip_new.docx
+++ b/CD_paySlip_new.docx
@@ -4,7 +4,7 @@
   <w:body>
     <w:p>
       <w:pPr>
-        <w:pStyle w:val="630"/>
+        <w:pStyle w:val="667"/>
         <w:pBdr/>
         <w:spacing w:before="2"/>
         <w:ind/>
@@ -12,6 +12,11 @@
           <w:sz w:val="2"/>
         </w:rPr>
       </w:pPr>
+      <w:r>
+        <w:rPr>
+          <w:sz w:val="2"/>
+        </w:rPr>
+      </w:r>
       <w:r>
         <w:rPr>
           <w:sz w:val="2"/>
@@ -25,7 +30,7 @@
     </w:p>
     <w:tbl>
       <w:tblPr>
-        <w:tblStyle w:val="629"/>
+        <w:tblStyle w:val="666"/>
         <w:tblW w:w="0" w:type="auto"/>
         <w:tblInd w:w="115" w:type="dxa"/>
         <w:tblBorders>
@@ -74,7 +79,7 @@
           </w:tcPr>
           <w:p>
             <w:pPr>
-              <w:pStyle w:val="890"/>
+              <w:pStyle w:val="927"/>
               <w:pBdr/>
               <w:spacing w:before="128"/>
               <w:ind w:right="2457" w:left="3040"/>
@@ -109,10 +114,16 @@
                 <w:sz w:val="24"/>
               </w:rPr>
             </w:r>
+            <w:r>
+              <w:rPr>
+                <w:b/>
+                <w:sz w:val="24"/>
+              </w:rPr>
+            </w:r>
           </w:p>
           <w:p>
             <w:pPr>
-              <w:pStyle w:val="890"/>
+              <w:pStyle w:val="927"/>
               <w:pBdr/>
               <w:spacing w:before="8"/>
               <w:ind w:right="2463" w:left="3040"/>
@@ -229,10 +240,15 @@
                 <w:sz w:val="15"/>
               </w:rPr>
             </w:r>
+            <w:r>
+              <w:rPr>
+                <w:sz w:val="15"/>
+              </w:rPr>
+            </w:r>
           </w:p>
           <w:p>
             <w:pPr>
-              <w:pStyle w:val="890"/>
+              <w:pStyle w:val="927"/>
               <w:pBdr/>
               <w:spacing w:before="0"/>
               <w:ind/>
@@ -250,10 +266,15 @@
                 <w:sz w:val="14"/>
               </w:rPr>
             </w:r>
+            <w:r>
+              <w:rPr>
+                <w:sz w:val="14"/>
+              </w:rPr>
+            </w:r>
           </w:p>
           <w:p>
             <w:pPr>
-              <w:pStyle w:val="890"/>
+              <w:pStyle w:val="927"/>
               <w:pBdr/>
               <w:spacing w:before="0"/>
               <w:ind w:right="2458" w:left="3040"/>
@@ -345,6 +366,11 @@
                 <w:b/>
               </w:rPr>
             </w:r>
+            <w:r>
+              <w:rPr>
+                <w:b/>
+              </w:rPr>
+            </w:r>
           </w:p>
         </w:tc>
       </w:tr>
@@ -366,7 +392,7 @@
           </w:tcPr>
           <w:p>
             <w:pPr>
-              <w:pStyle w:val="890"/>
+              <w:pStyle w:val="927"/>
               <w:pBdr/>
               <w:spacing w:before="27"/>
               <w:ind w:left="52"/>
@@ -393,6 +419,11 @@
                 <w:sz w:val="18"/>
               </w:rPr>
             </w:r>
+            <w:r>
+              <w:rPr>
+                <w:sz w:val="18"/>
+              </w:rPr>
+            </w:r>
           </w:p>
         </w:tc>
         <w:tc>
@@ -410,7 +441,7 @@
           </w:tcPr>
           <w:p>
             <w:pPr>
-              <w:pStyle w:val="890"/>
+              <w:pStyle w:val="927"/>
               <w:pBdr/>
               <w:spacing w:before="27" w:line="278" w:lineRule="auto"/>
               <w:ind w:right="1724"/>
@@ -424,6 +455,12 @@
                 <w:sz w:val="18"/>
               </w:rPr>
               <w:t xml:space="preserve"> {empName}</w:t>
+            </w:r>
+            <w:r>
+              <w:rPr>
+                <w:sz w:val="18"/>
+                <w:szCs w:val="18"/>
+              </w:rPr>
             </w:r>
             <w:r>
               <w:rPr>
@@ -447,7 +484,7 @@
           </w:tcPr>
           <w:p>
             <w:pPr>
-              <w:pStyle w:val="890"/>
+              <w:pStyle w:val="927"/>
               <w:pBdr/>
               <w:spacing w:before="27" w:line="278" w:lineRule="auto"/>
               <w:ind w:right="1239" w:left="52"/>
@@ -479,6 +516,11 @@
                 <w:sz w:val="18"/>
               </w:rPr>
             </w:r>
+            <w:r>
+              <w:rPr>
+                <w:sz w:val="18"/>
+              </w:rPr>
+            </w:r>
           </w:p>
         </w:tc>
         <w:tc>
@@ -496,7 +538,7 @@
           </w:tcPr>
           <w:p>
             <w:pPr>
-              <w:pStyle w:val="890"/>
+              <w:pStyle w:val="927"/>
               <w:pBdr/>
               <w:spacing w:before="27"/>
               <w:ind/>
@@ -510,6 +552,11 @@
                 <w:sz w:val="18"/>
               </w:rPr>
               <w:t xml:space="preserve">        {empNo}</w:t>
+            </w:r>
+            <w:r>
+              <w:rPr>
+                <w:sz w:val="18"/>
+              </w:rPr>
             </w:r>
             <w:r>
               <w:rPr>
@@ -537,7 +584,7 @@
           </w:tcPr>
           <w:p>
             <w:pPr>
-              <w:pStyle w:val="890"/>
+              <w:pStyle w:val="927"/>
               <w:pBdr/>
               <w:spacing w:before="27"/>
               <w:ind w:left="52"/>
@@ -571,6 +618,12 @@
                 <w:sz w:val="18"/>
               </w:rPr>
             </w:r>
+            <w:r>
+              <w:rPr>
+                <w:spacing w:val="-2"/>
+                <w:sz w:val="18"/>
+              </w:rPr>
+            </w:r>
           </w:p>
         </w:tc>
         <w:tc>
@@ -588,7 +641,7 @@
           </w:tcPr>
           <w:p>
             <w:pPr>
-              <w:pStyle w:val="890"/>
+              <w:pStyle w:val="927"/>
               <w:pBdr/>
               <w:spacing w:before="27" w:line="278" w:lineRule="auto"/>
               <w:ind w:right="1724"/>
@@ -601,6 +654,11 @@
                 <w:sz w:val="18"/>
               </w:rPr>
               <w:t xml:space="preserve">{empJoinDate}    </w:t>
+            </w:r>
+            <w:r>
+              <w:rPr>
+                <w:sz w:val="18"/>
+              </w:rPr>
             </w:r>
             <w:r>
               <w:rPr>
@@ -624,7 +682,7 @@
           </w:tcPr>
           <w:p>
             <w:pPr>
-              <w:pStyle w:val="890"/>
+              <w:pStyle w:val="927"/>
               <w:pBdr/>
               <w:spacing w:before="27" w:line="278" w:lineRule="auto"/>
               <w:ind w:right="1239" w:left="52"/>
@@ -637,6 +695,11 @@
                 <w:sz w:val="18"/>
               </w:rPr>
               <w:t xml:space="preserve">Bank Name:</w:t>
+            </w:r>
+            <w:r>
+              <w:rPr>
+                <w:sz w:val="18"/>
+              </w:rPr>
             </w:r>
             <w:r>
               <w:rPr>
@@ -659,7 +722,7 @@
           </w:tcPr>
           <w:p>
             <w:pPr>
-              <w:pStyle w:val="890"/>
+              <w:pStyle w:val="927"/>
               <w:pBdr/>
               <w:spacing w:before="34" w:line="278" w:lineRule="auto"/>
               <w:ind w:right="387"/>
@@ -672,6 +735,11 @@
                 <w:sz w:val="18"/>
               </w:rPr>
               <w:t xml:space="preserve"> {bankName}</w:t>
+            </w:r>
+            <w:r>
+              <w:rPr>
+                <w:sz w:val="18"/>
+              </w:rPr>
             </w:r>
             <w:r>
               <w:rPr>
@@ -699,7 +767,7 @@
           </w:tcPr>
           <w:p>
             <w:pPr>
-              <w:pStyle w:val="890"/>
+              <w:pStyle w:val="927"/>
               <w:pBdr/>
               <w:spacing w:before="27"/>
               <w:ind w:left="52"/>
@@ -714,6 +782,12 @@
                 <w:sz w:val="18"/>
               </w:rPr>
               <w:t xml:space="preserve">Designation:</w:t>
+            </w:r>
+            <w:r>
+              <w:rPr>
+                <w:spacing w:val="-2"/>
+                <w:sz w:val="18"/>
+              </w:rPr>
             </w:r>
             <w:r>
               <w:rPr>
@@ -738,7 +812,7 @@
           </w:tcPr>
           <w:p>
             <w:pPr>
-              <w:pStyle w:val="890"/>
+              <w:pStyle w:val="927"/>
               <w:pBdr/>
               <w:spacing w:before="1" w:line="278" w:lineRule="auto"/>
               <w:ind w:right="10"/>
@@ -751,6 +825,11 @@
                 <w:sz w:val="18"/>
               </w:rPr>
               <w:t xml:space="preserve">{empRole}</w:t>
+            </w:r>
+            <w:r>
+              <w:rPr>
+                <w:sz w:val="18"/>
+              </w:rPr>
             </w:r>
             <w:r>
               <w:rPr>
@@ -774,7 +853,7 @@
           </w:tcPr>
           <w:p>
             <w:pPr>
-              <w:pStyle w:val="890"/>
+              <w:pStyle w:val="927"/>
               <w:pBdr/>
               <w:spacing w:before="27" w:line="278" w:lineRule="auto"/>
               <w:ind w:right="1239" w:left="52"/>
@@ -819,6 +898,11 @@
                 <w:sz w:val="18"/>
               </w:rPr>
             </w:r>
+            <w:r>
+              <w:rPr>
+                <w:sz w:val="18"/>
+              </w:rPr>
+            </w:r>
           </w:p>
         </w:tc>
         <w:tc>
@@ -835,7 +919,7 @@
           </w:tcPr>
           <w:p>
             <w:pPr>
-              <w:pStyle w:val="890"/>
+              <w:pStyle w:val="927"/>
               <w:pBdr/>
               <w:spacing w:before="34" w:line="278" w:lineRule="auto"/>
               <w:ind w:right="387"/>
@@ -850,6 +934,12 @@
                 <w:sz w:val="18"/>
               </w:rPr>
               <w:t xml:space="preserve"> {bankAccNo}</w:t>
+            </w:r>
+            <w:r>
+              <w:rPr>
+                <w:spacing w:val="-2"/>
+                <w:sz w:val="18"/>
+              </w:rPr>
             </w:r>
             <w:r>
               <w:rPr>
@@ -878,7 +968,7 @@
           </w:tcPr>
           <w:p>
             <w:pPr>
-              <w:pStyle w:val="890"/>
+              <w:pStyle w:val="927"/>
               <w:pBdr/>
               <w:spacing w:before="27"/>
               <w:ind w:left="52"/>
@@ -893,6 +983,12 @@
                 <w:sz w:val="18"/>
               </w:rPr>
               <w:t xml:space="preserve">Department:</w:t>
+            </w:r>
+            <w:r>
+              <w:rPr>
+                <w:spacing w:val="-2"/>
+                <w:sz w:val="18"/>
+              </w:rPr>
             </w:r>
             <w:r>
               <w:rPr>
@@ -917,7 +1013,7 @@
           </w:tcPr>
           <w:p>
             <w:pPr>
-              <w:pStyle w:val="890"/>
+              <w:pStyle w:val="927"/>
               <w:pBdr/>
               <w:spacing w:before="27" w:line="278" w:lineRule="auto"/>
               <w:ind w:right="1724"/>
@@ -931,6 +1027,11 @@
                 <w:sz w:val="18"/>
               </w:rPr>
               <w:t xml:space="preserve">{empDept}</w:t>
+            </w:r>
+            <w:r>
+              <w:rPr>
+                <w:sz w:val="18"/>
+              </w:rPr>
             </w:r>
             <w:r>
               <w:rPr>
@@ -954,7 +1055,7 @@
           </w:tcPr>
           <w:p>
             <w:pPr>
-              <w:pStyle w:val="890"/>
+              <w:pStyle w:val="927"/>
               <w:pBdr/>
               <w:spacing w:before="27" w:line="278" w:lineRule="auto"/>
               <w:ind w:right="1239" w:left="52"/>
@@ -967,6 +1068,11 @@
                 <w:sz w:val="18"/>
               </w:rPr>
               <w:t xml:space="preserve">PAN Number:</w:t>
+            </w:r>
+            <w:r>
+              <w:rPr>
+                <w:sz w:val="18"/>
+              </w:rPr>
             </w:r>
             <w:r>
               <w:rPr>
@@ -989,7 +1095,7 @@
           </w:tcPr>
           <w:p>
             <w:pPr>
-              <w:pStyle w:val="890"/>
+              <w:pStyle w:val="927"/>
               <w:pBdr/>
               <w:spacing w:before="34" w:line="278" w:lineRule="auto"/>
               <w:ind w:right="387"/>
@@ -1004,6 +1110,12 @@
                 <w:sz w:val="18"/>
               </w:rPr>
               <w:t xml:space="preserve"> {panNo}</w:t>
+            </w:r>
+            <w:r>
+              <w:rPr>
+                <w:spacing w:val="-2"/>
+                <w:sz w:val="18"/>
+              </w:rPr>
             </w:r>
             <w:r>
               <w:rPr>
@@ -1032,7 +1144,7 @@
           </w:tcPr>
           <w:p>
             <w:pPr>
-              <w:pStyle w:val="890"/>
+              <w:pStyle w:val="927"/>
               <w:pBdr/>
               <w:spacing w:before="27"/>
               <w:ind w:left="52"/>
@@ -1047,6 +1159,12 @@
                 <w:sz w:val="18"/>
               </w:rPr>
               <w:t xml:space="preserve">Location:</w:t>
+            </w:r>
+            <w:r>
+              <w:rPr>
+                <w:spacing w:val="-2"/>
+                <w:sz w:val="18"/>
+              </w:rPr>
             </w:r>
             <w:r>
               <w:rPr>
@@ -1071,7 +1189,7 @@
           </w:tcPr>
           <w:p>
             <w:pPr>
-              <w:pStyle w:val="890"/>
+              <w:pStyle w:val="927"/>
               <w:pBdr/>
               <w:spacing w:before="27" w:line="278" w:lineRule="auto"/>
               <w:ind w:right="1724"/>
@@ -1085,6 +1203,11 @@
                 <w:sz w:val="18"/>
               </w:rPr>
               <w:t xml:space="preserve">{empLocation}</w:t>
+            </w:r>
+            <w:r>
+              <w:rPr>
+                <w:sz w:val="18"/>
+              </w:rPr>
             </w:r>
             <w:r>
               <w:rPr>
@@ -1107,7 +1230,7 @@
           </w:tcPr>
           <w:p>
             <w:pPr>
-              <w:pStyle w:val="890"/>
+              <w:pStyle w:val="927"/>
               <w:pBdr/>
               <w:spacing w:before="27" w:line="278" w:lineRule="auto"/>
               <w:ind w:right="1239" w:left="52"/>
@@ -1120,6 +1243,11 @@
                 <w:sz w:val="18"/>
               </w:rPr>
               <w:t xml:space="preserve">PF No:</w:t>
+            </w:r>
+            <w:r>
+              <w:rPr>
+                <w:sz w:val="18"/>
+              </w:rPr>
             </w:r>
             <w:r>
               <w:rPr>
@@ -1143,7 +1271,7 @@
           </w:tcPr>
           <w:p>
             <w:pPr>
-              <w:pStyle w:val="890"/>
+              <w:pStyle w:val="927"/>
               <w:pBdr/>
               <w:spacing w:before="34" w:line="278" w:lineRule="auto"/>
               <w:ind w:right="387"/>
@@ -1158,6 +1286,12 @@
                 <w:sz w:val="18"/>
               </w:rPr>
               <w:t xml:space="preserve">         {pfNo}</w:t>
+            </w:r>
+            <w:r>
+              <w:rPr>
+                <w:spacing w:val="-2"/>
+                <w:sz w:val="18"/>
+              </w:rPr>
             </w:r>
             <w:r>
               <w:rPr>
@@ -1186,7 +1320,7 @@
           </w:tcPr>
           <w:p>
             <w:pPr>
-              <w:pStyle w:val="890"/>
+              <w:pStyle w:val="927"/>
               <w:pBdr/>
               <w:spacing w:before="3"/>
               <w:ind w:left="52"/>
@@ -1212,6 +1346,11 @@
                 <w:sz w:val="18"/>
               </w:rPr>
             </w:r>
+            <w:r>
+              <w:rPr>
+                <w:sz w:val="18"/>
+              </w:rPr>
+            </w:r>
           </w:p>
         </w:tc>
         <w:tc>
@@ -1229,7 +1368,7 @@
           </w:tcPr>
           <w:p>
             <w:pPr>
-              <w:pStyle w:val="890"/>
+              <w:pStyle w:val="927"/>
               <w:pBdr/>
               <w:spacing w:before="27" w:line="278" w:lineRule="auto"/>
               <w:ind w:right="1724"/>
@@ -1243,6 +1382,11 @@
                 <w:sz w:val="18"/>
               </w:rPr>
               <w:t xml:space="preserve">{effectiveDays}</w:t>
+            </w:r>
+            <w:r>
+              <w:rPr>
+                <w:sz w:val="18"/>
+              </w:rPr>
             </w:r>
             <w:r>
               <w:rPr>
@@ -1265,7 +1409,7 @@
           </w:tcPr>
           <w:p>
             <w:pPr>
-              <w:pStyle w:val="890"/>
+              <w:pStyle w:val="927"/>
               <w:pBdr/>
               <w:spacing w:before="27" w:line="278" w:lineRule="auto"/>
               <w:ind w:right="1239" w:left="52"/>
@@ -1297,6 +1441,11 @@
                 <w:sz w:val="18"/>
               </w:rPr>
             </w:r>
+            <w:r>
+              <w:rPr>
+                <w:sz w:val="18"/>
+              </w:rPr>
+            </w:r>
           </w:p>
         </w:tc>
         <w:tc>
@@ -1314,7 +1463,7 @@
           </w:tcPr>
           <w:p>
             <w:pPr>
-              <w:pStyle w:val="890"/>
+              <w:pStyle w:val="927"/>
               <w:pBdr/>
               <w:spacing w:before="27"/>
               <w:ind/>
@@ -1329,6 +1478,12 @@
                 <w:sz w:val="18"/>
               </w:rPr>
               <w:t xml:space="preserve">         {pfUan}</w:t>
+            </w:r>
+            <w:r>
+              <w:rPr>
+                <w:spacing w:val="-2"/>
+                <w:sz w:val="18"/>
+              </w:rPr>
             </w:r>
             <w:r>
               <w:rPr>
@@ -1357,7 +1512,7 @@
           </w:tcPr>
           <w:p>
             <w:pPr>
-              <w:pStyle w:val="890"/>
+              <w:pStyle w:val="927"/>
               <w:pBdr/>
               <w:spacing w:before="27"/>
               <w:ind w:left="52"/>
@@ -1372,6 +1527,12 @@
                 <w:sz w:val="18"/>
               </w:rPr>
               <w:t xml:space="preserve">LOP:                                                     </w:t>
+            </w:r>
+            <w:r>
+              <w:rPr>
+                <w:spacing w:val="-2"/>
+                <w:sz w:val="18"/>
+              </w:rPr>
             </w:r>
             <w:r>
               <w:rPr>
@@ -1396,7 +1557,7 @@
           </w:tcPr>
           <w:p>
             <w:pPr>
-              <w:pStyle w:val="890"/>
+              <w:pStyle w:val="927"/>
               <w:pBdr/>
               <w:spacing w:before="27" w:line="278" w:lineRule="auto"/>
               <w:ind w:right="1724"/>
@@ -1409,6 +1570,11 @@
                 <w:sz w:val="18"/>
               </w:rPr>
               <w:t xml:space="preserve">{daysLOP}</w:t>
+            </w:r>
+            <w:r>
+              <w:rPr>
+                <w:sz w:val="18"/>
+              </w:rPr>
             </w:r>
             <w:r>
               <w:rPr>
@@ -1431,7 +1597,7 @@
           </w:tcPr>
           <w:p>
             <w:pPr>
-              <w:pStyle w:val="890"/>
+              <w:pStyle w:val="927"/>
               <w:pBdr/>
               <w:spacing w:before="27" w:line="278" w:lineRule="auto"/>
               <w:ind w:right="1239" w:left="52"/>
@@ -1439,6 +1605,11 @@
                 <w:sz w:val="18"/>
               </w:rPr>
             </w:pPr>
+            <w:r>
+              <w:rPr>
+                <w:sz w:val="18"/>
+              </w:rPr>
+            </w:r>
             <w:r>
               <w:rPr>
                 <w:sz w:val="18"/>
@@ -1464,7 +1635,7 @@
           </w:tcPr>
           <w:p>
             <w:pPr>
-              <w:pStyle w:val="890"/>
+              <w:pStyle w:val="927"/>
               <w:pBdr/>
               <w:spacing w:before="27"/>
               <w:ind w:left="481"/>
@@ -1473,6 +1644,12 @@
                 <w:sz w:val="18"/>
               </w:rPr>
             </w:pPr>
+            <w:r>
+              <w:rPr>
+                <w:spacing w:val="-2"/>
+                <w:sz w:val="18"/>
+              </w:rPr>
+            </w:r>
             <w:r>
               <w:rPr>
                 <w:spacing w:val="-2"/>
@@ -1506,7 +1683,7 @@
           </w:tcPr>
           <w:p>
             <w:pPr>
-              <w:pStyle w:val="890"/>
+              <w:pStyle w:val="927"/>
               <w:pBdr/>
               <w:spacing w:before="64"/>
               <w:ind w:left="1336"/>
@@ -1522,6 +1699,12 @@
                 <w:sz w:val="18"/>
               </w:rPr>
               <w:t xml:space="preserve">Earnings</w:t>
+            </w:r>
+            <w:r>
+              <w:rPr>
+                <w:b/>
+                <w:sz w:val="18"/>
+              </w:rPr>
             </w:r>
             <w:r>
               <w:rPr>
@@ -1545,7 +1728,7 @@
           </w:tcPr>
           <w:p>
             <w:pPr>
-              <w:pStyle w:val="890"/>
+              <w:pStyle w:val="927"/>
               <w:pBdr/>
               <w:spacing w:before="64"/>
               <w:ind w:right="293"/>
@@ -1561,6 +1744,12 @@
                 <w:sz w:val="18"/>
               </w:rPr>
               <w:t xml:space="preserve">Full</w:t>
+            </w:r>
+            <w:r>
+              <w:rPr>
+                <w:b/>
+                <w:sz w:val="18"/>
+              </w:rPr>
             </w:r>
             <w:r>
               <w:rPr>
@@ -1584,7 +1773,7 @@
           </w:tcPr>
           <w:p>
             <w:pPr>
-              <w:pStyle w:val="890"/>
+              <w:pStyle w:val="927"/>
               <w:pBdr/>
               <w:spacing w:before="64"/>
               <w:ind w:right="293"/>
@@ -1608,6 +1797,12 @@
                 <w:sz w:val="18"/>
               </w:rPr>
             </w:r>
+            <w:r>
+              <w:rPr>
+                <w:b/>
+                <w:sz w:val="18"/>
+              </w:rPr>
+            </w:r>
           </w:p>
         </w:tc>
         <w:tc>
@@ -1624,7 +1819,7 @@
           </w:tcPr>
           <w:p>
             <w:pPr>
-              <w:pStyle w:val="890"/>
+              <w:pStyle w:val="927"/>
               <w:pBdr/>
               <w:spacing w:before="64"/>
               <w:ind w:right="75"/>
@@ -1634,6 +1829,12 @@
                 <w:sz w:val="18"/>
               </w:rPr>
             </w:pPr>
+            <w:r>
+              <w:rPr>
+                <w:b/>
+                <w:sz w:val="18"/>
+              </w:rPr>
+            </w:r>
             <w:r>
               <w:rPr>
                 <w:b/>
@@ -1663,7 +1864,7 @@
           </w:tcPr>
           <w:p>
             <w:pPr>
-              <w:pStyle w:val="890"/>
+              <w:pStyle w:val="927"/>
               <w:pBdr/>
               <w:spacing w:before="64"/>
               <w:ind w:left="973"/>
@@ -1686,6 +1887,12 @@
                 <w:sz w:val="18"/>
               </w:rPr>
             </w:r>
+            <w:r>
+              <w:rPr>
+                <w:b/>
+                <w:sz w:val="18"/>
+              </w:rPr>
+            </w:r>
           </w:p>
         </w:tc>
         <w:tc>
@@ -1700,7 +1907,7 @@
           </w:tcPr>
           <w:p>
             <w:pPr>
-              <w:pStyle w:val="890"/>
+              <w:pStyle w:val="927"/>
               <w:pBdr/>
               <w:spacing w:before="64"/>
               <w:ind w:right="75"/>
@@ -1717,6 +1924,12 @@
                 <w:sz w:val="18"/>
               </w:rPr>
               <w:t xml:space="preserve">Actual</w:t>
+            </w:r>
+            <w:r>
+              <w:rPr>
+                <w:b/>
+                <w:sz w:val="18"/>
+              </w:rPr>
             </w:r>
             <w:r>
               <w:rPr>
@@ -1745,7 +1958,7 @@
           </w:tcPr>
           <w:p>
             <w:pPr>
-              <w:pStyle w:val="890"/>
+              <w:pStyle w:val="927"/>
               <w:pBdr/>
               <w:spacing/>
               <w:ind w:left="42"/>
@@ -1759,6 +1972,11 @@
                 <w:sz w:val="18"/>
               </w:rPr>
               <w:t xml:space="preserve">BASIC</w:t>
+            </w:r>
+            <w:r>
+              <w:rPr>
+                <w:sz w:val="18"/>
+              </w:rPr>
             </w:r>
             <w:r>
               <w:rPr>
@@ -1781,7 +1999,7 @@
           </w:tcPr>
           <w:p>
             <w:pPr>
-              <w:pStyle w:val="890"/>
+              <w:pStyle w:val="927"/>
               <w:pBdr/>
               <w:spacing/>
               <w:ind w:right="293"/>
@@ -1838,6 +2056,12 @@
                 <w:szCs w:val="18"/>
               </w:rPr>
             </w:r>
+            <w:r>
+              <w:rPr>
+                <w:sz w:val="18"/>
+                <w:szCs w:val="18"/>
+              </w:rPr>
+            </w:r>
           </w:p>
         </w:tc>
         <w:tc>
@@ -1854,7 +2078,7 @@
           </w:tcPr>
           <w:p>
             <w:pPr>
-              <w:pStyle w:val="890"/>
+              <w:pStyle w:val="927"/>
               <w:pBdr/>
               <w:spacing/>
               <w:ind w:right="293"/>
@@ -1879,6 +2103,12 @@
                 <w:szCs w:val="18"/>
               </w:rPr>
             </w:r>
+            <w:r>
+              <w:rPr>
+                <w:sz w:val="18"/>
+                <w:szCs w:val="18"/>
+              </w:rPr>
+            </w:r>
           </w:p>
         </w:tc>
         <w:tc>
@@ -1895,7 +2125,7 @@
           </w:tcPr>
           <w:p>
             <w:pPr>
-              <w:pStyle w:val="890"/>
+              <w:pStyle w:val="927"/>
               <w:pBdr/>
               <w:spacing/>
               <w:ind w:right="75"/>
@@ -1904,6 +2134,11 @@
                 <w:sz w:val="18"/>
               </w:rPr>
             </w:pPr>
+            <w:r>
+              <w:rPr>
+                <w:sz w:val="18"/>
+              </w:rPr>
+            </w:r>
             <w:r>
               <w:rPr>
                 <w:sz w:val="18"/>
@@ -1931,7 +2166,7 @@
           </w:tcPr>
           <w:p>
             <w:pPr>
-              <w:pStyle w:val="890"/>
+              <w:pStyle w:val="927"/>
               <w:pBdr/>
               <w:spacing/>
               <w:ind w:left="0"/>
@@ -1950,11 +2185,10 @@
                 <w:spacing w:val="-5"/>
                 <w:sz w:val="18"/>
               </w:rPr>
-              <w:t xml:space="preserve">{#deduction.pf}PF: {pf}{/deduction.pf}</w:t>
+              <w:t xml:space="preserve">{#deduction.pf}PF:</w:t>
             </w:r>
             <w:r>
               <w:rPr>
-                <w:spacing w:val="-5"/>
                 <w:sz w:val="18"/>
               </w:rPr>
             </w:r>
@@ -1978,7 +2212,7 @@
           </w:tcPr>
           <w:p>
             <w:pPr>
-              <w:pStyle w:val="890"/>
+              <w:pStyle w:val="927"/>
               <w:pBdr/>
               <w:spacing/>
               <w:ind w:right="75"/>
@@ -1998,11 +2232,24 @@
                 <w:spacing w:val="-5"/>
                 <w:sz w:val="18"/>
               </w:rPr>
-              <w:t xml:space="preserve">{#deduction.pf}{pf}{/deduction.pf}</w:t>
+              <w:t xml:space="preserve">{#deduction.pf}</w:t>
             </w:r>
             <w:r>
               <w:rPr>
                 <w:spacing w:val="-5"/>
+                <w:sz w:val="18"/>
+              </w:rPr>
+              <w:t xml:space="preserve">{deduction.pf}</w:t>
+            </w:r>
+            <w:r>
+              <w:rPr>
+                <w:spacing w:val="-5"/>
+                <w:sz w:val="18"/>
+              </w:rPr>
+              <w:t xml:space="preserve">{/deduction.pf}</w:t>
+            </w:r>
+            <w:r>
+              <w:rPr>
                 <w:sz w:val="18"/>
               </w:rPr>
             </w:r>
@@ -2032,7 +2279,7 @@
           </w:tcPr>
           <w:p>
             <w:pPr>
-              <w:pStyle w:val="890"/>
+              <w:pStyle w:val="927"/>
               <w:pBdr/>
               <w:spacing w:before="23"/>
               <w:ind w:left="42"/>
@@ -2046,6 +2293,11 @@
                 <w:sz w:val="18"/>
               </w:rPr>
               <w:t xml:space="preserve">HRA</w:t>
+            </w:r>
+            <w:r>
+              <w:rPr>
+                <w:sz w:val="18"/>
+              </w:rPr>
             </w:r>
             <w:r>
               <w:rPr>
@@ -2068,7 +2320,7 @@
           </w:tcPr>
           <w:p>
             <w:pPr>
-              <w:pStyle w:val="890"/>
+              <w:pStyle w:val="927"/>
               <w:pBdr/>
               <w:spacing w:before="23"/>
               <w:ind w:right="293"/>
@@ -2123,6 +2375,11 @@
                 <w:sz w:val="18"/>
               </w:rPr>
             </w:r>
+            <w:r>
+              <w:rPr>
+                <w:sz w:val="18"/>
+              </w:rPr>
+            </w:r>
           </w:p>
         </w:tc>
         <w:tc>
@@ -2139,7 +2396,7 @@
           </w:tcPr>
           <w:p>
             <w:pPr>
-              <w:pStyle w:val="890"/>
+              <w:pStyle w:val="927"/>
               <w:pBdr/>
               <w:spacing w:before="23"/>
               <w:ind w:right="293"/>
@@ -2192,6 +2449,11 @@
                 <w:sz w:val="18"/>
               </w:rPr>
             </w:r>
+            <w:r>
+              <w:rPr>
+                <w:sz w:val="18"/>
+              </w:rPr>
+            </w:r>
           </w:p>
         </w:tc>
         <w:tc>
@@ -2208,7 +2470,7 @@
           </w:tcPr>
           <w:p>
             <w:pPr>
-              <w:pStyle w:val="890"/>
+              <w:pStyle w:val="927"/>
               <w:pBdr/>
               <w:spacing w:before="23"/>
               <w:ind w:right="75"/>
@@ -2217,6 +2479,11 @@
                 <w:sz w:val="18"/>
               </w:rPr>
             </w:pPr>
+            <w:r>
+              <w:rPr>
+                <w:sz w:val="18"/>
+              </w:rPr>
+            </w:r>
             <w:r>
               <w:rPr>
                 <w:sz w:val="18"/>
@@ -2244,7 +2511,7 @@
           </w:tcPr>
           <w:p>
             <w:pPr>
-              <w:pStyle w:val="890"/>
+              <w:pStyle w:val="927"/>
               <w:pBdr/>
               <w:spacing/>
               <w:ind w:left="0"/>
@@ -2257,11 +2524,10 @@
                 <w:spacing w:val="-5"/>
                 <w:sz w:val="18"/>
               </w:rPr>
-              <w:t xml:space="preserve">{#deduction.lop}LOP: {lop}{/deduction.lop}</w:t>
+              <w:t xml:space="preserve">{#deduction.lop}LOP:</w:t>
             </w:r>
             <w:r>
               <w:rPr>
-                <w:spacing w:val="-5"/>
                 <w:sz w:val="18"/>
               </w:rPr>
             </w:r>
@@ -2286,11 +2552,11 @@
           </w:tcPr>
           <w:p>
             <w:pPr>
-              <w:pStyle w:val="890"/>
+              <w:pStyle w:val="927"/>
               <w:pBdr/>
               <w:spacing/>
               <w:ind w:right="75"/>
-              <w:jc w:val="right"/>
+              <w:jc w:val="center"/>
               <w:rPr>
                 <w:sz w:val="18"/>
               </w:rPr>
@@ -2306,11 +2572,24 @@
                 <w:spacing w:val="-5"/>
                 <w:sz w:val="18"/>
               </w:rPr>
-              <w:t xml:space="preserve">{#deduction.lop}{lop}{/deduction.lop}</w:t>
+              <w:t xml:space="preserve">{#deduction.lop}</w:t>
             </w:r>
             <w:r>
               <w:rPr>
                 <w:spacing w:val="-5"/>
+                <w:sz w:val="18"/>
+              </w:rPr>
+              <w:t xml:space="preserve">{deduction.lop}</w:t>
+            </w:r>
+            <w:r>
+              <w:rPr>
+                <w:spacing w:val="-5"/>
+                <w:sz w:val="18"/>
+              </w:rPr>
+              <w:t xml:space="preserve">{/deduction.lop}</w:t>
+            </w:r>
+            <w:r>
+              <w:rPr>
                 <w:sz w:val="18"/>
               </w:rPr>
             </w:r>
@@ -2340,7 +2619,7 @@
           </w:tcPr>
           <w:p>
             <w:pPr>
-              <w:pStyle w:val="890"/>
+              <w:pStyle w:val="927"/>
               <w:pBdr/>
               <w:spacing w:before="23"/>
               <w:ind w:left="42"/>
@@ -2366,6 +2645,11 @@
                 <w:sz w:val="18"/>
               </w:rPr>
             </w:r>
+            <w:r>
+              <w:rPr>
+                <w:sz w:val="18"/>
+              </w:rPr>
+            </w:r>
           </w:p>
         </w:tc>
         <w:tc>
@@ -2382,7 +2666,7 @@
           </w:tcPr>
           <w:p>
             <w:pPr>
-              <w:pStyle w:val="890"/>
+              <w:pStyle w:val="927"/>
               <w:pBdr/>
               <w:spacing w:before="23"/>
               <w:ind w:right="293"/>
@@ -2437,6 +2721,11 @@
                 <w:sz w:val="18"/>
               </w:rPr>
             </w:r>
+            <w:r>
+              <w:rPr>
+                <w:sz w:val="18"/>
+              </w:rPr>
+            </w:r>
           </w:p>
         </w:tc>
         <w:tc>
@@ -2453,7 +2742,7 @@
           </w:tcPr>
           <w:p>
             <w:pPr>
-              <w:pStyle w:val="890"/>
+              <w:pStyle w:val="927"/>
               <w:pBdr/>
               <w:spacing w:before="23"/>
               <w:ind w:right="293"/>
@@ -2506,6 +2795,11 @@
                 <w:sz w:val="18"/>
               </w:rPr>
             </w:r>
+            <w:r>
+              <w:rPr>
+                <w:sz w:val="18"/>
+              </w:rPr>
+            </w:r>
           </w:p>
         </w:tc>
         <w:tc>
@@ -2522,7 +2816,7 @@
           </w:tcPr>
           <w:p>
             <w:pPr>
-              <w:pStyle w:val="890"/>
+              <w:pStyle w:val="927"/>
               <w:pBdr/>
               <w:spacing w:before="23"/>
               <w:ind w:right="75"/>
@@ -2531,6 +2825,11 @@
                 <w:sz w:val="18"/>
               </w:rPr>
             </w:pPr>
+            <w:r>
+              <w:rPr>
+                <w:sz w:val="18"/>
+              </w:rPr>
+            </w:r>
             <w:r>
               <w:rPr>
                 <w:sz w:val="18"/>
@@ -2558,7 +2857,7 @@
           </w:tcPr>
           <w:p>
             <w:pPr>
-              <w:pStyle w:val="890"/>
+              <w:pStyle w:val="927"/>
               <w:pBdr/>
               <w:spacing w:before="0"/>
               <w:ind/>
@@ -2570,7 +2869,7 @@
               <w:rPr>
                 <w:sz w:val="18"/>
               </w:rPr>
-              <w:t xml:space="preserve">{#deduction.it}Income Tax: {it}{/deduction.it}</w:t>
+              <w:t xml:space="preserve">{#deduction.it}Income Tax: </w:t>
             </w:r>
             <w:r>
               <w:rPr>
@@ -2597,7 +2896,7 @@
           </w:tcPr>
           <w:p>
             <w:pPr>
-              <w:pStyle w:val="890"/>
+              <w:pStyle w:val="927"/>
               <w:pBdr/>
               <w:spacing/>
               <w:ind w:right="75"/>
@@ -2617,11 +2916,24 @@
                 <w:spacing w:val="-5"/>
                 <w:sz w:val="18"/>
               </w:rPr>
-              <w:t xml:space="preserve">{#deduction.it}{it}{/deduction.it}</w:t>
+              <w:t xml:space="preserve">{#deduction.it}</w:t>
             </w:r>
             <w:r>
               <w:rPr>
                 <w:spacing w:val="-5"/>
+                <w:sz w:val="18"/>
+              </w:rPr>
+              <w:t xml:space="preserve">{deduction.it}</w:t>
+            </w:r>
+            <w:r>
+              <w:rPr>
+                <w:spacing w:val="-5"/>
+                <w:sz w:val="18"/>
+              </w:rPr>
+              <w:t xml:space="preserve">{/deduction.it}</w:t>
+            </w:r>
+            <w:r>
+              <w:rPr>
                 <w:sz w:val="18"/>
               </w:rPr>
             </w:r>
@@ -2633,7 +2945,7 @@
           </w:p>
           <w:p>
             <w:pPr>
-              <w:pStyle w:val="890"/>
+              <w:pStyle w:val="927"/>
               <w:pBdr/>
               <w:spacing w:before="0"/>
               <w:ind/>
@@ -2641,6 +2953,11 @@
                 <w:sz w:val="18"/>
               </w:rPr>
             </w:pPr>
+            <w:r>
+              <w:rPr>
+                <w:sz w:val="18"/>
+              </w:rPr>
+            </w:r>
             <w:r>
               <w:rPr>
                 <w:sz w:val="18"/>
@@ -2673,7 +2990,7 @@
           </w:tcPr>
           <w:p>
             <w:pPr>
-              <w:pStyle w:val="890"/>
+              <w:pStyle w:val="927"/>
               <w:pBdr/>
               <w:spacing w:before="23"/>
               <w:ind w:left="42"/>
@@ -2681,6 +2998,11 @@
                 <w:sz w:val="18"/>
               </w:rPr>
             </w:pPr>
+            <w:r>
+              <w:rPr>
+                <w:sz w:val="18"/>
+              </w:rPr>
+            </w:r>
             <w:r>
               <w:rPr>
                 <w:sz w:val="18"/>
@@ -2708,7 +3030,7 @@
           </w:tcPr>
           <w:p>
             <w:pPr>
-              <w:pStyle w:val="890"/>
+              <w:pStyle w:val="927"/>
               <w:pBdr/>
               <w:spacing w:before="23"/>
               <w:ind w:right="293"/>
@@ -2720,6 +3042,14 @@
                 <w:shd w:val="clear" w:color="auto" w:fill="ffffff"/>
               </w:rPr>
             </w:pPr>
+            <w:r>
+              <w:rPr>
+                <w:color w:val="000000"/>
+                <w:sz w:val="18"/>
+                <w:szCs w:val="18"/>
+                <w:shd w:val="clear" w:color="auto" w:fill="ffffff"/>
+              </w:rPr>
+            </w:r>
             <w:r>
               <w:rPr>
                 <w:color w:val="000000"/>
@@ -2753,7 +3083,7 @@
           </w:tcPr>
           <w:p>
             <w:pPr>
-              <w:pStyle w:val="890"/>
+              <w:pStyle w:val="927"/>
               <w:pBdr/>
               <w:spacing w:before="23"/>
               <w:ind w:right="293"/>
@@ -2763,6 +3093,12 @@
                 <w:sz w:val="18"/>
               </w:rPr>
             </w:pPr>
+            <w:r>
+              <w:rPr>
+                <w:spacing w:val="-4"/>
+                <w:sz w:val="18"/>
+              </w:rPr>
+            </w:r>
             <w:r>
               <w:rPr>
                 <w:spacing w:val="-4"/>
@@ -2792,7 +3128,7 @@
           </w:tcPr>
           <w:p>
             <w:pPr>
-              <w:pStyle w:val="890"/>
+              <w:pStyle w:val="927"/>
               <w:pBdr/>
               <w:spacing w:before="23"/>
               <w:ind w:right="75"/>
@@ -2801,6 +3137,11 @@
                 <w:sz w:val="18"/>
               </w:rPr>
             </w:pPr>
+            <w:r>
+              <w:rPr>
+                <w:sz w:val="18"/>
+              </w:rPr>
+            </w:r>
             <w:r>
               <w:rPr>
                 <w:sz w:val="18"/>
@@ -2829,7 +3170,7 @@
           </w:tcPr>
           <w:p>
             <w:pPr>
-              <w:pStyle w:val="890"/>
+              <w:pStyle w:val="927"/>
               <w:pBdr/>
               <w:spacing w:before="0"/>
               <w:ind/>
@@ -2846,7 +3187,7 @@
               <w:rPr>
                 <w:sz w:val="18"/>
               </w:rPr>
-              <w:t xml:space="preserve">{#deduction.pt}Professional Tax: {pt}{/deduction.pt}</w:t>
+              <w:t xml:space="preserve">{#deduction.pt}Professional Tax:</w:t>
             </w:r>
             <w:r>
               <w:rPr>
@@ -2874,7 +3215,7 @@
           </w:tcPr>
           <w:p>
             <w:pPr>
-              <w:pStyle w:val="890"/>
+              <w:pStyle w:val="927"/>
               <w:pBdr/>
               <w:spacing/>
               <w:ind w:right="75"/>
@@ -2894,11 +3235,30 @@
                 <w:spacing w:val="-5"/>
                 <w:sz w:val="18"/>
               </w:rPr>
-              <w:t xml:space="preserve">{#deduction.pt}{pt}{/deduction.pt}</w:t>
+              <w:t xml:space="preserve">{#deduction.pt}</w:t>
             </w:r>
             <w:r>
               <w:rPr>
                 <w:spacing w:val="-5"/>
+                <w:sz w:val="18"/>
+              </w:rPr>
+              <w:t xml:space="preserve">{deduction.pt}</w:t>
+            </w:r>
+            <w:r>
+              <w:rPr>
+                <w:spacing w:val="-5"/>
+                <w:sz w:val="18"/>
+              </w:rPr>
+            </w:r>
+            <w:r>
+              <w:rPr>
+                <w:spacing w:val="-5"/>
+                <w:sz w:val="18"/>
+              </w:rPr>
+              <w:t xml:space="preserve">{/deduction.pt}</w:t>
+            </w:r>
+            <w:r>
+              <w:rPr>
                 <w:sz w:val="18"/>
               </w:rPr>
             </w:r>
@@ -2910,7 +3270,7 @@
           </w:p>
           <w:p>
             <w:pPr>
-              <w:pStyle w:val="890"/>
+              <w:pStyle w:val="927"/>
               <w:pBdr/>
               <w:spacing w:before="0"/>
               <w:ind/>
@@ -2918,6 +3278,11 @@
                 <w:sz w:val="18"/>
               </w:rPr>
             </w:pPr>
+            <w:r>
+              <w:rPr>
+                <w:sz w:val="18"/>
+              </w:rPr>
+            </w:r>
             <w:r>
               <w:rPr>
                 <w:sz w:val="18"/>
@@ -2949,7 +3314,7 @@
           </w:tcPr>
           <w:p>
             <w:pPr>
-              <w:pStyle w:val="890"/>
+              <w:pStyle w:val="927"/>
               <w:pBdr/>
               <w:spacing w:line="225" w:lineRule="exact"/>
               <w:ind w:left="43"/>
@@ -2975,6 +3340,11 @@
                 <w:sz w:val="20"/>
               </w:rPr>
             </w:r>
+            <w:r>
+              <w:rPr>
+                <w:sz w:val="20"/>
+              </w:rPr>
+            </w:r>
           </w:p>
         </w:tc>
         <w:tc>
@@ -2991,7 +3361,7 @@
           </w:tcPr>
           <w:p>
             <w:pPr>
-              <w:pStyle w:val="890"/>
+              <w:pStyle w:val="927"/>
               <w:pBdr/>
               <w:spacing/>
               <w:ind w:right="293"/>
@@ -3046,6 +3416,11 @@
                 <w:sz w:val="18"/>
               </w:rPr>
             </w:r>
+            <w:r>
+              <w:rPr>
+                <w:sz w:val="18"/>
+              </w:rPr>
+            </w:r>
           </w:p>
         </w:tc>
         <w:tc>
@@ -3062,7 +3437,7 @@
           </w:tcPr>
           <w:p>
             <w:pPr>
-              <w:pStyle w:val="890"/>
+              <w:pStyle w:val="927"/>
               <w:pBdr/>
               <w:spacing/>
               <w:ind w:right="293"/>
@@ -3115,6 +3490,11 @@
                 <w:sz w:val="18"/>
               </w:rPr>
             </w:r>
+            <w:r>
+              <w:rPr>
+                <w:sz w:val="18"/>
+              </w:rPr>
+            </w:r>
           </w:p>
         </w:tc>
         <w:tc>
@@ -3131,7 +3511,7 @@
           </w:tcPr>
           <w:p>
             <w:pPr>
-              <w:pStyle w:val="890"/>
+              <w:pStyle w:val="927"/>
               <w:pBdr/>
               <w:spacing/>
               <w:ind w:right="75"/>
@@ -3140,6 +3520,11 @@
                 <w:sz w:val="18"/>
               </w:rPr>
             </w:pPr>
+            <w:r>
+              <w:rPr>
+                <w:sz w:val="18"/>
+              </w:rPr>
+            </w:r>
             <w:r>
               <w:rPr>
                 <w:sz w:val="18"/>
@@ -3167,7 +3552,7 @@
           </w:tcPr>
           <w:p>
             <w:pPr>
-              <w:pStyle w:val="890"/>
+              <w:pStyle w:val="927"/>
               <w:pBdr/>
               <w:spacing w:line="225" w:lineRule="exact"/>
               <w:ind w:left="43"/>
@@ -3191,7 +3576,11 @@
             <w:bookmarkStart w:id="1" w:name="_GoBack"/>
             <w:r/>
             <w:bookmarkEnd w:id="1"/>
-            <w:r/>
+            <w:r>
+              <w:rPr>
+                <w:sz w:val="20"/>
+              </w:rPr>
+            </w:r>
             <w:r>
               <w:rPr>
                 <w:sz w:val="20"/>
@@ -3211,7 +3600,7 @@
           </w:tcPr>
           <w:p>
             <w:pPr>
-              <w:pStyle w:val="890"/>
+              <w:pStyle w:val="927"/>
               <w:pBdr/>
               <w:spacing/>
               <w:ind w:right="75"/>
@@ -3226,6 +3615,11 @@
                 <w:sz w:val="18"/>
               </w:rPr>
               <w:t xml:space="preserve">{#deduction}{total}{/deduction}</w:t>
+            </w:r>
+            <w:r>
+              <w:rPr>
+                <w:sz w:val="18"/>
+              </w:rPr>
             </w:r>
             <w:r>
               <w:rPr>
@@ -3254,7 +3648,7 @@
           </w:tcPr>
           <w:p>
             <w:pPr>
-              <w:pStyle w:val="890"/>
+              <w:pStyle w:val="927"/>
               <w:pBdr/>
               <w:tabs>
                 <w:tab w:val="left" w:leader="none" w:pos="4602"/>
@@ -3299,10 +3693,16 @@
                 <w:sz w:val="18"/>
               </w:rPr>
             </w:r>
+            <w:r>
+              <w:rPr>
+                <w:b/>
+                <w:sz w:val="18"/>
+              </w:rPr>
+            </w:r>
           </w:p>
           <w:p>
             <w:pPr>
-              <w:pStyle w:val="890"/>
+              <w:pStyle w:val="927"/>
               <w:pBdr/>
               <w:spacing w:before="141"/>
               <w:ind w:left="72"/>
@@ -3332,13 +3732,19 @@
                 <w:sz w:val="18"/>
               </w:rPr>
             </w:r>
+            <w:r>
+              <w:rPr>
+                <w:i/>
+                <w:sz w:val="18"/>
+              </w:rPr>
+            </w:r>
           </w:p>
         </w:tc>
       </w:tr>
     </w:tbl>
     <w:p>
       <w:pPr>
-        <w:pStyle w:val="630"/>
+        <w:pStyle w:val="667"/>
         <w:pBdr/>
         <w:spacing w:before="42"/>
         <w:ind w:right="3318" w:left="3328"/>
@@ -3358,7 +3764,7 @@
     </w:p>
     <w:p>
       <w:pPr>
-        <w:pStyle w:val="630"/>
+        <w:pStyle w:val="667"/>
         <w:pBdr/>
         <w:spacing/>
         <w:ind/>
@@ -3366,6 +3772,11 @@
           <w:sz w:val="20"/>
         </w:rPr>
       </w:pPr>
+      <w:r>
+        <w:rPr>
+          <w:sz w:val="20"/>
+        </w:rPr>
+      </w:r>
       <w:r>
         <w:rPr>
           <w:sz w:val="20"/>
@@ -3379,7 +3790,7 @@
     </w:p>
     <w:p>
       <w:pPr>
-        <w:pStyle w:val="630"/>
+        <w:pStyle w:val="667"/>
         <w:pBdr/>
         <w:spacing/>
         <w:ind/>
@@ -3387,6 +3798,11 @@
           <w:sz w:val="20"/>
         </w:rPr>
       </w:pPr>
+      <w:r>
+        <w:rPr>
+          <w:sz w:val="20"/>
+        </w:rPr>
+      </w:r>
       <w:r>
         <w:rPr>
           <w:sz w:val="20"/>
@@ -3400,7 +3816,7 @@
     </w:p>
     <w:p>
       <w:pPr>
-        <w:pStyle w:val="630"/>
+        <w:pStyle w:val="667"/>
         <w:pBdr/>
         <w:spacing/>
         <w:ind/>
@@ -3408,6 +3824,11 @@
           <w:sz w:val="20"/>
         </w:rPr>
       </w:pPr>
+      <w:r>
+        <w:rPr>
+          <w:sz w:val="20"/>
+        </w:rPr>
+      </w:r>
       <w:r>
         <w:rPr>
           <w:sz w:val="20"/>
@@ -3421,7 +3842,7 @@
     </w:p>
     <w:p>
       <w:pPr>
-        <w:pStyle w:val="630"/>
+        <w:pStyle w:val="667"/>
         <w:pBdr/>
         <w:spacing/>
         <w:ind/>
@@ -3429,6 +3850,11 @@
           <w:sz w:val="20"/>
         </w:rPr>
       </w:pPr>
+      <w:r>
+        <w:rPr>
+          <w:sz w:val="20"/>
+        </w:rPr>
+      </w:r>
       <w:r>
         <w:rPr>
           <w:sz w:val="20"/>
@@ -3442,7 +3868,7 @@
     </w:p>
     <w:p>
       <w:pPr>
-        <w:pStyle w:val="630"/>
+        <w:pStyle w:val="667"/>
         <w:pBdr/>
         <w:spacing/>
         <w:ind/>
@@ -3450,6 +3876,11 @@
           <w:sz w:val="20"/>
         </w:rPr>
       </w:pPr>
+      <w:r>
+        <w:rPr>
+          <w:sz w:val="20"/>
+        </w:rPr>
+      </w:r>
       <w:r>
         <w:rPr>
           <w:sz w:val="20"/>
@@ -3463,7 +3894,7 @@
     </w:p>
     <w:p>
       <w:pPr>
-        <w:pStyle w:val="630"/>
+        <w:pStyle w:val="667"/>
         <w:pBdr/>
         <w:spacing/>
         <w:ind/>
@@ -3471,6 +3902,11 @@
           <w:sz w:val="20"/>
         </w:rPr>
       </w:pPr>
+      <w:r>
+        <w:rPr>
+          <w:sz w:val="20"/>
+        </w:rPr>
+      </w:r>
       <w:r>
         <w:rPr>
           <w:sz w:val="20"/>
@@ -3484,7 +3920,7 @@
     </w:p>
     <w:p>
       <w:pPr>
-        <w:pStyle w:val="630"/>
+        <w:pStyle w:val="667"/>
         <w:pBdr/>
         <w:spacing/>
         <w:ind/>
@@ -3492,6 +3928,11 @@
           <w:sz w:val="20"/>
         </w:rPr>
       </w:pPr>
+      <w:r>
+        <w:rPr>
+          <w:sz w:val="20"/>
+        </w:rPr>
+      </w:r>
       <w:r>
         <w:rPr>
           <w:sz w:val="20"/>
@@ -3505,7 +3946,7 @@
     </w:p>
     <w:p>
       <w:pPr>
-        <w:pStyle w:val="630"/>
+        <w:pStyle w:val="667"/>
         <w:pBdr/>
         <w:spacing/>
         <w:ind/>
@@ -3513,6 +3954,11 @@
           <w:sz w:val="20"/>
         </w:rPr>
       </w:pPr>
+      <w:r>
+        <w:rPr>
+          <w:sz w:val="20"/>
+        </w:rPr>
+      </w:r>
       <w:r>
         <w:rPr>
           <w:sz w:val="20"/>
@@ -3526,7 +3972,7 @@
     </w:p>
     <w:p>
       <w:pPr>
-        <w:pStyle w:val="630"/>
+        <w:pStyle w:val="667"/>
         <w:pBdr/>
         <w:spacing/>
         <w:ind/>
@@ -3534,6 +3980,11 @@
           <w:sz w:val="20"/>
         </w:rPr>
       </w:pPr>
+      <w:r>
+        <w:rPr>
+          <w:sz w:val="20"/>
+        </w:rPr>
+      </w:r>
       <w:r>
         <w:rPr>
           <w:sz w:val="20"/>
@@ -3547,7 +3998,7 @@
     </w:p>
     <w:p>
       <w:pPr>
-        <w:pStyle w:val="630"/>
+        <w:pStyle w:val="667"/>
         <w:pBdr/>
         <w:spacing/>
         <w:ind/>
@@ -3555,6 +4006,11 @@
           <w:sz w:val="20"/>
         </w:rPr>
       </w:pPr>
+      <w:r>
+        <w:rPr>
+          <w:sz w:val="20"/>
+        </w:rPr>
+      </w:r>
       <w:r>
         <w:rPr>
           <w:sz w:val="20"/>
@@ -3568,7 +4024,7 @@
     </w:p>
     <w:p>
       <w:pPr>
-        <w:pStyle w:val="630"/>
+        <w:pStyle w:val="667"/>
         <w:pBdr/>
         <w:spacing/>
         <w:ind/>
@@ -3576,6 +4032,11 @@
           <w:sz w:val="20"/>
         </w:rPr>
       </w:pPr>
+      <w:r>
+        <w:rPr>
+          <w:sz w:val="20"/>
+        </w:rPr>
+      </w:r>
       <w:r>
         <w:rPr>
           <w:sz w:val="20"/>
@@ -3589,7 +4050,7 @@
     </w:p>
     <w:p>
       <w:pPr>
-        <w:pStyle w:val="630"/>
+        <w:pStyle w:val="667"/>
         <w:pBdr/>
         <w:spacing/>
         <w:ind/>
@@ -3597,6 +4058,11 @@
           <w:sz w:val="20"/>
         </w:rPr>
       </w:pPr>
+      <w:r>
+        <w:rPr>
+          <w:sz w:val="20"/>
+        </w:rPr>
+      </w:r>
       <w:r>
         <w:rPr>
           <w:sz w:val="20"/>
@@ -3610,7 +4076,7 @@
     </w:p>
     <w:p>
       <w:pPr>
-        <w:pStyle w:val="630"/>
+        <w:pStyle w:val="667"/>
         <w:pBdr/>
         <w:spacing/>
         <w:ind/>
@@ -3618,6 +4084,11 @@
           <w:sz w:val="20"/>
         </w:rPr>
       </w:pPr>
+      <w:r>
+        <w:rPr>
+          <w:sz w:val="20"/>
+        </w:rPr>
+      </w:r>
       <w:r>
         <w:rPr>
           <w:sz w:val="20"/>
@@ -3631,7 +4102,7 @@
     </w:p>
     <w:p>
       <w:pPr>
-        <w:pStyle w:val="630"/>
+        <w:pStyle w:val="667"/>
         <w:pBdr/>
         <w:spacing/>
         <w:ind/>
@@ -3639,6 +4110,11 @@
           <w:sz w:val="20"/>
         </w:rPr>
       </w:pPr>
+      <w:r>
+        <w:rPr>
+          <w:sz w:val="20"/>
+        </w:rPr>
+      </w:r>
       <w:r>
         <w:rPr>
           <w:sz w:val="20"/>
@@ -3652,7 +4128,7 @@
     </w:p>
     <w:p>
       <w:pPr>
-        <w:pStyle w:val="630"/>
+        <w:pStyle w:val="667"/>
         <w:pBdr/>
         <w:spacing/>
         <w:ind/>
@@ -3660,6 +4136,11 @@
           <w:sz w:val="20"/>
         </w:rPr>
       </w:pPr>
+      <w:r>
+        <w:rPr>
+          <w:sz w:val="20"/>
+        </w:rPr>
+      </w:r>
       <w:r>
         <w:rPr>
           <w:sz w:val="20"/>
@@ -3673,7 +4154,7 @@
     </w:p>
     <w:p>
       <w:pPr>
-        <w:pStyle w:val="630"/>
+        <w:pStyle w:val="667"/>
         <w:pBdr/>
         <w:spacing/>
         <w:ind/>
@@ -3681,6 +4162,11 @@
           <w:sz w:val="20"/>
         </w:rPr>
       </w:pPr>
+      <w:r>
+        <w:rPr>
+          <w:sz w:val="20"/>
+        </w:rPr>
+      </w:r>
       <w:r>
         <w:rPr>
           <w:sz w:val="20"/>
@@ -3694,7 +4180,7 @@
     </w:p>
     <w:p>
       <w:pPr>
-        <w:pStyle w:val="630"/>
+        <w:pStyle w:val="667"/>
         <w:pBdr/>
         <w:spacing/>
         <w:ind/>
@@ -3702,6 +4188,11 @@
           <w:sz w:val="20"/>
         </w:rPr>
       </w:pPr>
+      <w:r>
+        <w:rPr>
+          <w:sz w:val="20"/>
+        </w:rPr>
+      </w:r>
       <w:r>
         <w:rPr>
           <w:sz w:val="20"/>
@@ -3715,7 +4206,7 @@
     </w:p>
     <w:p>
       <w:pPr>
-        <w:pStyle w:val="630"/>
+        <w:pStyle w:val="667"/>
         <w:pBdr/>
         <w:spacing/>
         <w:ind/>
@@ -3723,6 +4214,11 @@
           <w:sz w:val="20"/>
         </w:rPr>
       </w:pPr>
+      <w:r>
+        <w:rPr>
+          <w:sz w:val="20"/>
+        </w:rPr>
+      </w:r>
       <w:r>
         <w:rPr>
           <w:sz w:val="20"/>
@@ -3736,7 +4232,7 @@
     </w:p>
     <w:p>
       <w:pPr>
-        <w:pStyle w:val="630"/>
+        <w:pStyle w:val="667"/>
         <w:pBdr/>
         <w:spacing/>
         <w:ind/>
@@ -3744,6 +4240,11 @@
           <w:sz w:val="20"/>
         </w:rPr>
       </w:pPr>
+      <w:r>
+        <w:rPr>
+          <w:sz w:val="20"/>
+        </w:rPr>
+      </w:r>
       <w:r>
         <w:rPr>
           <w:sz w:val="20"/>
@@ -3757,7 +4258,7 @@
     </w:p>
     <w:p>
       <w:pPr>
-        <w:pStyle w:val="630"/>
+        <w:pStyle w:val="667"/>
         <w:pBdr/>
         <w:spacing/>
         <w:ind/>
@@ -3765,6 +4266,11 @@
           <w:sz w:val="20"/>
         </w:rPr>
       </w:pPr>
+      <w:r>
+        <w:rPr>
+          <w:sz w:val="20"/>
+        </w:rPr>
+      </w:r>
       <w:r>
         <w:rPr>
           <w:sz w:val="20"/>
@@ -3778,7 +4284,7 @@
     </w:p>
     <w:p>
       <w:pPr>
-        <w:pStyle w:val="630"/>
+        <w:pStyle w:val="667"/>
         <w:pBdr/>
         <w:spacing/>
         <w:ind/>
@@ -3786,6 +4292,11 @@
           <w:sz w:val="20"/>
         </w:rPr>
       </w:pPr>
+      <w:r>
+        <w:rPr>
+          <w:sz w:val="20"/>
+        </w:rPr>
+      </w:r>
       <w:r>
         <w:rPr>
           <w:sz w:val="20"/>
@@ -3799,7 +4310,7 @@
     </w:p>
     <w:p>
       <w:pPr>
-        <w:pStyle w:val="630"/>
+        <w:pStyle w:val="667"/>
         <w:pBdr/>
         <w:spacing/>
         <w:ind/>
@@ -3807,6 +4318,11 @@
           <w:sz w:val="20"/>
         </w:rPr>
       </w:pPr>
+      <w:r>
+        <w:rPr>
+          <w:sz w:val="20"/>
+        </w:rPr>
+      </w:r>
       <w:r>
         <w:rPr>
           <w:sz w:val="20"/>
@@ -3820,7 +4336,7 @@
     </w:p>
     <w:p>
       <w:pPr>
-        <w:pStyle w:val="630"/>
+        <w:pStyle w:val="667"/>
         <w:pBdr/>
         <w:spacing/>
         <w:ind/>
@@ -3828,6 +4344,11 @@
           <w:sz w:val="20"/>
         </w:rPr>
       </w:pPr>
+      <w:r>
+        <w:rPr>
+          <w:sz w:val="20"/>
+        </w:rPr>
+      </w:r>
       <w:r>
         <w:rPr>
           <w:sz w:val="20"/>
@@ -3841,7 +4362,7 @@
     </w:p>
     <w:p>
       <w:pPr>
-        <w:pStyle w:val="630"/>
+        <w:pStyle w:val="667"/>
         <w:pBdr/>
         <w:spacing/>
         <w:ind/>
@@ -3849,6 +4370,11 @@
           <w:sz w:val="20"/>
         </w:rPr>
       </w:pPr>
+      <w:r>
+        <w:rPr>
+          <w:sz w:val="20"/>
+        </w:rPr>
+      </w:r>
       <w:r>
         <w:rPr>
           <w:sz w:val="20"/>
@@ -3862,7 +4388,7 @@
     </w:p>
     <w:p>
       <w:pPr>
-        <w:pStyle w:val="630"/>
+        <w:pStyle w:val="667"/>
         <w:pBdr/>
         <w:spacing/>
         <w:ind/>
@@ -3870,6 +4396,11 @@
           <w:sz w:val="20"/>
         </w:rPr>
       </w:pPr>
+      <w:r>
+        <w:rPr>
+          <w:sz w:val="20"/>
+        </w:rPr>
+      </w:r>
       <w:r>
         <w:rPr>
           <w:sz w:val="20"/>
@@ -3883,7 +4414,7 @@
     </w:p>
     <w:p>
       <w:pPr>
-        <w:pStyle w:val="630"/>
+        <w:pStyle w:val="667"/>
         <w:pBdr/>
         <w:spacing/>
         <w:ind/>
@@ -3891,6 +4422,11 @@
           <w:sz w:val="20"/>
         </w:rPr>
       </w:pPr>
+      <w:r>
+        <w:rPr>
+          <w:sz w:val="20"/>
+        </w:rPr>
+      </w:r>
       <w:r>
         <w:rPr>
           <w:sz w:val="20"/>
@@ -3904,7 +4440,7 @@
     </w:p>
     <w:p>
       <w:pPr>
-        <w:pStyle w:val="630"/>
+        <w:pStyle w:val="667"/>
         <w:pBdr/>
         <w:spacing/>
         <w:ind/>
@@ -3912,6 +4448,11 @@
           <w:sz w:val="20"/>
         </w:rPr>
       </w:pPr>
+      <w:r>
+        <w:rPr>
+          <w:sz w:val="20"/>
+        </w:rPr>
+      </w:r>
       <w:r>
         <w:rPr>
           <w:sz w:val="20"/>
@@ -3925,7 +4466,7 @@
     </w:p>
     <w:p>
       <w:pPr>
-        <w:pStyle w:val="630"/>
+        <w:pStyle w:val="667"/>
         <w:pBdr/>
         <w:spacing/>
         <w:ind/>
@@ -3933,6 +4474,11 @@
           <w:sz w:val="20"/>
         </w:rPr>
       </w:pPr>
+      <w:r>
+        <w:rPr>
+          <w:sz w:val="20"/>
+        </w:rPr>
+      </w:r>
       <w:r>
         <w:rPr>
           <w:sz w:val="20"/>
@@ -3946,7 +4492,7 @@
     </w:p>
     <w:p>
       <w:pPr>
-        <w:pStyle w:val="630"/>
+        <w:pStyle w:val="667"/>
         <w:pBdr/>
         <w:spacing/>
         <w:ind/>
@@ -3954,6 +4500,11 @@
           <w:sz w:val="20"/>
         </w:rPr>
       </w:pPr>
+      <w:r>
+        <w:rPr>
+          <w:sz w:val="20"/>
+        </w:rPr>
+      </w:r>
       <w:r>
         <w:rPr>
           <w:sz w:val="20"/>
@@ -3967,7 +4518,7 @@
     </w:p>
     <w:p>
       <w:pPr>
-        <w:pStyle w:val="630"/>
+        <w:pStyle w:val="667"/>
         <w:pBdr/>
         <w:spacing/>
         <w:ind/>
@@ -3975,6 +4526,11 @@
           <w:sz w:val="20"/>
         </w:rPr>
       </w:pPr>
+      <w:r>
+        <w:rPr>
+          <w:sz w:val="20"/>
+        </w:rPr>
+      </w:r>
       <w:r>
         <w:rPr>
           <w:sz w:val="20"/>
@@ -3988,7 +4544,7 @@
     </w:p>
     <w:p>
       <w:pPr>
-        <w:pStyle w:val="630"/>
+        <w:pStyle w:val="667"/>
         <w:pBdr/>
         <w:spacing/>
         <w:ind/>
@@ -3996,6 +4552,11 @@
           <w:sz w:val="20"/>
         </w:rPr>
       </w:pPr>
+      <w:r>
+        <w:rPr>
+          <w:sz w:val="20"/>
+        </w:rPr>
+      </w:r>
       <w:r>
         <w:rPr>
           <w:sz w:val="20"/>
@@ -4009,7 +4570,7 @@
     </w:p>
     <w:p>
       <w:pPr>
-        <w:pStyle w:val="630"/>
+        <w:pStyle w:val="667"/>
         <w:pBdr/>
         <w:spacing/>
         <w:ind/>
@@ -4017,6 +4578,11 @@
           <w:sz w:val="20"/>
         </w:rPr>
       </w:pPr>
+      <w:r>
+        <w:rPr>
+          <w:sz w:val="20"/>
+        </w:rPr>
+      </w:r>
       <w:r>
         <w:rPr>
           <w:sz w:val="20"/>
@@ -4030,7 +4596,7 @@
     </w:p>
     <w:p>
       <w:pPr>
-        <w:pStyle w:val="630"/>
+        <w:pStyle w:val="667"/>
         <w:pBdr/>
         <w:spacing/>
         <w:ind/>
@@ -4038,6 +4604,11 @@
           <w:sz w:val="20"/>
         </w:rPr>
       </w:pPr>
+      <w:r>
+        <w:rPr>
+          <w:sz w:val="20"/>
+        </w:rPr>
+      </w:r>
       <w:r>
         <w:rPr>
           <w:sz w:val="20"/>
@@ -4051,7 +4622,7 @@
     </w:p>
     <w:p>
       <w:pPr>
-        <w:pStyle w:val="630"/>
+        <w:pStyle w:val="667"/>
         <w:pBdr/>
         <w:spacing/>
         <w:ind/>
@@ -4059,6 +4630,11 @@
           <w:sz w:val="20"/>
         </w:rPr>
       </w:pPr>
+      <w:r>
+        <w:rPr>
+          <w:sz w:val="20"/>
+        </w:rPr>
+      </w:r>
       <w:r>
         <w:rPr>
           <w:sz w:val="20"/>
@@ -4072,7 +4648,7 @@
     </w:p>
     <w:p>
       <w:pPr>
-        <w:pStyle w:val="630"/>
+        <w:pStyle w:val="667"/>
         <w:pBdr/>
         <w:spacing/>
         <w:ind/>
@@ -4080,6 +4656,11 @@
           <w:sz w:val="20"/>
         </w:rPr>
       </w:pPr>
+      <w:r>
+        <w:rPr>
+          <w:sz w:val="20"/>
+        </w:rPr>
+      </w:r>
       <w:r>
         <w:rPr>
           <w:sz w:val="20"/>
@@ -4093,7 +4674,7 @@
     </w:p>
     <w:p>
       <w:pPr>
-        <w:pStyle w:val="630"/>
+        <w:pStyle w:val="667"/>
         <w:pBdr/>
         <w:spacing/>
         <w:ind/>
@@ -4101,6 +4682,11 @@
           <w:sz w:val="20"/>
         </w:rPr>
       </w:pPr>
+      <w:r>
+        <w:rPr>
+          <w:sz w:val="20"/>
+        </w:rPr>
+      </w:r>
       <w:r>
         <w:rPr>
           <w:sz w:val="20"/>
@@ -4114,7 +4700,7 @@
     </w:p>
     <w:p>
       <w:pPr>
-        <w:pStyle w:val="630"/>
+        <w:pStyle w:val="667"/>
         <w:pBdr/>
         <w:spacing/>
         <w:ind/>
@@ -4122,6 +4708,11 @@
           <w:sz w:val="20"/>
         </w:rPr>
       </w:pPr>
+      <w:r>
+        <w:rPr>
+          <w:sz w:val="20"/>
+        </w:rPr>
+      </w:r>
       <w:r>
         <w:rPr>
           <w:sz w:val="20"/>
@@ -4155,7 +4746,6 @@
         <w:ind/>
         <w:rPr/>
       </w:pPr>
-      <w:r/>
       <w:r>
         <w:separator/>
       </w:r>
@@ -4170,7 +4760,6 @@
         <w:ind/>
         <w:rPr/>
       </w:pPr>
-      <w:r/>
       <w:r>
         <w:continuationSeparator/>
       </w:r>
@@ -4190,7 +4779,6 @@
         <w:ind/>
         <w:rPr/>
       </w:pPr>
-      <w:r/>
       <w:r>
         <w:separator/>
       </w:r>
@@ -4205,7 +4793,6 @@
         <w:ind/>
         <w:rPr/>
       </w:pPr>
-      <w:r/>
       <w:r>
         <w:continuationSeparator/>
       </w:r>
@@ -4370,10 +4957,10 @@
     <w:lsdException w:name="Bibliography" w:uiPriority="37"/>
     <w:lsdException w:name="TOC Heading" w:uiPriority="39" w:qFormat="1"/>
   </w:latentStyles>
-  <w:style w:type="character" w:styleId="47">
+  <w:style w:type="character" w:styleId="654">
     <w:name w:val="Caption Char"/>
-    <w:basedOn w:val="631"/>
-    <w:link w:val="636"/>
+    <w:basedOn w:val="668"/>
+    <w:link w:val="673"/>
     <w:uiPriority w:val="99"/>
     <w:pPr>
       <w:pBdr/>
@@ -4381,7 +4968,7 @@
       <w:ind/>
     </w:pPr>
   </w:style>
-  <w:style w:type="paragraph" w:styleId="618" w:default="1">
+  <w:style w:type="paragraph" w:styleId="655" w:default="1">
     <w:name w:val="Normal"/>
     <w:uiPriority w:val="1"/>
     <w:qFormat/>
@@ -4398,11 +4985,11 @@
       <w:lang w:val="en-US" w:eastAsia="en-US" w:bidi="ar-SA"/>
     </w:rPr>
   </w:style>
-  <w:style w:type="paragraph" w:styleId="619">
+  <w:style w:type="paragraph" w:styleId="656">
     <w:name w:val="Heading 1"/>
-    <w:basedOn w:val="618"/>
-    <w:next w:val="618"/>
-    <w:link w:val="863"/>
+    <w:basedOn w:val="655"/>
+    <w:next w:val="655"/>
+    <w:link w:val="900"/>
     <w:uiPriority w:val="9"/>
     <w:qFormat/>
     <w:pPr>
@@ -4420,11 +5007,11 @@
       <w:szCs w:val="40"/>
     </w:rPr>
   </w:style>
-  <w:style w:type="paragraph" w:styleId="620">
+  <w:style w:type="paragraph" w:styleId="657">
     <w:name w:val="Heading 2"/>
-    <w:basedOn w:val="618"/>
-    <w:next w:val="618"/>
-    <w:link w:val="864"/>
+    <w:basedOn w:val="655"/>
+    <w:next w:val="655"/>
+    <w:link w:val="901"/>
     <w:uiPriority w:val="9"/>
     <w:unhideWhenUsed/>
     <w:qFormat/>
@@ -4443,11 +5030,11 @@
       <w:szCs w:val="32"/>
     </w:rPr>
   </w:style>
-  <w:style w:type="paragraph" w:styleId="621">
+  <w:style w:type="paragraph" w:styleId="658">
     <w:name w:val="Heading 3"/>
-    <w:basedOn w:val="618"/>
-    <w:next w:val="618"/>
-    <w:link w:val="865"/>
+    <w:basedOn w:val="655"/>
+    <w:next w:val="655"/>
+    <w:link w:val="902"/>
     <w:uiPriority w:val="9"/>
     <w:unhideWhenUsed/>
     <w:qFormat/>
@@ -4466,11 +5053,11 @@
       <w:szCs w:val="28"/>
     </w:rPr>
   </w:style>
-  <w:style w:type="paragraph" w:styleId="622">
+  <w:style w:type="paragraph" w:styleId="659">
     <w:name w:val="Heading 4"/>
-    <w:basedOn w:val="618"/>
-    <w:next w:val="618"/>
-    <w:link w:val="866"/>
+    <w:basedOn w:val="655"/>
+    <w:next w:val="655"/>
+    <w:link w:val="903"/>
     <w:uiPriority w:val="9"/>
     <w:unhideWhenUsed/>
     <w:qFormat/>
@@ -4489,11 +5076,11 @@
       <w:color w:val="366091" w:themeColor="accent1" w:themeShade="BF"/>
     </w:rPr>
   </w:style>
-  <w:style w:type="paragraph" w:styleId="623">
+  <w:style w:type="paragraph" w:styleId="660">
     <w:name w:val="Heading 5"/>
-    <w:basedOn w:val="618"/>
-    <w:next w:val="618"/>
-    <w:link w:val="867"/>
+    <w:basedOn w:val="655"/>
+    <w:next w:val="655"/>
+    <w:link w:val="904"/>
     <w:uiPriority w:val="9"/>
     <w:unhideWhenUsed/>
     <w:qFormat/>
@@ -4510,11 +5097,11 @@
       <w:color w:val="366091" w:themeColor="accent1" w:themeShade="BF"/>
     </w:rPr>
   </w:style>
-  <w:style w:type="paragraph" w:styleId="624">
+  <w:style w:type="paragraph" w:styleId="661">
     <w:name w:val="Heading 6"/>
-    <w:basedOn w:val="618"/>
-    <w:next w:val="618"/>
-    <w:link w:val="868"/>
+    <w:basedOn w:val="655"/>
+    <w:next w:val="655"/>
+    <w:link w:val="905"/>
     <w:uiPriority w:val="9"/>
     <w:unhideWhenUsed/>
     <w:qFormat/>
@@ -4533,11 +5120,11 @@
       <w:color w:val="585858" w:themeColor="text1" w:themeTint="A6"/>
     </w:rPr>
   </w:style>
-  <w:style w:type="paragraph" w:styleId="625">
+  <w:style w:type="paragraph" w:styleId="662">
     <w:name w:val="Heading 7"/>
-    <w:basedOn w:val="618"/>
-    <w:next w:val="618"/>
-    <w:link w:val="869"/>
+    <w:basedOn w:val="655"/>
+    <w:next w:val="655"/>
+    <w:link w:val="906"/>
     <w:uiPriority w:val="9"/>
     <w:unhideWhenUsed/>
     <w:qFormat/>
@@ -4554,11 +5141,11 @@
       <w:color w:val="585858" w:themeColor="text1" w:themeTint="A6"/>
     </w:rPr>
   </w:style>
-  <w:style w:type="paragraph" w:styleId="626">
+  <w:style w:type="paragraph" w:styleId="663">
     <w:name w:val="Heading 8"/>
-    <w:basedOn w:val="618"/>
-    <w:next w:val="618"/>
-    <w:link w:val="870"/>
+    <w:basedOn w:val="655"/>
+    <w:next w:val="655"/>
+    <w:link w:val="907"/>
     <w:uiPriority w:val="9"/>
     <w:unhideWhenUsed/>
     <w:qFormat/>
@@ -4577,11 +5164,11 @@
       <w:color w:val="262626" w:themeColor="text1" w:themeTint="D8"/>
     </w:rPr>
   </w:style>
-  <w:style w:type="paragraph" w:styleId="627">
+  <w:style w:type="paragraph" w:styleId="664">
     <w:name w:val="Heading 9"/>
-    <w:basedOn w:val="618"/>
-    <w:next w:val="618"/>
-    <w:link w:val="871"/>
+    <w:basedOn w:val="655"/>
+    <w:next w:val="655"/>
+    <w:link w:val="908"/>
     <w:uiPriority w:val="9"/>
     <w:unhideWhenUsed/>
     <w:qFormat/>
@@ -4600,7 +5187,7 @@
       <w:color w:val="262626" w:themeColor="text1" w:themeTint="D8"/>
     </w:rPr>
   </w:style>
-  <w:style w:type="character" w:styleId="628" w:default="1">
+  <w:style w:type="character" w:styleId="665" w:default="1">
     <w:name w:val="Default Paragraph Font"/>
     <w:uiPriority w:val="1"/>
     <w:semiHidden/>
@@ -4612,7 +5199,7 @@
       <w:ind/>
     </w:pPr>
   </w:style>
-  <w:style w:type="table" w:styleId="629" w:default="1">
+  <w:style w:type="table" w:styleId="666" w:default="1">
     <w:name w:val="Normal Table"/>
     <w:uiPriority w:val="99"/>
     <w:semiHidden/>
@@ -4804,9 +5391,9 @@
       </w:tcPr>
     </w:tblStylePr>
   </w:style>
-  <w:style w:type="paragraph" w:styleId="630">
+  <w:style w:type="paragraph" w:styleId="667">
     <w:name w:val="Body Text"/>
-    <w:basedOn w:val="618"/>
+    <w:basedOn w:val="655"/>
     <w:uiPriority w:val="1"/>
     <w:qFormat/>
     <w:pPr>
@@ -4819,10 +5406,10 @@
       <w:szCs w:val="18"/>
     </w:rPr>
   </w:style>
-  <w:style w:type="paragraph" w:styleId="631">
+  <w:style w:type="paragraph" w:styleId="668">
     <w:name w:val="Caption"/>
-    <w:basedOn w:val="618"/>
-    <w:next w:val="618"/>
+    <w:basedOn w:val="655"/>
+    <w:next w:val="655"/>
     <w:uiPriority w:val="35"/>
     <w:unhideWhenUsed/>
     <w:qFormat/>
@@ -4839,9 +5426,9 @@
       <w:szCs w:val="18"/>
     </w:rPr>
   </w:style>
-  <w:style w:type="character" w:styleId="632">
+  <w:style w:type="character" w:styleId="669">
     <w:name w:val="Emphasis"/>
-    <w:basedOn w:val="628"/>
+    <w:basedOn w:val="665"/>
     <w:uiPriority w:val="20"/>
     <w:qFormat/>
     <w:pPr>
@@ -4854,9 +5441,9 @@
       <w:iCs/>
     </w:rPr>
   </w:style>
-  <w:style w:type="character" w:styleId="633">
+  <w:style w:type="character" w:styleId="670">
     <w:name w:val="endnote reference"/>
-    <w:basedOn w:val="628"/>
+    <w:basedOn w:val="665"/>
     <w:uiPriority w:val="99"/>
     <w:semiHidden/>
     <w:unhideWhenUsed/>
@@ -4869,10 +5456,10 @@
       <w:vertAlign w:val="superscript"/>
     </w:rPr>
   </w:style>
-  <w:style w:type="paragraph" w:styleId="634">
+  <w:style w:type="paragraph" w:styleId="671">
     <w:name w:val="endnote text"/>
-    <w:basedOn w:val="618"/>
-    <w:link w:val="887"/>
+    <w:basedOn w:val="655"/>
+    <w:link w:val="924"/>
     <w:uiPriority w:val="99"/>
     <w:semiHidden/>
     <w:unhideWhenUsed/>
@@ -4886,9 +5473,9 @@
       <w:szCs w:val="20"/>
     </w:rPr>
   </w:style>
-  <w:style w:type="character" w:styleId="635">
+  <w:style w:type="character" w:styleId="672">
     <w:name w:val="FollowedHyperlink"/>
-    <w:basedOn w:val="628"/>
+    <w:basedOn w:val="665"/>
     <w:uiPriority w:val="99"/>
     <w:semiHidden/>
     <w:unhideWhenUsed/>
@@ -4902,10 +5489,10 @@
       <w:u w:val="single"/>
     </w:rPr>
   </w:style>
-  <w:style w:type="paragraph" w:styleId="636">
+  <w:style w:type="paragraph" w:styleId="673">
     <w:name w:val="Footer"/>
-    <w:basedOn w:val="618"/>
-    <w:link w:val="885"/>
+    <w:basedOn w:val="655"/>
+    <w:link w:val="922"/>
     <w:uiPriority w:val="99"/>
     <w:unhideWhenUsed/>
     <w:pPr>
@@ -4918,9 +5505,9 @@
       <w:ind/>
     </w:pPr>
   </w:style>
-  <w:style w:type="character" w:styleId="637">
+  <w:style w:type="character" w:styleId="674">
     <w:name w:val="footnote reference"/>
-    <w:basedOn w:val="628"/>
+    <w:basedOn w:val="665"/>
     <w:uiPriority w:val="99"/>
     <w:semiHidden/>
     <w:unhideWhenUsed/>
@@ -4933,10 +5520,10 @@
       <w:vertAlign w:val="superscript"/>
     </w:rPr>
   </w:style>
-  <w:style w:type="paragraph" w:styleId="638">
+  <w:style w:type="paragraph" w:styleId="675">
     <w:name w:val="footnote text"/>
-    <w:basedOn w:val="618"/>
-    <w:link w:val="886"/>
+    <w:basedOn w:val="655"/>
+    <w:link w:val="923"/>
     <w:uiPriority w:val="99"/>
     <w:semiHidden/>
     <w:unhideWhenUsed/>
@@ -4950,10 +5537,10 @@
       <w:szCs w:val="20"/>
     </w:rPr>
   </w:style>
-  <w:style w:type="paragraph" w:styleId="639">
+  <w:style w:type="paragraph" w:styleId="676">
     <w:name w:val="Header"/>
-    <w:basedOn w:val="618"/>
-    <w:link w:val="884"/>
+    <w:basedOn w:val="655"/>
+    <w:link w:val="921"/>
     <w:uiPriority w:val="99"/>
     <w:unhideWhenUsed/>
     <w:pPr>
@@ -4966,9 +5553,9 @@
       <w:ind/>
     </w:pPr>
   </w:style>
-  <w:style w:type="character" w:styleId="640">
+  <w:style w:type="character" w:styleId="677">
     <w:name w:val="Hyperlink"/>
-    <w:basedOn w:val="628"/>
+    <w:basedOn w:val="665"/>
     <w:uiPriority w:val="99"/>
     <w:unhideWhenUsed/>
     <w:pPr>
@@ -4981,9 +5568,9 @@
       <w:u w:val="single"/>
     </w:rPr>
   </w:style>
-  <w:style w:type="character" w:styleId="641">
+  <w:style w:type="character" w:styleId="678">
     <w:name w:val="Strong"/>
-    <w:basedOn w:val="628"/>
+    <w:basedOn w:val="665"/>
     <w:uiPriority w:val="22"/>
     <w:qFormat/>
     <w:pPr>
@@ -4996,11 +5583,11 @@
       <w:bCs/>
     </w:rPr>
   </w:style>
-  <w:style w:type="paragraph" w:styleId="642">
+  <w:style w:type="paragraph" w:styleId="679">
     <w:name w:val="Subtitle"/>
-    <w:basedOn w:val="618"/>
-    <w:next w:val="618"/>
-    <w:link w:val="873"/>
+    <w:basedOn w:val="655"/>
+    <w:next w:val="655"/>
+    <w:link w:val="910"/>
     <w:uiPriority w:val="11"/>
     <w:qFormat/>
     <w:pPr>
@@ -5015,9 +5602,9 @@
       <w:szCs w:val="28"/>
     </w:rPr>
   </w:style>
-  <w:style w:type="table" w:styleId="643">
+  <w:style w:type="table" w:styleId="680">
     <w:name w:val="Table Grid"/>
-    <w:basedOn w:val="629"/>
+    <w:basedOn w:val="666"/>
     <w:uiPriority w:val="59"/>
     <w:pPr>
       <w:pBdr/>
@@ -5207,10 +5794,10 @@
       </w:tcPr>
     </w:tblStylePr>
   </w:style>
-  <w:style w:type="paragraph" w:styleId="644">
+  <w:style w:type="paragraph" w:styleId="681">
     <w:name w:val="table of figures"/>
-    <w:basedOn w:val="618"/>
-    <w:next w:val="618"/>
+    <w:basedOn w:val="655"/>
+    <w:next w:val="655"/>
     <w:uiPriority w:val="99"/>
     <w:unhideWhenUsed/>
     <w:pPr>
@@ -5219,10 +5806,10 @@
       <w:ind/>
     </w:pPr>
   </w:style>
-  <w:style w:type="paragraph" w:styleId="645">
+  <w:style w:type="paragraph" w:styleId="682">
     <w:name w:val="Title"/>
-    <w:basedOn w:val="618"/>
-    <w:link w:val="872"/>
+    <w:basedOn w:val="655"/>
+    <w:link w:val="909"/>
     <w:uiPriority w:val="1"/>
     <w:qFormat/>
     <w:pPr>
@@ -5235,10 +5822,10 @@
       <w:szCs w:val="20"/>
     </w:rPr>
   </w:style>
-  <w:style w:type="paragraph" w:styleId="646">
+  <w:style w:type="paragraph" w:styleId="683">
     <w:name w:val="toc 1"/>
-    <w:basedOn w:val="618"/>
-    <w:next w:val="618"/>
+    <w:basedOn w:val="655"/>
+    <w:next w:val="655"/>
     <w:uiPriority w:val="39"/>
     <w:unhideWhenUsed/>
     <w:pPr>
@@ -5247,10 +5834,10 @@
       <w:ind/>
     </w:pPr>
   </w:style>
-  <w:style w:type="paragraph" w:styleId="647">
+  <w:style w:type="paragraph" w:styleId="684">
     <w:name w:val="toc 2"/>
-    <w:basedOn w:val="618"/>
-    <w:next w:val="618"/>
+    <w:basedOn w:val="655"/>
+    <w:next w:val="655"/>
     <w:uiPriority w:val="39"/>
     <w:unhideWhenUsed/>
     <w:pPr>
@@ -5259,10 +5846,10 @@
       <w:ind w:left="220"/>
     </w:pPr>
   </w:style>
-  <w:style w:type="paragraph" w:styleId="648">
+  <w:style w:type="paragraph" w:styleId="685">
     <w:name w:val="toc 3"/>
-    <w:basedOn w:val="618"/>
-    <w:next w:val="618"/>
+    <w:basedOn w:val="655"/>
+    <w:next w:val="655"/>
     <w:uiPriority w:val="39"/>
     <w:unhideWhenUsed/>
     <w:pPr>
@@ -5271,10 +5858,10 @@
       <w:ind w:left="440"/>
     </w:pPr>
   </w:style>
-  <w:style w:type="paragraph" w:styleId="649">
+  <w:style w:type="paragraph" w:styleId="686">
     <w:name w:val="toc 4"/>
-    <w:basedOn w:val="618"/>
-    <w:next w:val="618"/>
+    <w:basedOn w:val="655"/>
+    <w:next w:val="655"/>
     <w:uiPriority w:val="39"/>
     <w:unhideWhenUsed/>
     <w:pPr>
@@ -5283,10 +5870,10 @@
       <w:ind w:left="660"/>
     </w:pPr>
   </w:style>
-  <w:style w:type="paragraph" w:styleId="650">
+  <w:style w:type="paragraph" w:styleId="687">
     <w:name w:val="toc 5"/>
-    <w:basedOn w:val="618"/>
-    <w:next w:val="618"/>
+    <w:basedOn w:val="655"/>
+    <w:next w:val="655"/>
     <w:uiPriority w:val="39"/>
     <w:unhideWhenUsed/>
     <w:pPr>
@@ -5295,10 +5882,10 @@
       <w:ind w:left="880"/>
     </w:pPr>
   </w:style>
-  <w:style w:type="paragraph" w:styleId="651">
+  <w:style w:type="paragraph" w:styleId="688">
     <w:name w:val="toc 6"/>
-    <w:basedOn w:val="618"/>
-    <w:next w:val="618"/>
+    <w:basedOn w:val="655"/>
+    <w:next w:val="655"/>
     <w:uiPriority w:val="39"/>
     <w:unhideWhenUsed/>
     <w:pPr>
@@ -5307,10 +5894,10 @@
       <w:ind w:left="1100"/>
     </w:pPr>
   </w:style>
-  <w:style w:type="paragraph" w:styleId="652">
+  <w:style w:type="paragraph" w:styleId="689">
     <w:name w:val="toc 7"/>
-    <w:basedOn w:val="618"/>
-    <w:next w:val="618"/>
+    <w:basedOn w:val="655"/>
+    <w:next w:val="655"/>
     <w:uiPriority w:val="39"/>
     <w:unhideWhenUsed/>
     <w:pPr>
@@ -5319,10 +5906,10 @@
       <w:ind w:left="1320"/>
     </w:pPr>
   </w:style>
-  <w:style w:type="paragraph" w:styleId="653">
+  <w:style w:type="paragraph" w:styleId="690">
     <w:name w:val="toc 8"/>
-    <w:basedOn w:val="618"/>
-    <w:next w:val="618"/>
+    <w:basedOn w:val="655"/>
+    <w:next w:val="655"/>
     <w:uiPriority w:val="39"/>
     <w:unhideWhenUsed/>
     <w:pPr>
@@ -5331,10 +5918,10 @@
       <w:ind w:left="1540"/>
     </w:pPr>
   </w:style>
-  <w:style w:type="paragraph" w:styleId="654">
+  <w:style w:type="paragraph" w:styleId="691">
     <w:name w:val="toc 9"/>
-    <w:basedOn w:val="618"/>
-    <w:next w:val="618"/>
+    <w:basedOn w:val="655"/>
+    <w:next w:val="655"/>
     <w:uiPriority w:val="39"/>
     <w:unhideWhenUsed/>
     <w:pPr>
@@ -5343,9 +5930,9 @@
       <w:ind w:left="1760"/>
     </w:pPr>
   </w:style>
-  <w:style w:type="table" w:styleId="655" w:customStyle="1">
+  <w:style w:type="table" w:styleId="692" w:customStyle="1">
     <w:name w:val="Table Grid Light"/>
-    <w:basedOn w:val="629"/>
+    <w:basedOn w:val="666"/>
     <w:uiPriority w:val="59"/>
     <w:qFormat/>
     <w:pPr>
@@ -5542,9 +6129,9 @@
       </w:tcPr>
     </w:tblStylePr>
   </w:style>
-  <w:style w:type="table" w:styleId="656" w:customStyle="1">
+  <w:style w:type="table" w:styleId="693" w:customStyle="1">
     <w:name w:val="Grid Table 1 Light - Accent 1"/>
-    <w:basedOn w:val="629"/>
+    <w:basedOn w:val="666"/>
     <w:uiPriority w:val="99"/>
     <w:qFormat/>
     <w:pPr>
@@ -5763,9 +6350,9 @@
       </w:tcPr>
     </w:tblStylePr>
   </w:style>
-  <w:style w:type="table" w:styleId="657" w:customStyle="1">
+  <w:style w:type="table" w:styleId="694" w:customStyle="1">
     <w:name w:val="Grid Table 1 Light - Accent 2"/>
-    <w:basedOn w:val="629"/>
+    <w:basedOn w:val="666"/>
     <w:uiPriority w:val="99"/>
     <w:qFormat/>
     <w:pPr>
@@ -5984,9 +6571,9 @@
       </w:tcPr>
     </w:tblStylePr>
   </w:style>
-  <w:style w:type="table" w:styleId="658" w:customStyle="1">
+  <w:style w:type="table" w:styleId="695" w:customStyle="1">
     <w:name w:val="Grid Table 1 Light - Accent 3"/>
-    <w:basedOn w:val="629"/>
+    <w:basedOn w:val="666"/>
     <w:uiPriority w:val="99"/>
     <w:qFormat/>
     <w:pPr>
@@ -6205,9 +6792,9 @@
       </w:tcPr>
     </w:tblStylePr>
   </w:style>
-  <w:style w:type="table" w:styleId="659" w:customStyle="1">
+  <w:style w:type="table" w:styleId="696" w:customStyle="1">
     <w:name w:val="Grid Table 1 Light - Accent 4"/>
-    <w:basedOn w:val="629"/>
+    <w:basedOn w:val="666"/>
     <w:uiPriority w:val="99"/>
     <w:qFormat/>
     <w:pPr>
@@ -6426,9 +7013,9 @@
       </w:tcPr>
     </w:tblStylePr>
   </w:style>
-  <w:style w:type="table" w:styleId="660" w:customStyle="1">
+  <w:style w:type="table" w:styleId="697" w:customStyle="1">
     <w:name w:val="Grid Table 1 Light - Accent 5"/>
-    <w:basedOn w:val="629"/>
+    <w:basedOn w:val="666"/>
     <w:uiPriority w:val="99"/>
     <w:qFormat/>
     <w:pPr>
@@ -6647,9 +7234,9 @@
       </w:tcPr>
     </w:tblStylePr>
   </w:style>
-  <w:style w:type="table" w:styleId="661" w:customStyle="1">
+  <w:style w:type="table" w:styleId="698" w:customStyle="1">
     <w:name w:val="Grid Table 1 Light - Accent 6"/>
-    <w:basedOn w:val="629"/>
+    <w:basedOn w:val="666"/>
     <w:uiPriority w:val="99"/>
     <w:qFormat/>
     <w:pPr>
@@ -6868,9 +7455,9 @@
       </w:tcPr>
     </w:tblStylePr>
   </w:style>
-  <w:style w:type="table" w:styleId="662" w:customStyle="1">
+  <w:style w:type="table" w:styleId="699" w:customStyle="1">
     <w:name w:val="Grid Table 2 - Accent 1"/>
-    <w:basedOn w:val="629"/>
+    <w:basedOn w:val="666"/>
     <w:uiPriority w:val="99"/>
     <w:qFormat/>
     <w:pPr>
@@ -7098,9 +7685,9 @@
       </w:tcPr>
     </w:tblStylePr>
   </w:style>
-  <w:style w:type="table" w:styleId="663" w:customStyle="1">
+  <w:style w:type="table" w:styleId="700" w:customStyle="1">
     <w:name w:val="Grid Table 2 - Accent 2"/>
-    <w:basedOn w:val="629"/>
+    <w:basedOn w:val="666"/>
     <w:uiPriority w:val="99"/>
     <w:pPr>
       <w:pBdr/>
@@ -7327,9 +7914,9 @@
       </w:tcPr>
     </w:tblStylePr>
   </w:style>
-  <w:style w:type="table" w:styleId="664" w:customStyle="1">
+  <w:style w:type="table" w:styleId="701" w:customStyle="1">
     <w:name w:val="Grid Table 2 - Accent 3"/>
-    <w:basedOn w:val="629"/>
+    <w:basedOn w:val="666"/>
     <w:uiPriority w:val="99"/>
     <w:qFormat/>
     <w:pPr>
@@ -7557,9 +8144,9 @@
       </w:tcPr>
     </w:tblStylePr>
   </w:style>
-  <w:style w:type="table" w:styleId="665" w:customStyle="1">
+  <w:style w:type="table" w:styleId="702" w:customStyle="1">
     <w:name w:val="Grid Table 2 - Accent 4"/>
-    <w:basedOn w:val="629"/>
+    <w:basedOn w:val="666"/>
     <w:uiPriority w:val="99"/>
     <w:qFormat/>
     <w:pPr>
@@ -7787,9 +8374,9 @@
       </w:tcPr>
     </w:tblStylePr>
   </w:style>
-  <w:style w:type="table" w:styleId="666" w:customStyle="1">
+  <w:style w:type="table" w:styleId="703" w:customStyle="1">
     <w:name w:val="Grid Table 2 - Accent 5"/>
-    <w:basedOn w:val="629"/>
+    <w:basedOn w:val="666"/>
     <w:uiPriority w:val="99"/>
     <w:qFormat/>
     <w:pPr>
@@ -8017,9 +8604,9 @@
       </w:tcPr>
     </w:tblStylePr>
   </w:style>
-  <w:style w:type="table" w:styleId="667" w:customStyle="1">
+  <w:style w:type="table" w:styleId="704" w:customStyle="1">
     <w:name w:val="Grid Table 2 - Accent 6"/>
-    <w:basedOn w:val="629"/>
+    <w:basedOn w:val="666"/>
     <w:uiPriority w:val="99"/>
     <w:qFormat/>
     <w:pPr>
@@ -8247,9 +8834,9 @@
       </w:tcPr>
     </w:tblStylePr>
   </w:style>
-  <w:style w:type="table" w:styleId="668" w:customStyle="1">
+  <w:style w:type="table" w:styleId="705" w:customStyle="1">
     <w:name w:val="Grid Table 3 - Accent 1"/>
-    <w:basedOn w:val="629"/>
+    <w:basedOn w:val="666"/>
     <w:uiPriority w:val="99"/>
     <w:qFormat/>
     <w:pPr>
@@ -8490,9 +9077,9 @@
       </w:tcPr>
     </w:tblStylePr>
   </w:style>
-  <w:style w:type="table" w:styleId="669" w:customStyle="1">
+  <w:style w:type="table" w:styleId="706" w:customStyle="1">
     <w:name w:val="Grid Table 3 - Accent 2"/>
-    <w:basedOn w:val="629"/>
+    <w:basedOn w:val="666"/>
     <w:uiPriority w:val="99"/>
     <w:pPr>
       <w:pBdr/>
@@ -8732,9 +9319,9 @@
       </w:tcPr>
     </w:tblStylePr>
   </w:style>
-  <w:style w:type="table" w:styleId="670" w:customStyle="1">
+  <w:style w:type="table" w:styleId="707" w:customStyle="1">
     <w:name w:val="Grid Table 3 - Accent 3"/>
-    <w:basedOn w:val="629"/>
+    <w:basedOn w:val="666"/>
     <w:uiPriority w:val="99"/>
     <w:qFormat/>
     <w:pPr>
@@ -8975,9 +9562,9 @@
       </w:tcPr>
     </w:tblStylePr>
   </w:style>
-  <w:style w:type="table" w:styleId="671" w:customStyle="1">
+  <w:style w:type="table" w:styleId="708" w:customStyle="1">
     <w:name w:val="Grid Table 3 - Accent 4"/>
-    <w:basedOn w:val="629"/>
+    <w:basedOn w:val="666"/>
     <w:uiPriority w:val="99"/>
     <w:pPr>
       <w:pBdr/>
@@ -9217,9 +9804,9 @@
       </w:tcPr>
     </w:tblStylePr>
   </w:style>
-  <w:style w:type="table" w:styleId="672" w:customStyle="1">
+  <w:style w:type="table" w:styleId="709" w:customStyle="1">
     <w:name w:val="Grid Table 3 - Accent 5"/>
-    <w:basedOn w:val="629"/>
+    <w:basedOn w:val="666"/>
     <w:uiPriority w:val="99"/>
     <w:pPr>
       <w:pBdr/>
@@ -9459,9 +10046,9 @@
       </w:tcPr>
     </w:tblStylePr>
   </w:style>
-  <w:style w:type="table" w:styleId="673" w:customStyle="1">
+  <w:style w:type="table" w:styleId="710" w:customStyle="1">
     <w:name w:val="Grid Table 3 - Accent 6"/>
-    <w:basedOn w:val="629"/>
+    <w:basedOn w:val="666"/>
     <w:uiPriority w:val="99"/>
     <w:pPr>
       <w:pBdr/>
@@ -9701,9 +10288,9 @@
       </w:tcPr>
     </w:tblStylePr>
   </w:style>
-  <w:style w:type="table" w:styleId="674" w:customStyle="1">
+  <w:style w:type="table" w:styleId="711" w:customStyle="1">
     <w:name w:val="Grid Table 4 - Accent 1"/>
-    <w:basedOn w:val="629"/>
+    <w:basedOn w:val="666"/>
     <w:uiPriority w:val="59"/>
     <w:pPr>
       <w:pBdr/>
@@ -9931,9 +10518,9 @@
       </w:tcPr>
     </w:tblStylePr>
   </w:style>
-  <w:style w:type="table" w:styleId="675" w:customStyle="1">
+  <w:style w:type="table" w:styleId="712" w:customStyle="1">
     <w:name w:val="Grid Table 4 - Accent 2"/>
-    <w:basedOn w:val="629"/>
+    <w:basedOn w:val="666"/>
     <w:uiPriority w:val="59"/>
     <w:pPr>
       <w:pBdr/>
@@ -10161,9 +10748,9 @@
       </w:tcPr>
     </w:tblStylePr>
   </w:style>
-  <w:style w:type="table" w:styleId="676" w:customStyle="1">
+  <w:style w:type="table" w:styleId="713" w:customStyle="1">
     <w:name w:val="Grid Table 4 - Accent 3"/>
-    <w:basedOn w:val="629"/>
+    <w:basedOn w:val="666"/>
     <w:uiPriority w:val="59"/>
     <w:pPr>
       <w:pBdr/>
@@ -10391,9 +10978,9 @@
       </w:tcPr>
     </w:tblStylePr>
   </w:style>
-  <w:style w:type="table" w:styleId="677" w:customStyle="1">
+  <w:style w:type="table" w:styleId="714" w:customStyle="1">
     <w:name w:val="Grid Table 4 - Accent 4"/>
-    <w:basedOn w:val="629"/>
+    <w:basedOn w:val="666"/>
     <w:uiPriority w:val="59"/>
     <w:pPr>
       <w:pBdr/>
@@ -10621,9 +11208,9 @@
       </w:tcPr>
     </w:tblStylePr>
   </w:style>
-  <w:style w:type="table" w:styleId="678" w:customStyle="1">
+  <w:style w:type="table" w:styleId="715" w:customStyle="1">
     <w:name w:val="Grid Table 4 - Accent 5"/>
-    <w:basedOn w:val="629"/>
+    <w:basedOn w:val="666"/>
     <w:uiPriority w:val="59"/>
     <w:pPr>
       <w:pBdr/>
@@ -10851,9 +11438,9 @@
       </w:tcPr>
     </w:tblStylePr>
   </w:style>
-  <w:style w:type="table" w:styleId="679" w:customStyle="1">
+  <w:style w:type="table" w:styleId="716" w:customStyle="1">
     <w:name w:val="Grid Table 4 - Accent 6"/>
-    <w:basedOn w:val="629"/>
+    <w:basedOn w:val="666"/>
     <w:uiPriority w:val="59"/>
     <w:pPr>
       <w:pBdr/>
@@ -11081,9 +11668,9 @@
       </w:tcPr>
     </w:tblStylePr>
   </w:style>
-  <w:style w:type="table" w:styleId="680" w:customStyle="1">
+  <w:style w:type="table" w:styleId="717" w:customStyle="1">
     <w:name w:val="Grid Table 5 Dark - Accent 2"/>
-    <w:basedOn w:val="629"/>
+    <w:basedOn w:val="666"/>
     <w:uiPriority w:val="99"/>
     <w:pPr>
       <w:pBdr/>
@@ -11305,9 +11892,9 @@
       </w:tcPr>
     </w:tblStylePr>
   </w:style>
-  <w:style w:type="table" w:styleId="681" w:customStyle="1">
+  <w:style w:type="table" w:styleId="718" w:customStyle="1">
     <w:name w:val="Grid Table 5 Dark - Accent 3"/>
-    <w:basedOn w:val="629"/>
+    <w:basedOn w:val="666"/>
     <w:uiPriority w:val="99"/>
     <w:pPr>
       <w:pBdr/>
@@ -11529,9 +12116,9 @@
       </w:tcPr>
     </w:tblStylePr>
   </w:style>
-  <w:style w:type="table" w:styleId="682" w:customStyle="1">
+  <w:style w:type="table" w:styleId="719" w:customStyle="1">
     <w:name w:val="Grid Table 5 Dark - Accent 5"/>
-    <w:basedOn w:val="629"/>
+    <w:basedOn w:val="666"/>
     <w:uiPriority w:val="99"/>
     <w:pPr>
       <w:pBdr/>
@@ -11753,9 +12340,9 @@
       </w:tcPr>
     </w:tblStylePr>
   </w:style>
-  <w:style w:type="table" w:styleId="683" w:customStyle="1">
+  <w:style w:type="table" w:styleId="720" w:customStyle="1">
     <w:name w:val="Grid Table 5 Dark - Accent 6"/>
-    <w:basedOn w:val="629"/>
+    <w:basedOn w:val="666"/>
     <w:uiPriority w:val="99"/>
     <w:pPr>
       <w:pBdr/>
@@ -11977,9 +12564,9 @@
       </w:tcPr>
     </w:tblStylePr>
   </w:style>
-  <w:style w:type="table" w:styleId="684" w:customStyle="1">
+  <w:style w:type="table" w:styleId="721" w:customStyle="1">
     <w:name w:val="Grid Table 6 Colorful - Accent 1"/>
-    <w:basedOn w:val="629"/>
+    <w:basedOn w:val="666"/>
     <w:uiPriority w:val="99"/>
     <w:qFormat/>
     <w:pPr>
@@ -12200,9 +12787,9 @@
       </w:tcPr>
     </w:tblStylePr>
   </w:style>
-  <w:style w:type="table" w:styleId="685" w:customStyle="1">
+  <w:style w:type="table" w:styleId="722" w:customStyle="1">
     <w:name w:val="Grid Table 6 Colorful - Accent 2"/>
-    <w:basedOn w:val="629"/>
+    <w:basedOn w:val="666"/>
     <w:uiPriority w:val="99"/>
     <w:qFormat/>
     <w:pPr>
@@ -12423,9 +13010,9 @@
       </w:tcPr>
     </w:tblStylePr>
   </w:style>
-  <w:style w:type="table" w:styleId="686" w:customStyle="1">
+  <w:style w:type="table" w:styleId="723" w:customStyle="1">
     <w:name w:val="Grid Table 6 Colorful - Accent 3"/>
-    <w:basedOn w:val="629"/>
+    <w:basedOn w:val="666"/>
     <w:uiPriority w:val="99"/>
     <w:qFormat/>
     <w:pPr>
@@ -12646,9 +13233,9 @@
       </w:tcPr>
     </w:tblStylePr>
   </w:style>
-  <w:style w:type="table" w:styleId="687" w:customStyle="1">
+  <w:style w:type="table" w:styleId="724" w:customStyle="1">
     <w:name w:val="Grid Table 6 Colorful - Accent 4"/>
-    <w:basedOn w:val="629"/>
+    <w:basedOn w:val="666"/>
     <w:uiPriority w:val="99"/>
     <w:pPr>
       <w:pBdr/>
@@ -12868,9 +13455,9 @@
       </w:tcPr>
     </w:tblStylePr>
   </w:style>
-  <w:style w:type="table" w:styleId="688" w:customStyle="1">
+  <w:style w:type="table" w:styleId="725" w:customStyle="1">
     <w:name w:val="Grid Table 6 Colorful - Accent 5"/>
-    <w:basedOn w:val="629"/>
+    <w:basedOn w:val="666"/>
     <w:uiPriority w:val="99"/>
     <w:qFormat/>
     <w:pPr>
@@ -13091,9 +13678,9 @@
       </w:tcPr>
     </w:tblStylePr>
   </w:style>
-  <w:style w:type="table" w:styleId="689" w:customStyle="1">
+  <w:style w:type="table" w:styleId="726" w:customStyle="1">
     <w:name w:val="Grid Table 6 Colorful - Accent 6"/>
-    <w:basedOn w:val="629"/>
+    <w:basedOn w:val="666"/>
     <w:uiPriority w:val="99"/>
     <w:qFormat/>
     <w:pPr>
@@ -13314,9 +13901,9 @@
       </w:tcPr>
     </w:tblStylePr>
   </w:style>
-  <w:style w:type="table" w:styleId="690" w:customStyle="1">
+  <w:style w:type="table" w:styleId="727" w:customStyle="1">
     <w:name w:val="Grid Table 7 Colorful - Accent 1"/>
-    <w:basedOn w:val="629"/>
+    <w:basedOn w:val="666"/>
     <w:uiPriority w:val="99"/>
     <w:qFormat/>
     <w:pPr>
@@ -13566,9 +14153,9 @@
       </w:tcPr>
     </w:tblStylePr>
   </w:style>
-  <w:style w:type="table" w:styleId="691" w:customStyle="1">
+  <w:style w:type="table" w:styleId="728" w:customStyle="1">
     <w:name w:val="Grid Table 7 Colorful - Accent 2"/>
-    <w:basedOn w:val="629"/>
+    <w:basedOn w:val="666"/>
     <w:uiPriority w:val="99"/>
     <w:pPr>
       <w:pBdr/>
@@ -13817,9 +14404,9 @@
       </w:tcPr>
     </w:tblStylePr>
   </w:style>
-  <w:style w:type="table" w:styleId="692" w:customStyle="1">
+  <w:style w:type="table" w:styleId="729" w:customStyle="1">
     <w:name w:val="Grid Table 7 Colorful - Accent 3"/>
-    <w:basedOn w:val="629"/>
+    <w:basedOn w:val="666"/>
     <w:uiPriority w:val="99"/>
     <w:qFormat/>
     <w:pPr>
@@ -14069,9 +14656,9 @@
       </w:tcPr>
     </w:tblStylePr>
   </w:style>
-  <w:style w:type="table" w:styleId="693" w:customStyle="1">
+  <w:style w:type="table" w:styleId="730" w:customStyle="1">
     <w:name w:val="Grid Table 7 Colorful - Accent 4"/>
-    <w:basedOn w:val="629"/>
+    <w:basedOn w:val="666"/>
     <w:uiPriority w:val="99"/>
     <w:qFormat/>
     <w:pPr>
@@ -14321,9 +14908,9 @@
       </w:tcPr>
     </w:tblStylePr>
   </w:style>
-  <w:style w:type="table" w:styleId="694" w:customStyle="1">
+  <w:style w:type="table" w:styleId="731" w:customStyle="1">
     <w:name w:val="Grid Table 7 Colorful - Accent 5"/>
-    <w:basedOn w:val="629"/>
+    <w:basedOn w:val="666"/>
     <w:uiPriority w:val="99"/>
     <w:qFormat/>
     <w:pPr>
@@ -14573,9 +15160,9 @@
       </w:tcPr>
     </w:tblStylePr>
   </w:style>
-  <w:style w:type="table" w:styleId="695" w:customStyle="1">
+  <w:style w:type="table" w:styleId="732" w:customStyle="1">
     <w:name w:val="Grid Table 7 Colorful - Accent 6"/>
-    <w:basedOn w:val="629"/>
+    <w:basedOn w:val="666"/>
     <w:uiPriority w:val="99"/>
     <w:qFormat/>
     <w:pPr>
@@ -14825,9 +15412,9 @@
       </w:tcPr>
     </w:tblStylePr>
   </w:style>
-  <w:style w:type="table" w:styleId="696" w:customStyle="1">
+  <w:style w:type="table" w:styleId="733" w:customStyle="1">
     <w:name w:val="List Table 1 Light - Accent 1"/>
-    <w:basedOn w:val="629"/>
+    <w:basedOn w:val="666"/>
     <w:uiPriority w:val="99"/>
     <w:pPr>
       <w:pBdr/>
@@ -15038,9 +15625,9 @@
       </w:tcPr>
     </w:tblStylePr>
   </w:style>
-  <w:style w:type="table" w:styleId="697" w:customStyle="1">
+  <w:style w:type="table" w:styleId="734" w:customStyle="1">
     <w:name w:val="List Table 1 Light - Accent 2"/>
-    <w:basedOn w:val="629"/>
+    <w:basedOn w:val="666"/>
     <w:uiPriority w:val="99"/>
     <w:pPr>
       <w:pBdr/>
@@ -15251,9 +15838,9 @@
       </w:tcPr>
     </w:tblStylePr>
   </w:style>
-  <w:style w:type="table" w:styleId="698" w:customStyle="1">
+  <w:style w:type="table" w:styleId="735" w:customStyle="1">
     <w:name w:val="List Table 1 Light - Accent 3"/>
-    <w:basedOn w:val="629"/>
+    <w:basedOn w:val="666"/>
     <w:uiPriority w:val="99"/>
     <w:pPr>
       <w:pBdr/>
@@ -15464,9 +16051,9 @@
       </w:tcPr>
     </w:tblStylePr>
   </w:style>
-  <w:style w:type="table" w:styleId="699" w:customStyle="1">
+  <w:style w:type="table" w:styleId="736" w:customStyle="1">
     <w:name w:val="List Table 1 Light - Accent 4"/>
-    <w:basedOn w:val="629"/>
+    <w:basedOn w:val="666"/>
     <w:uiPriority w:val="99"/>
     <w:pPr>
       <w:pBdr/>
@@ -15677,9 +16264,9 @@
       </w:tcPr>
     </w:tblStylePr>
   </w:style>
-  <w:style w:type="table" w:styleId="700" w:customStyle="1">
+  <w:style w:type="table" w:styleId="737" w:customStyle="1">
     <w:name w:val="List Table 1 Light - Accent 5"/>
-    <w:basedOn w:val="629"/>
+    <w:basedOn w:val="666"/>
     <w:uiPriority w:val="99"/>
     <w:pPr>
       <w:pBdr/>
@@ -15890,9 +16477,9 @@
       </w:tcPr>
     </w:tblStylePr>
   </w:style>
-  <w:style w:type="table" w:styleId="701" w:customStyle="1">
+  <w:style w:type="table" w:styleId="738" w:customStyle="1">
     <w:name w:val="List Table 1 Light - Accent 6"/>
-    <w:basedOn w:val="629"/>
+    <w:basedOn w:val="666"/>
     <w:uiPriority w:val="99"/>
     <w:qFormat/>
     <w:pPr>
@@ -16104,9 +16691,9 @@
       </w:tcPr>
     </w:tblStylePr>
   </w:style>
-  <w:style w:type="table" w:styleId="702" w:customStyle="1">
+  <w:style w:type="table" w:styleId="739" w:customStyle="1">
     <w:name w:val="List Table 2 - Accent 1"/>
-    <w:basedOn w:val="629"/>
+    <w:basedOn w:val="666"/>
     <w:uiPriority w:val="99"/>
     <w:qFormat/>
     <w:pPr>
@@ -16340,9 +16927,9 @@
       </w:tcPr>
     </w:tblStylePr>
   </w:style>
-  <w:style w:type="table" w:styleId="703" w:customStyle="1">
+  <w:style w:type="table" w:styleId="740" w:customStyle="1">
     <w:name w:val="List Table 2 - Accent 2"/>
-    <w:basedOn w:val="629"/>
+    <w:basedOn w:val="666"/>
     <w:uiPriority w:val="99"/>
     <w:qFormat/>
     <w:pPr>
@@ -16576,9 +17163,9 @@
       </w:tcPr>
     </w:tblStylePr>
   </w:style>
-  <w:style w:type="table" w:styleId="704" w:customStyle="1">
+  <w:style w:type="table" w:styleId="741" w:customStyle="1">
     <w:name w:val="List Table 2 - Accent 3"/>
-    <w:basedOn w:val="629"/>
+    <w:basedOn w:val="666"/>
     <w:uiPriority w:val="99"/>
     <w:pPr>
       <w:pBdr/>
@@ -16811,9 +17398,9 @@
       </w:tcPr>
     </w:tblStylePr>
   </w:style>
-  <w:style w:type="table" w:styleId="705" w:customStyle="1">
+  <w:style w:type="table" w:styleId="742" w:customStyle="1">
     <w:name w:val="List Table 2 - Accent 4"/>
-    <w:basedOn w:val="629"/>
+    <w:basedOn w:val="666"/>
     <w:uiPriority w:val="99"/>
     <w:qFormat/>
     <w:pPr>
@@ -17047,9 +17634,9 @@
       </w:tcPr>
     </w:tblStylePr>
   </w:style>
-  <w:style w:type="table" w:styleId="706" w:customStyle="1">
+  <w:style w:type="table" w:styleId="743" w:customStyle="1">
     <w:name w:val="List Table 2 - Accent 5"/>
-    <w:basedOn w:val="629"/>
+    <w:basedOn w:val="666"/>
     <w:uiPriority w:val="99"/>
     <w:qFormat/>
     <w:pPr>
@@ -17283,9 +17870,9 @@
       </w:tcPr>
     </w:tblStylePr>
   </w:style>
-  <w:style w:type="table" w:styleId="707" w:customStyle="1">
+  <w:style w:type="table" w:styleId="744" w:customStyle="1">
     <w:name w:val="List Table 2 - Accent 6"/>
-    <w:basedOn w:val="629"/>
+    <w:basedOn w:val="666"/>
     <w:uiPriority w:val="99"/>
     <w:qFormat/>
     <w:pPr>
@@ -17519,9 +18106,9 @@
       </w:tcPr>
     </w:tblStylePr>
   </w:style>
-  <w:style w:type="table" w:styleId="708" w:customStyle="1">
+  <w:style w:type="table" w:styleId="745" w:customStyle="1">
     <w:name w:val="List Table 3 - Accent 1"/>
-    <w:basedOn w:val="629"/>
+    <w:basedOn w:val="666"/>
     <w:uiPriority w:val="99"/>
     <w:pPr>
       <w:pBdr/>
@@ -17744,9 +18331,9 @@
       </w:tcPr>
     </w:tblStylePr>
   </w:style>
-  <w:style w:type="table" w:styleId="709" w:customStyle="1">
+  <w:style w:type="table" w:styleId="746" w:customStyle="1">
     <w:name w:val="List Table 3 - Accent 2"/>
-    <w:basedOn w:val="629"/>
+    <w:basedOn w:val="666"/>
     <w:uiPriority w:val="99"/>
     <w:pPr>
       <w:pBdr/>
@@ -17969,9 +18556,9 @@
       </w:tcPr>
     </w:tblStylePr>
   </w:style>
-  <w:style w:type="table" w:styleId="710" w:customStyle="1">
+  <w:style w:type="table" w:styleId="747" w:customStyle="1">
     <w:name w:val="List Table 3 - Accent 3"/>
-    <w:basedOn w:val="629"/>
+    <w:basedOn w:val="666"/>
     <w:uiPriority w:val="99"/>
     <w:pPr>
       <w:pBdr/>
@@ -18194,9 +18781,9 @@
       </w:tcPr>
     </w:tblStylePr>
   </w:style>
-  <w:style w:type="table" w:styleId="711" w:customStyle="1">
+  <w:style w:type="table" w:styleId="748" w:customStyle="1">
     <w:name w:val="List Table 3 - Accent 4"/>
-    <w:basedOn w:val="629"/>
+    <w:basedOn w:val="666"/>
     <w:uiPriority w:val="99"/>
     <w:pPr>
       <w:pBdr/>
@@ -18419,9 +19006,9 @@
       </w:tcPr>
     </w:tblStylePr>
   </w:style>
-  <w:style w:type="table" w:styleId="712" w:customStyle="1">
+  <w:style w:type="table" w:styleId="749" w:customStyle="1">
     <w:name w:val="List Table 3 - Accent 5"/>
-    <w:basedOn w:val="629"/>
+    <w:basedOn w:val="666"/>
     <w:uiPriority w:val="99"/>
     <w:pPr>
       <w:pBdr/>
@@ -18644,9 +19231,9 @@
       </w:tcPr>
     </w:tblStylePr>
   </w:style>
-  <w:style w:type="table" w:styleId="713" w:customStyle="1">
+  <w:style w:type="table" w:styleId="750" w:customStyle="1">
     <w:name w:val="List Table 3 - Accent 6"/>
-    <w:basedOn w:val="629"/>
+    <w:basedOn w:val="666"/>
     <w:uiPriority w:val="99"/>
     <w:pPr>
       <w:pBdr/>
@@ -18869,9 +19456,9 @@
       </w:tcPr>
     </w:tblStylePr>
   </w:style>
-  <w:style w:type="table" w:styleId="714" w:customStyle="1">
+  <w:style w:type="table" w:styleId="751" w:customStyle="1">
     <w:name w:val="List Table 4 - Accent 1"/>
-    <w:basedOn w:val="629"/>
+    <w:basedOn w:val="666"/>
     <w:uiPriority w:val="99"/>
     <w:pPr>
       <w:pBdr/>
@@ -19091,9 +19678,9 @@
       </w:tcPr>
     </w:tblStylePr>
   </w:style>
-  <w:style w:type="table" w:styleId="715" w:customStyle="1">
+  <w:style w:type="table" w:styleId="752" w:customStyle="1">
     <w:name w:val="List Table 4 - Accent 2"/>
-    <w:basedOn w:val="629"/>
+    <w:basedOn w:val="666"/>
     <w:uiPriority w:val="99"/>
     <w:qFormat/>
     <w:pPr>
@@ -19314,9 +19901,9 @@
       </w:tcPr>
     </w:tblStylePr>
   </w:style>
-  <w:style w:type="table" w:styleId="716" w:customStyle="1">
+  <w:style w:type="table" w:styleId="753" w:customStyle="1">
     <w:name w:val="List Table 4 - Accent 3"/>
-    <w:basedOn w:val="629"/>
+    <w:basedOn w:val="666"/>
     <w:uiPriority w:val="99"/>
     <w:pPr>
       <w:pBdr/>
@@ -19536,9 +20123,9 @@
       </w:tcPr>
     </w:tblStylePr>
   </w:style>
-  <w:style w:type="table" w:styleId="717" w:customStyle="1">
+  <w:style w:type="table" w:styleId="754" w:customStyle="1">
     <w:name w:val="List Table 4 - Accent 4"/>
-    <w:basedOn w:val="629"/>
+    <w:basedOn w:val="666"/>
     <w:uiPriority w:val="99"/>
     <w:qFormat/>
     <w:pPr>
@@ -19759,9 +20346,9 @@
       </w:tcPr>
     </w:tblStylePr>
   </w:style>
-  <w:style w:type="table" w:styleId="718" w:customStyle="1">
+  <w:style w:type="table" w:styleId="755" w:customStyle="1">
     <w:name w:val="List Table 4 - Accent 5"/>
-    <w:basedOn w:val="629"/>
+    <w:basedOn w:val="666"/>
     <w:uiPriority w:val="99"/>
     <w:pPr>
       <w:pBdr/>
@@ -19981,9 +20568,9 @@
       </w:tcPr>
     </w:tblStylePr>
   </w:style>
-  <w:style w:type="table" w:styleId="719" w:customStyle="1">
+  <w:style w:type="table" w:styleId="756" w:customStyle="1">
     <w:name w:val="List Table 4 - Accent 6"/>
-    <w:basedOn w:val="629"/>
+    <w:basedOn w:val="666"/>
     <w:uiPriority w:val="99"/>
     <w:qFormat/>
     <w:pPr>
@@ -20204,9 +20791,9 @@
       </w:tcPr>
     </w:tblStylePr>
   </w:style>
-  <w:style w:type="table" w:styleId="720" w:customStyle="1">
+  <w:style w:type="table" w:styleId="757" w:customStyle="1">
     <w:name w:val="List Table 5 Dark - Accent 1"/>
-    <w:basedOn w:val="629"/>
+    <w:basedOn w:val="666"/>
     <w:uiPriority w:val="99"/>
     <w:qFormat/>
     <w:pPr>
@@ -20438,9 +21025,9 @@
       </w:tcPr>
     </w:tblStylePr>
   </w:style>
-  <w:style w:type="table" w:styleId="721" w:customStyle="1">
+  <w:style w:type="table" w:styleId="758" w:customStyle="1">
     <w:name w:val="List Table 5 Dark - Accent 2"/>
-    <w:basedOn w:val="629"/>
+    <w:basedOn w:val="666"/>
     <w:uiPriority w:val="99"/>
     <w:qFormat/>
     <w:pPr>
@@ -20672,9 +21259,9 @@
       </w:tcPr>
     </w:tblStylePr>
   </w:style>
-  <w:style w:type="table" w:styleId="722" w:customStyle="1">
+  <w:style w:type="table" w:styleId="759" w:customStyle="1">
     <w:name w:val="List Table 5 Dark - Accent 3"/>
-    <w:basedOn w:val="629"/>
+    <w:basedOn w:val="666"/>
     <w:uiPriority w:val="99"/>
     <w:qFormat/>
     <w:pPr>
@@ -20906,9 +21493,9 @@
       </w:tcPr>
     </w:tblStylePr>
   </w:style>
-  <w:style w:type="table" w:styleId="723" w:customStyle="1">
+  <w:style w:type="table" w:styleId="760" w:customStyle="1">
     <w:name w:val="List Table 5 Dark - Accent 4"/>
-    <w:basedOn w:val="629"/>
+    <w:basedOn w:val="666"/>
     <w:uiPriority w:val="99"/>
     <w:qFormat/>
     <w:pPr>
@@ -21140,9 +21727,9 @@
       </w:tcPr>
     </w:tblStylePr>
   </w:style>
-  <w:style w:type="table" w:styleId="724" w:customStyle="1">
+  <w:style w:type="table" w:styleId="761" w:customStyle="1">
     <w:name w:val="List Table 5 Dark - Accent 5"/>
-    <w:basedOn w:val="629"/>
+    <w:basedOn w:val="666"/>
     <w:uiPriority w:val="99"/>
     <w:qFormat/>
     <w:pPr>
@@ -21374,9 +21961,9 @@
       </w:tcPr>
     </w:tblStylePr>
   </w:style>
-  <w:style w:type="table" w:styleId="725" w:customStyle="1">
+  <w:style w:type="table" w:styleId="762" w:customStyle="1">
     <w:name w:val="List Table 5 Dark - Accent 6"/>
-    <w:basedOn w:val="629"/>
+    <w:basedOn w:val="666"/>
     <w:uiPriority w:val="99"/>
     <w:qFormat/>
     <w:pPr>
@@ -21608,9 +22195,9 @@
       </w:tcPr>
     </w:tblStylePr>
   </w:style>
-  <w:style w:type="table" w:styleId="726" w:customStyle="1">
+  <w:style w:type="table" w:styleId="763" w:customStyle="1">
     <w:name w:val="List Table 6 Colorful - Accent 1"/>
-    <w:basedOn w:val="629"/>
+    <w:basedOn w:val="666"/>
     <w:uiPriority w:val="99"/>
     <w:qFormat/>
     <w:pPr>
@@ -21829,9 +22416,9 @@
       </w:tcPr>
     </w:tblStylePr>
   </w:style>
-  <w:style w:type="table" w:styleId="727" w:customStyle="1">
+  <w:style w:type="table" w:styleId="764" w:customStyle="1">
     <w:name w:val="List Table 6 Colorful - Accent 2"/>
-    <w:basedOn w:val="629"/>
+    <w:basedOn w:val="666"/>
     <w:uiPriority w:val="99"/>
     <w:qFormat/>
     <w:pPr>
@@ -22050,9 +22637,9 @@
       </w:tcPr>
     </w:tblStylePr>
   </w:style>
-  <w:style w:type="table" w:styleId="728" w:customStyle="1">
+  <w:style w:type="table" w:styleId="765" w:customStyle="1">
     <w:name w:val="List Table 6 Colorful - Accent 3"/>
-    <w:basedOn w:val="629"/>
+    <w:basedOn w:val="666"/>
     <w:uiPriority w:val="99"/>
     <w:qFormat/>
     <w:pPr>
@@ -22271,9 +22858,9 @@
       </w:tcPr>
     </w:tblStylePr>
   </w:style>
-  <w:style w:type="table" w:styleId="729" w:customStyle="1">
+  <w:style w:type="table" w:styleId="766" w:customStyle="1">
     <w:name w:val="List Table 6 Colorful - Accent 4"/>
-    <w:basedOn w:val="629"/>
+    <w:basedOn w:val="666"/>
     <w:uiPriority w:val="99"/>
     <w:qFormat/>
     <w:pPr>
@@ -22492,9 +23079,9 @@
       </w:tcPr>
     </w:tblStylePr>
   </w:style>
-  <w:style w:type="table" w:styleId="730" w:customStyle="1">
+  <w:style w:type="table" w:styleId="767" w:customStyle="1">
     <w:name w:val="List Table 6 Colorful - Accent 5"/>
-    <w:basedOn w:val="629"/>
+    <w:basedOn w:val="666"/>
     <w:uiPriority w:val="99"/>
     <w:qFormat/>
     <w:pPr>
@@ -22713,9 +23300,9 @@
       </w:tcPr>
     </w:tblStylePr>
   </w:style>
-  <w:style w:type="table" w:styleId="731" w:customStyle="1">
+  <w:style w:type="table" w:styleId="768" w:customStyle="1">
     <w:name w:val="List Table 6 Colorful - Accent 6"/>
-    <w:basedOn w:val="629"/>
+    <w:basedOn w:val="666"/>
     <w:uiPriority w:val="99"/>
     <w:qFormat/>
     <w:pPr>
@@ -22934,9 +23521,9 @@
       </w:tcPr>
     </w:tblStylePr>
   </w:style>
-  <w:style w:type="table" w:styleId="732" w:customStyle="1">
+  <w:style w:type="table" w:styleId="769" w:customStyle="1">
     <w:name w:val="List Table 7 Colorful - Accent 1"/>
-    <w:basedOn w:val="629"/>
+    <w:basedOn w:val="666"/>
     <w:uiPriority w:val="99"/>
     <w:qFormat/>
     <w:pPr>
@@ -23183,9 +23770,9 @@
       </w:tcPr>
     </w:tblStylePr>
   </w:style>
-  <w:style w:type="table" w:styleId="733" w:customStyle="1">
+  <w:style w:type="table" w:styleId="770" w:customStyle="1">
     <w:name w:val="List Table 7 Colorful - Accent 2"/>
-    <w:basedOn w:val="629"/>
+    <w:basedOn w:val="666"/>
     <w:uiPriority w:val="99"/>
     <w:qFormat/>
     <w:pPr>
@@ -23432,9 +24019,9 @@
       </w:tcPr>
     </w:tblStylePr>
   </w:style>
-  <w:style w:type="table" w:styleId="734" w:customStyle="1">
+  <w:style w:type="table" w:styleId="771" w:customStyle="1">
     <w:name w:val="List Table 7 Colorful - Accent 3"/>
-    <w:basedOn w:val="629"/>
+    <w:basedOn w:val="666"/>
     <w:uiPriority w:val="99"/>
     <w:qFormat/>
     <w:pPr>
@@ -23681,9 +24268,9 @@
       </w:tcPr>
     </w:tblStylePr>
   </w:style>
-  <w:style w:type="table" w:styleId="735" w:customStyle="1">
+  <w:style w:type="table" w:styleId="772" w:customStyle="1">
     <w:name w:val="List Table 7 Colorful - Accent 4"/>
-    <w:basedOn w:val="629"/>
+    <w:basedOn w:val="666"/>
     <w:uiPriority w:val="99"/>
     <w:qFormat/>
     <w:pPr>
@@ -23930,9 +24517,9 @@
       </w:tcPr>
     </w:tblStylePr>
   </w:style>
-  <w:style w:type="table" w:styleId="736" w:customStyle="1">
+  <w:style w:type="table" w:styleId="773" w:customStyle="1">
     <w:name w:val="List Table 7 Colorful - Accent 5"/>
-    <w:basedOn w:val="629"/>
+    <w:basedOn w:val="666"/>
     <w:uiPriority w:val="99"/>
     <w:qFormat/>
     <w:pPr>
@@ -24179,9 +24766,9 @@
       </w:tcPr>
     </w:tblStylePr>
   </w:style>
-  <w:style w:type="table" w:styleId="737" w:customStyle="1">
+  <w:style w:type="table" w:styleId="774" w:customStyle="1">
     <w:name w:val="List Table 7 Colorful - Accent 6"/>
-    <w:basedOn w:val="629"/>
+    <w:basedOn w:val="666"/>
     <w:uiPriority w:val="99"/>
     <w:qFormat/>
     <w:pPr>
@@ -24428,9 +25015,9 @@
       </w:tcPr>
     </w:tblStylePr>
   </w:style>
-  <w:style w:type="table" w:styleId="738" w:customStyle="1">
+  <w:style w:type="table" w:styleId="775" w:customStyle="1">
     <w:name w:val="Grid Table Light"/>
-    <w:basedOn w:val="629"/>
+    <w:basedOn w:val="666"/>
     <w:uiPriority w:val="59"/>
     <w:pPr>
       <w:pBdr/>
@@ -24620,9 +25207,9 @@
       </w:tcPr>
     </w:tblStylePr>
   </w:style>
-  <w:style w:type="table" w:styleId="739" w:customStyle="1">
+  <w:style w:type="table" w:styleId="776" w:customStyle="1">
     <w:name w:val="Plain Table 1"/>
-    <w:basedOn w:val="629"/>
+    <w:basedOn w:val="666"/>
     <w:uiPriority w:val="59"/>
     <w:pPr>
       <w:pBdr/>
@@ -24838,9 +25425,9 @@
       </w:tcPr>
     </w:tblStylePr>
   </w:style>
-  <w:style w:type="table" w:styleId="740" w:customStyle="1">
+  <w:style w:type="table" w:styleId="777" w:customStyle="1">
     <w:name w:val="Plain Table 2"/>
-    <w:basedOn w:val="629"/>
+    <w:basedOn w:val="666"/>
     <w:uiPriority w:val="59"/>
     <w:pPr>
       <w:pBdr/>
@@ -25064,9 +25651,9 @@
       </w:tcPr>
     </w:tblStylePr>
   </w:style>
-  <w:style w:type="table" w:styleId="741" w:customStyle="1">
+  <w:style w:type="table" w:styleId="778" w:customStyle="1">
     <w:name w:val="Plain Table 3"/>
-    <w:basedOn w:val="629"/>
+    <w:basedOn w:val="666"/>
     <w:uiPriority w:val="99"/>
     <w:pPr>
       <w:pBdr/>
@@ -25291,9 +25878,9 @@
       </w:tcPr>
     </w:tblStylePr>
   </w:style>
-  <w:style w:type="table" w:styleId="742" w:customStyle="1">
+  <w:style w:type="table" w:styleId="779" w:customStyle="1">
     <w:name w:val="Plain Table 4"/>
-    <w:basedOn w:val="629"/>
+    <w:basedOn w:val="666"/>
     <w:uiPriority w:val="99"/>
     <w:pPr>
       <w:pBdr/>
@@ -25504,9 +26091,9 @@
       </w:tcPr>
     </w:tblStylePr>
   </w:style>
-  <w:style w:type="table" w:styleId="743" w:customStyle="1">
+  <w:style w:type="table" w:styleId="780" w:customStyle="1">
     <w:name w:val="Plain Table 5"/>
-    <w:basedOn w:val="629"/>
+    <w:basedOn w:val="666"/>
     <w:uiPriority w:val="99"/>
     <w:pPr>
       <w:pBdr/>
@@ -25734,9 +26321,9 @@
       </w:tcPr>
     </w:tblStylePr>
   </w:style>
-  <w:style w:type="table" w:styleId="744" w:customStyle="1">
+  <w:style w:type="table" w:styleId="781" w:customStyle="1">
     <w:name w:val="Grid Table 1 Light"/>
-    <w:basedOn w:val="629"/>
+    <w:basedOn w:val="666"/>
     <w:uiPriority w:val="99"/>
     <w:pPr>
       <w:pBdr/>
@@ -25954,9 +26541,9 @@
       </w:tcPr>
     </w:tblStylePr>
   </w:style>
-  <w:style w:type="table" w:styleId="745" w:customStyle="1">
+  <w:style w:type="table" w:styleId="782" w:customStyle="1">
     <w:name w:val="Grid Table 1 Light Accent 1"/>
-    <w:basedOn w:val="629"/>
+    <w:basedOn w:val="666"/>
     <w:uiPriority w:val="99"/>
     <w:pPr>
       <w:pBdr/>
@@ -26174,9 +26761,9 @@
       </w:tcPr>
     </w:tblStylePr>
   </w:style>
-  <w:style w:type="table" w:styleId="746" w:customStyle="1">
+  <w:style w:type="table" w:styleId="783" w:customStyle="1">
     <w:name w:val="Grid Table 1 Light Accent 2"/>
-    <w:basedOn w:val="629"/>
+    <w:basedOn w:val="666"/>
     <w:uiPriority w:val="99"/>
     <w:pPr>
       <w:pBdr/>
@@ -26394,9 +26981,9 @@
       </w:tcPr>
     </w:tblStylePr>
   </w:style>
-  <w:style w:type="table" w:styleId="747" w:customStyle="1">
+  <w:style w:type="table" w:styleId="784" w:customStyle="1">
     <w:name w:val="Grid Table 1 Light Accent 3"/>
-    <w:basedOn w:val="629"/>
+    <w:basedOn w:val="666"/>
     <w:uiPriority w:val="99"/>
     <w:pPr>
       <w:pBdr/>
@@ -26614,9 +27201,9 @@
       </w:tcPr>
     </w:tblStylePr>
   </w:style>
-  <w:style w:type="table" w:styleId="748" w:customStyle="1">
+  <w:style w:type="table" w:styleId="785" w:customStyle="1">
     <w:name w:val="Grid Table 1 Light Accent 4"/>
-    <w:basedOn w:val="629"/>
+    <w:basedOn w:val="666"/>
     <w:uiPriority w:val="99"/>
     <w:pPr>
       <w:pBdr/>
@@ -26834,9 +27421,9 @@
       </w:tcPr>
     </w:tblStylePr>
   </w:style>
-  <w:style w:type="table" w:styleId="749" w:customStyle="1">
+  <w:style w:type="table" w:styleId="786" w:customStyle="1">
     <w:name w:val="Grid Table 1 Light Accent 5"/>
-    <w:basedOn w:val="629"/>
+    <w:basedOn w:val="666"/>
     <w:uiPriority w:val="99"/>
     <w:pPr>
       <w:pBdr/>
@@ -27054,9 +27641,9 @@
       </w:tcPr>
     </w:tblStylePr>
   </w:style>
-  <w:style w:type="table" w:styleId="750" w:customStyle="1">
+  <w:style w:type="table" w:styleId="787" w:customStyle="1">
     <w:name w:val="Grid Table 1 Light Accent 6"/>
-    <w:basedOn w:val="629"/>
+    <w:basedOn w:val="666"/>
     <w:uiPriority w:val="99"/>
     <w:qFormat/>
     <w:pPr>
@@ -27275,9 +27862,9 @@
       </w:tcPr>
     </w:tblStylePr>
   </w:style>
-  <w:style w:type="table" w:styleId="751" w:customStyle="1">
+  <w:style w:type="table" w:styleId="788" w:customStyle="1">
     <w:name w:val="Grid Table 2"/>
-    <w:basedOn w:val="629"/>
+    <w:basedOn w:val="666"/>
     <w:uiPriority w:val="99"/>
     <w:qFormat/>
     <w:pPr>
@@ -27505,9 +28092,9 @@
       </w:tcPr>
     </w:tblStylePr>
   </w:style>
-  <w:style w:type="table" w:styleId="752" w:customStyle="1">
+  <w:style w:type="table" w:styleId="789" w:customStyle="1">
     <w:name w:val="Grid Table 2 Accent 1"/>
-    <w:basedOn w:val="629"/>
+    <w:basedOn w:val="666"/>
     <w:uiPriority w:val="99"/>
     <w:pPr>
       <w:pBdr/>
@@ -27734,9 +28321,9 @@
       </w:tcPr>
     </w:tblStylePr>
   </w:style>
-  <w:style w:type="table" w:styleId="753" w:customStyle="1">
+  <w:style w:type="table" w:styleId="790" w:customStyle="1">
     <w:name w:val="Grid Table 2 Accent 2"/>
-    <w:basedOn w:val="629"/>
+    <w:basedOn w:val="666"/>
     <w:uiPriority w:val="99"/>
     <w:pPr>
       <w:pBdr/>
@@ -27963,9 +28550,9 @@
       </w:tcPr>
     </w:tblStylePr>
   </w:style>
-  <w:style w:type="table" w:styleId="754" w:customStyle="1">
+  <w:style w:type="table" w:styleId="791" w:customStyle="1">
     <w:name w:val="Grid Table 2 Accent 3"/>
-    <w:basedOn w:val="629"/>
+    <w:basedOn w:val="666"/>
     <w:uiPriority w:val="99"/>
     <w:pPr>
       <w:pBdr/>
@@ -28192,9 +28779,9 @@
       </w:tcPr>
     </w:tblStylePr>
   </w:style>
-  <w:style w:type="table" w:styleId="755" w:customStyle="1">
+  <w:style w:type="table" w:styleId="792" w:customStyle="1">
     <w:name w:val="Grid Table 2 Accent 4"/>
-    <w:basedOn w:val="629"/>
+    <w:basedOn w:val="666"/>
     <w:uiPriority w:val="99"/>
     <w:pPr>
       <w:pBdr/>
@@ -28421,9 +29008,9 @@
       </w:tcPr>
     </w:tblStylePr>
   </w:style>
-  <w:style w:type="table" w:styleId="756" w:customStyle="1">
+  <w:style w:type="table" w:styleId="793" w:customStyle="1">
     <w:name w:val="Grid Table 2 Accent 5"/>
-    <w:basedOn w:val="629"/>
+    <w:basedOn w:val="666"/>
     <w:uiPriority w:val="99"/>
     <w:pPr>
       <w:pBdr/>
@@ -28650,9 +29237,9 @@
       </w:tcPr>
     </w:tblStylePr>
   </w:style>
-  <w:style w:type="table" w:styleId="757" w:customStyle="1">
+  <w:style w:type="table" w:styleId="794" w:customStyle="1">
     <w:name w:val="Grid Table 2 Accent 6"/>
-    <w:basedOn w:val="629"/>
+    <w:basedOn w:val="666"/>
     <w:uiPriority w:val="99"/>
     <w:pPr>
       <w:pBdr/>
@@ -28879,9 +29466,9 @@
       </w:tcPr>
     </w:tblStylePr>
   </w:style>
-  <w:style w:type="table" w:styleId="758" w:customStyle="1">
+  <w:style w:type="table" w:styleId="795" w:customStyle="1">
     <w:name w:val="Grid Table 3"/>
-    <w:basedOn w:val="629"/>
+    <w:basedOn w:val="666"/>
     <w:uiPriority w:val="99"/>
     <w:pPr>
       <w:pBdr/>
@@ -29121,9 +29708,9 @@
       </w:tcPr>
     </w:tblStylePr>
   </w:style>
-  <w:style w:type="table" w:styleId="759" w:customStyle="1">
+  <w:style w:type="table" w:styleId="796" w:customStyle="1">
     <w:name w:val="Grid Table 3 Accent 1"/>
-    <w:basedOn w:val="629"/>
+    <w:basedOn w:val="666"/>
     <w:uiPriority w:val="99"/>
     <w:pPr>
       <w:pBdr/>
@@ -29363,9 +29950,9 @@
       </w:tcPr>
     </w:tblStylePr>
   </w:style>
-  <w:style w:type="table" w:styleId="760" w:customStyle="1">
+  <w:style w:type="table" w:styleId="797" w:customStyle="1">
     <w:name w:val="Grid Table 3 Accent 2"/>
-    <w:basedOn w:val="629"/>
+    <w:basedOn w:val="666"/>
     <w:uiPriority w:val="99"/>
     <w:pPr>
       <w:pBdr/>
@@ -29605,9 +30192,9 @@
       </w:tcPr>
     </w:tblStylePr>
   </w:style>
-  <w:style w:type="table" w:styleId="761" w:customStyle="1">
+  <w:style w:type="table" w:styleId="798" w:customStyle="1">
     <w:name w:val="Grid Table 3 Accent 3"/>
-    <w:basedOn w:val="629"/>
+    <w:basedOn w:val="666"/>
     <w:uiPriority w:val="99"/>
     <w:pPr>
       <w:pBdr/>
@@ -29847,9 +30434,9 @@
       </w:tcPr>
     </w:tblStylePr>
   </w:style>
-  <w:style w:type="table" w:styleId="762" w:customStyle="1">
+  <w:style w:type="table" w:styleId="799" w:customStyle="1">
     <w:name w:val="Grid Table 3 Accent 4"/>
-    <w:basedOn w:val="629"/>
+    <w:basedOn w:val="666"/>
     <w:uiPriority w:val="99"/>
     <w:pPr>
       <w:pBdr/>
@@ -30089,9 +30676,9 @@
       </w:tcPr>
     </w:tblStylePr>
   </w:style>
-  <w:style w:type="table" w:styleId="763" w:customStyle="1">
+  <w:style w:type="table" w:styleId="800" w:customStyle="1">
     <w:name w:val="Grid Table 3 Accent 5"/>
-    <w:basedOn w:val="629"/>
+    <w:basedOn w:val="666"/>
     <w:uiPriority w:val="99"/>
     <w:pPr>
       <w:pBdr/>
@@ -30331,9 +30918,9 @@
       </w:tcPr>
     </w:tblStylePr>
   </w:style>
-  <w:style w:type="table" w:styleId="764" w:customStyle="1">
+  <w:style w:type="table" w:styleId="801" w:customStyle="1">
     <w:name w:val="Grid Table 3 Accent 6"/>
-    <w:basedOn w:val="629"/>
+    <w:basedOn w:val="666"/>
     <w:uiPriority w:val="99"/>
     <w:pPr>
       <w:pBdr/>
@@ -30573,9 +31160,9 @@
       </w:tcPr>
     </w:tblStylePr>
   </w:style>
-  <w:style w:type="table" w:styleId="765" w:customStyle="1">
+  <w:style w:type="table" w:styleId="802" w:customStyle="1">
     <w:name w:val="Grid Table 4"/>
-    <w:basedOn w:val="629"/>
+    <w:basedOn w:val="666"/>
     <w:uiPriority w:val="59"/>
     <w:pPr>
       <w:pBdr/>
@@ -30803,9 +31390,9 @@
       </w:tcPr>
     </w:tblStylePr>
   </w:style>
-  <w:style w:type="table" w:styleId="766" w:customStyle="1">
+  <w:style w:type="table" w:styleId="803" w:customStyle="1">
     <w:name w:val="Grid Table 4 Accent 1"/>
-    <w:basedOn w:val="629"/>
+    <w:basedOn w:val="666"/>
     <w:uiPriority w:val="59"/>
     <w:pPr>
       <w:pBdr/>
@@ -31033,9 +31620,9 @@
       </w:tcPr>
     </w:tblStylePr>
   </w:style>
-  <w:style w:type="table" w:styleId="767" w:customStyle="1">
+  <w:style w:type="table" w:styleId="804" w:customStyle="1">
     <w:name w:val="Grid Table 4 Accent 2"/>
-    <w:basedOn w:val="629"/>
+    <w:basedOn w:val="666"/>
     <w:uiPriority w:val="59"/>
     <w:pPr>
       <w:pBdr/>
@@ -31263,9 +31850,9 @@
       </w:tcPr>
     </w:tblStylePr>
   </w:style>
-  <w:style w:type="table" w:styleId="768" w:customStyle="1">
+  <w:style w:type="table" w:styleId="805" w:customStyle="1">
     <w:name w:val="Grid Table 4 Accent 3"/>
-    <w:basedOn w:val="629"/>
+    <w:basedOn w:val="666"/>
     <w:uiPriority w:val="59"/>
     <w:pPr>
       <w:pBdr/>
@@ -31493,9 +32080,9 @@
       </w:tcPr>
     </w:tblStylePr>
   </w:style>
-  <w:style w:type="table" w:styleId="769" w:customStyle="1">
+  <w:style w:type="table" w:styleId="806" w:customStyle="1">
     <w:name w:val="Grid Table 4 Accent 4"/>
-    <w:basedOn w:val="629"/>
+    <w:basedOn w:val="666"/>
     <w:uiPriority w:val="59"/>
     <w:pPr>
       <w:pBdr/>
@@ -31723,9 +32310,9 @@
       </w:tcPr>
     </w:tblStylePr>
   </w:style>
-  <w:style w:type="table" w:styleId="770" w:customStyle="1">
+  <w:style w:type="table" w:styleId="807" w:customStyle="1">
     <w:name w:val="Grid Table 4 Accent 5"/>
-    <w:basedOn w:val="629"/>
+    <w:basedOn w:val="666"/>
     <w:uiPriority w:val="59"/>
     <w:pPr>
       <w:pBdr/>
@@ -31953,9 +32540,9 @@
       </w:tcPr>
     </w:tblStylePr>
   </w:style>
-  <w:style w:type="table" w:styleId="771" w:customStyle="1">
+  <w:style w:type="table" w:styleId="808" w:customStyle="1">
     <w:name w:val="Grid Table 4 Accent 6"/>
-    <w:basedOn w:val="629"/>
+    <w:basedOn w:val="666"/>
     <w:uiPriority w:val="59"/>
     <w:pPr>
       <w:pBdr/>
@@ -32183,9 +32770,9 @@
       </w:tcPr>
     </w:tblStylePr>
   </w:style>
-  <w:style w:type="table" w:styleId="772" w:customStyle="1">
+  <w:style w:type="table" w:styleId="809" w:customStyle="1">
     <w:name w:val="Grid Table 5 Dark"/>
-    <w:basedOn w:val="629"/>
+    <w:basedOn w:val="666"/>
     <w:uiPriority w:val="99"/>
     <w:pPr>
       <w:pBdr/>
@@ -32407,9 +32994,9 @@
       </w:tcPr>
     </w:tblStylePr>
   </w:style>
-  <w:style w:type="table" w:styleId="773" w:customStyle="1">
+  <w:style w:type="table" w:styleId="810" w:customStyle="1">
     <w:name w:val="Grid Table 5 Dark- Accent 1"/>
-    <w:basedOn w:val="629"/>
+    <w:basedOn w:val="666"/>
     <w:uiPriority w:val="99"/>
     <w:pPr>
       <w:pBdr/>
@@ -32631,9 +33218,9 @@
       </w:tcPr>
     </w:tblStylePr>
   </w:style>
-  <w:style w:type="table" w:styleId="774" w:customStyle="1">
+  <w:style w:type="table" w:styleId="811" w:customStyle="1">
     <w:name w:val="Grid Table 5 Dark Accent 2"/>
-    <w:basedOn w:val="629"/>
+    <w:basedOn w:val="666"/>
     <w:uiPriority w:val="99"/>
     <w:pPr>
       <w:pBdr/>
@@ -32855,9 +33442,9 @@
       </w:tcPr>
     </w:tblStylePr>
   </w:style>
-  <w:style w:type="table" w:styleId="775" w:customStyle="1">
+  <w:style w:type="table" w:styleId="812" w:customStyle="1">
     <w:name w:val="Grid Table 5 Dark Accent 3"/>
-    <w:basedOn w:val="629"/>
+    <w:basedOn w:val="666"/>
     <w:uiPriority w:val="99"/>
     <w:pPr>
       <w:pBdr/>
@@ -33079,9 +33666,9 @@
       </w:tcPr>
     </w:tblStylePr>
   </w:style>
-  <w:style w:type="table" w:styleId="776" w:customStyle="1">
+  <w:style w:type="table" w:styleId="813" w:customStyle="1">
     <w:name w:val="Grid Table 5 Dark- Accent 4"/>
-    <w:basedOn w:val="629"/>
+    <w:basedOn w:val="666"/>
     <w:uiPriority w:val="99"/>
     <w:pPr>
       <w:pBdr/>
@@ -33303,9 +33890,9 @@
       </w:tcPr>
     </w:tblStylePr>
   </w:style>
-  <w:style w:type="table" w:styleId="777" w:customStyle="1">
+  <w:style w:type="table" w:styleId="814" w:customStyle="1">
     <w:name w:val="Grid Table 5 Dark Accent 5"/>
-    <w:basedOn w:val="629"/>
+    <w:basedOn w:val="666"/>
     <w:uiPriority w:val="99"/>
     <w:pPr>
       <w:pBdr/>
@@ -33527,9 +34114,9 @@
       </w:tcPr>
     </w:tblStylePr>
   </w:style>
-  <w:style w:type="table" w:styleId="778" w:customStyle="1">
+  <w:style w:type="table" w:styleId="815" w:customStyle="1">
     <w:name w:val="Grid Table 5 Dark Accent 6"/>
-    <w:basedOn w:val="629"/>
+    <w:basedOn w:val="666"/>
     <w:uiPriority w:val="99"/>
     <w:pPr>
       <w:pBdr/>
@@ -33751,9 +34338,9 @@
       </w:tcPr>
     </w:tblStylePr>
   </w:style>
-  <w:style w:type="table" w:styleId="779" w:customStyle="1">
+  <w:style w:type="table" w:styleId="816" w:customStyle="1">
     <w:name w:val="Grid Table 6 Colorful"/>
-    <w:basedOn w:val="629"/>
+    <w:basedOn w:val="666"/>
     <w:uiPriority w:val="99"/>
     <w:pPr>
       <w:pBdr/>
@@ -33973,9 +34560,9 @@
       </w:tcPr>
     </w:tblStylePr>
   </w:style>
-  <w:style w:type="table" w:styleId="780" w:customStyle="1">
+  <w:style w:type="table" w:styleId="817" w:customStyle="1">
     <w:name w:val="Grid Table 6 Colorful Accent 1"/>
-    <w:basedOn w:val="629"/>
+    <w:basedOn w:val="666"/>
     <w:uiPriority w:val="99"/>
     <w:pPr>
       <w:pBdr/>
@@ -34195,9 +34782,9 @@
       </w:tcPr>
     </w:tblStylePr>
   </w:style>
-  <w:style w:type="table" w:styleId="781" w:customStyle="1">
+  <w:style w:type="table" w:styleId="818" w:customStyle="1">
     <w:name w:val="Grid Table 6 Colorful Accent 2"/>
-    <w:basedOn w:val="629"/>
+    <w:basedOn w:val="666"/>
     <w:uiPriority w:val="99"/>
     <w:pPr>
       <w:pBdr/>
@@ -34417,9 +35004,9 @@
       </w:tcPr>
     </w:tblStylePr>
   </w:style>
-  <w:style w:type="table" w:styleId="782" w:customStyle="1">
+  <w:style w:type="table" w:styleId="819" w:customStyle="1">
     <w:name w:val="Grid Table 6 Colorful Accent 3"/>
-    <w:basedOn w:val="629"/>
+    <w:basedOn w:val="666"/>
     <w:uiPriority w:val="99"/>
     <w:pPr>
       <w:pBdr/>
@@ -34639,9 +35226,9 @@
       </w:tcPr>
     </w:tblStylePr>
   </w:style>
-  <w:style w:type="table" w:styleId="783" w:customStyle="1">
+  <w:style w:type="table" w:styleId="820" w:customStyle="1">
     <w:name w:val="Grid Table 6 Colorful Accent 4"/>
-    <w:basedOn w:val="629"/>
+    <w:basedOn w:val="666"/>
     <w:uiPriority w:val="99"/>
     <w:pPr>
       <w:pBdr/>
@@ -34861,9 +35448,9 @@
       </w:tcPr>
     </w:tblStylePr>
   </w:style>
-  <w:style w:type="table" w:styleId="784" w:customStyle="1">
+  <w:style w:type="table" w:styleId="821" w:customStyle="1">
     <w:name w:val="Grid Table 6 Colorful Accent 5"/>
-    <w:basedOn w:val="629"/>
+    <w:basedOn w:val="666"/>
     <w:uiPriority w:val="99"/>
     <w:pPr>
       <w:pBdr/>
@@ -35083,9 +35670,9 @@
       </w:tcPr>
     </w:tblStylePr>
   </w:style>
-  <w:style w:type="table" w:styleId="785" w:customStyle="1">
+  <w:style w:type="table" w:styleId="822" w:customStyle="1">
     <w:name w:val="Grid Table 6 Colorful Accent 6"/>
-    <w:basedOn w:val="629"/>
+    <w:basedOn w:val="666"/>
     <w:uiPriority w:val="99"/>
     <w:pPr>
       <w:pBdr/>
@@ -35305,9 +35892,9 @@
       </w:tcPr>
     </w:tblStylePr>
   </w:style>
-  <w:style w:type="table" w:styleId="786" w:customStyle="1">
+  <w:style w:type="table" w:styleId="823" w:customStyle="1">
     <w:name w:val="Grid Table 7 Colorful"/>
-    <w:basedOn w:val="629"/>
+    <w:basedOn w:val="666"/>
     <w:uiPriority w:val="99"/>
     <w:qFormat/>
     <w:pPr>
@@ -35557,9 +36144,9 @@
       </w:tcPr>
     </w:tblStylePr>
   </w:style>
-  <w:style w:type="table" w:styleId="787" w:customStyle="1">
+  <w:style w:type="table" w:styleId="824" w:customStyle="1">
     <w:name w:val="Grid Table 7 Colorful Accent 1"/>
-    <w:basedOn w:val="629"/>
+    <w:basedOn w:val="666"/>
     <w:uiPriority w:val="99"/>
     <w:pPr>
       <w:pBdr/>
@@ -35808,9 +36395,9 @@
       </w:tcPr>
     </w:tblStylePr>
   </w:style>
-  <w:style w:type="table" w:styleId="788" w:customStyle="1">
+  <w:style w:type="table" w:styleId="825" w:customStyle="1">
     <w:name w:val="Grid Table 7 Colorful Accent 2"/>
-    <w:basedOn w:val="629"/>
+    <w:basedOn w:val="666"/>
     <w:uiPriority w:val="99"/>
     <w:pPr>
       <w:pBdr/>
@@ -36059,9 +36646,9 @@
       </w:tcPr>
     </w:tblStylePr>
   </w:style>
-  <w:style w:type="table" w:styleId="789" w:customStyle="1">
+  <w:style w:type="table" w:styleId="826" w:customStyle="1">
     <w:name w:val="Grid Table 7 Colorful Accent 3"/>
-    <w:basedOn w:val="629"/>
+    <w:basedOn w:val="666"/>
     <w:uiPriority w:val="99"/>
     <w:pPr>
       <w:pBdr/>
@@ -36310,9 +36897,9 @@
       </w:tcPr>
     </w:tblStylePr>
   </w:style>
-  <w:style w:type="table" w:styleId="790" w:customStyle="1">
+  <w:style w:type="table" w:styleId="827" w:customStyle="1">
     <w:name w:val="Grid Table 7 Colorful Accent 4"/>
-    <w:basedOn w:val="629"/>
+    <w:basedOn w:val="666"/>
     <w:uiPriority w:val="99"/>
     <w:pPr>
       <w:pBdr/>
@@ -36561,9 +37148,9 @@
       </w:tcPr>
     </w:tblStylePr>
   </w:style>
-  <w:style w:type="table" w:styleId="791" w:customStyle="1">
+  <w:style w:type="table" w:styleId="828" w:customStyle="1">
     <w:name w:val="Grid Table 7 Colorful Accent 5"/>
-    <w:basedOn w:val="629"/>
+    <w:basedOn w:val="666"/>
     <w:uiPriority w:val="99"/>
     <w:pPr>
       <w:pBdr/>
@@ -36812,9 +37399,9 @@
       </w:tcPr>
     </w:tblStylePr>
   </w:style>
-  <w:style w:type="table" w:styleId="792" w:customStyle="1">
+  <w:style w:type="table" w:styleId="829" w:customStyle="1">
     <w:name w:val="Grid Table 7 Colorful Accent 6"/>
-    <w:basedOn w:val="629"/>
+    <w:basedOn w:val="666"/>
     <w:uiPriority w:val="99"/>
     <w:pPr>
       <w:pBdr/>
@@ -37063,9 +37650,9 @@
       </w:tcPr>
     </w:tblStylePr>
   </w:style>
-  <w:style w:type="table" w:styleId="793" w:customStyle="1">
+  <w:style w:type="table" w:styleId="830" w:customStyle="1">
     <w:name w:val="List Table 1 Light"/>
-    <w:basedOn w:val="629"/>
+    <w:basedOn w:val="666"/>
     <w:uiPriority w:val="99"/>
     <w:qFormat/>
     <w:pPr>
@@ -37277,9 +37864,9 @@
       </w:tcPr>
     </w:tblStylePr>
   </w:style>
-  <w:style w:type="table" w:styleId="794" w:customStyle="1">
+  <w:style w:type="table" w:styleId="831" w:customStyle="1">
     <w:name w:val="List Table 1 Light Accent 1"/>
-    <w:basedOn w:val="629"/>
+    <w:basedOn w:val="666"/>
     <w:uiPriority w:val="99"/>
     <w:pPr>
       <w:pBdr/>
@@ -37490,9 +38077,9 @@
       </w:tcPr>
     </w:tblStylePr>
   </w:style>
-  <w:style w:type="table" w:styleId="795" w:customStyle="1">
+  <w:style w:type="table" w:styleId="832" w:customStyle="1">
     <w:name w:val="List Table 1 Light Accent 2"/>
-    <w:basedOn w:val="629"/>
+    <w:basedOn w:val="666"/>
     <w:uiPriority w:val="99"/>
     <w:pPr>
       <w:pBdr/>
@@ -37703,9 +38290,9 @@
       </w:tcPr>
     </w:tblStylePr>
   </w:style>
-  <w:style w:type="table" w:styleId="796" w:customStyle="1">
+  <w:style w:type="table" w:styleId="833" w:customStyle="1">
     <w:name w:val="List Table 1 Light Accent 3"/>
-    <w:basedOn w:val="629"/>
+    <w:basedOn w:val="666"/>
     <w:uiPriority w:val="99"/>
     <w:qFormat/>
     <w:pPr>
@@ -37917,9 +38504,9 @@
       </w:tcPr>
     </w:tblStylePr>
   </w:style>
-  <w:style w:type="table" w:styleId="797" w:customStyle="1">
+  <w:style w:type="table" w:styleId="834" w:customStyle="1">
     <w:name w:val="List Table 1 Light Accent 4"/>
-    <w:basedOn w:val="629"/>
+    <w:basedOn w:val="666"/>
     <w:uiPriority w:val="99"/>
     <w:qFormat/>
     <w:pPr>
@@ -38131,9 +38718,9 @@
       </w:tcPr>
     </w:tblStylePr>
   </w:style>
-  <w:style w:type="table" w:styleId="798" w:customStyle="1">
+  <w:style w:type="table" w:styleId="835" w:customStyle="1">
     <w:name w:val="List Table 1 Light Accent 5"/>
-    <w:basedOn w:val="629"/>
+    <w:basedOn w:val="666"/>
     <w:uiPriority w:val="99"/>
     <w:qFormat/>
     <w:pPr>
@@ -38345,9 +38932,9 @@
       </w:tcPr>
     </w:tblStylePr>
   </w:style>
-  <w:style w:type="table" w:styleId="799" w:customStyle="1">
+  <w:style w:type="table" w:styleId="836" w:customStyle="1">
     <w:name w:val="List Table 1 Light Accent 6"/>
-    <w:basedOn w:val="629"/>
+    <w:basedOn w:val="666"/>
     <w:uiPriority w:val="99"/>
     <w:qFormat/>
     <w:pPr>
@@ -38559,9 +39146,9 @@
       </w:tcPr>
     </w:tblStylePr>
   </w:style>
-  <w:style w:type="table" w:styleId="800" w:customStyle="1">
+  <w:style w:type="table" w:styleId="837" w:customStyle="1">
     <w:name w:val="List Table 2"/>
-    <w:basedOn w:val="629"/>
+    <w:basedOn w:val="666"/>
     <w:uiPriority w:val="99"/>
     <w:qFormat/>
     <w:pPr>
@@ -38795,9 +39382,9 @@
       </w:tcPr>
     </w:tblStylePr>
   </w:style>
-  <w:style w:type="table" w:styleId="801" w:customStyle="1">
+  <w:style w:type="table" w:styleId="838" w:customStyle="1">
     <w:name w:val="List Table 2 Accent 1"/>
-    <w:basedOn w:val="629"/>
+    <w:basedOn w:val="666"/>
     <w:uiPriority w:val="99"/>
     <w:qFormat/>
     <w:pPr>
@@ -39031,9 +39618,9 @@
       </w:tcPr>
     </w:tblStylePr>
   </w:style>
-  <w:style w:type="table" w:styleId="802" w:customStyle="1">
+  <w:style w:type="table" w:styleId="839" w:customStyle="1">
     <w:name w:val="List Table 2 Accent 2"/>
-    <w:basedOn w:val="629"/>
+    <w:basedOn w:val="666"/>
     <w:uiPriority w:val="99"/>
     <w:qFormat/>
     <w:pPr>
@@ -39267,9 +39854,9 @@
       </w:tcPr>
     </w:tblStylePr>
   </w:style>
-  <w:style w:type="table" w:styleId="803" w:customStyle="1">
+  <w:style w:type="table" w:styleId="840" w:customStyle="1">
     <w:name w:val="List Table 2 Accent 3"/>
-    <w:basedOn w:val="629"/>
+    <w:basedOn w:val="666"/>
     <w:uiPriority w:val="99"/>
     <w:qFormat/>
     <w:pPr>
@@ -39503,9 +40090,9 @@
       </w:tcPr>
     </w:tblStylePr>
   </w:style>
-  <w:style w:type="table" w:styleId="804" w:customStyle="1">
+  <w:style w:type="table" w:styleId="841" w:customStyle="1">
     <w:name w:val="List Table 2 Accent 4"/>
-    <w:basedOn w:val="629"/>
+    <w:basedOn w:val="666"/>
     <w:uiPriority w:val="99"/>
     <w:pPr>
       <w:pBdr/>
@@ -39738,9 +40325,9 @@
       </w:tcPr>
     </w:tblStylePr>
   </w:style>
-  <w:style w:type="table" w:styleId="805" w:customStyle="1">
+  <w:style w:type="table" w:styleId="842" w:customStyle="1">
     <w:name w:val="List Table 2 Accent 5"/>
-    <w:basedOn w:val="629"/>
+    <w:basedOn w:val="666"/>
     <w:uiPriority w:val="99"/>
     <w:pPr>
       <w:pBdr/>
@@ -39973,9 +40560,9 @@
       </w:tcPr>
     </w:tblStylePr>
   </w:style>
-  <w:style w:type="table" w:styleId="806" w:customStyle="1">
+  <w:style w:type="table" w:styleId="843" w:customStyle="1">
     <w:name w:val="List Table 2 Accent 6"/>
-    <w:basedOn w:val="629"/>
+    <w:basedOn w:val="666"/>
     <w:uiPriority w:val="99"/>
     <w:pPr>
       <w:pBdr/>
@@ -40208,9 +40795,9 @@
       </w:tcPr>
     </w:tblStylePr>
   </w:style>
-  <w:style w:type="table" w:styleId="807" w:customStyle="1">
+  <w:style w:type="table" w:styleId="844" w:customStyle="1">
     <w:name w:val="List Table 3"/>
-    <w:basedOn w:val="629"/>
+    <w:basedOn w:val="666"/>
     <w:uiPriority w:val="99"/>
     <w:pPr>
       <w:pBdr/>
@@ -40433,9 +41020,9 @@
       </w:tcPr>
     </w:tblStylePr>
   </w:style>
-  <w:style w:type="table" w:styleId="808" w:customStyle="1">
+  <w:style w:type="table" w:styleId="845" w:customStyle="1">
     <w:name w:val="List Table 3 Accent 1"/>
-    <w:basedOn w:val="629"/>
+    <w:basedOn w:val="666"/>
     <w:uiPriority w:val="99"/>
     <w:pPr>
       <w:pBdr/>
@@ -40658,9 +41245,9 @@
       </w:tcPr>
     </w:tblStylePr>
   </w:style>
-  <w:style w:type="table" w:styleId="809" w:customStyle="1">
+  <w:style w:type="table" w:styleId="846" w:customStyle="1">
     <w:name w:val="List Table 3 Accent 2"/>
-    <w:basedOn w:val="629"/>
+    <w:basedOn w:val="666"/>
     <w:uiPriority w:val="99"/>
     <w:qFormat/>
     <w:pPr>
@@ -40884,9 +41471,9 @@
       </w:tcPr>
     </w:tblStylePr>
   </w:style>
-  <w:style w:type="table" w:styleId="810" w:customStyle="1">
+  <w:style w:type="table" w:styleId="847" w:customStyle="1">
     <w:name w:val="List Table 3 Accent 3"/>
-    <w:basedOn w:val="629"/>
+    <w:basedOn w:val="666"/>
     <w:uiPriority w:val="99"/>
     <w:pPr>
       <w:pBdr/>
@@ -41109,9 +41696,9 @@
       </w:tcPr>
     </w:tblStylePr>
   </w:style>
-  <w:style w:type="table" w:styleId="811" w:customStyle="1">
+  <w:style w:type="table" w:styleId="848" w:customStyle="1">
     <w:name w:val="List Table 3 Accent 4"/>
-    <w:basedOn w:val="629"/>
+    <w:basedOn w:val="666"/>
     <w:uiPriority w:val="99"/>
     <w:qFormat/>
     <w:pPr>
@@ -41335,9 +41922,9 @@
       </w:tcPr>
     </w:tblStylePr>
   </w:style>
-  <w:style w:type="table" w:styleId="812" w:customStyle="1">
+  <w:style w:type="table" w:styleId="849" w:customStyle="1">
     <w:name w:val="List Table 3 Accent 5"/>
-    <w:basedOn w:val="629"/>
+    <w:basedOn w:val="666"/>
     <w:uiPriority w:val="99"/>
     <w:qFormat/>
     <w:pPr>
@@ -41561,9 +42148,9 @@
       </w:tcPr>
     </w:tblStylePr>
   </w:style>
-  <w:style w:type="table" w:styleId="813" w:customStyle="1">
+  <w:style w:type="table" w:styleId="850" w:customStyle="1">
     <w:name w:val="List Table 3 Accent 6"/>
-    <w:basedOn w:val="629"/>
+    <w:basedOn w:val="666"/>
     <w:uiPriority w:val="99"/>
     <w:qFormat/>
     <w:pPr>
@@ -41787,9 +42374,9 @@
       </w:tcPr>
     </w:tblStylePr>
   </w:style>
-  <w:style w:type="table" w:styleId="814" w:customStyle="1">
+  <w:style w:type="table" w:styleId="851" w:customStyle="1">
     <w:name w:val="List Table 4"/>
-    <w:basedOn w:val="629"/>
+    <w:basedOn w:val="666"/>
     <w:uiPriority w:val="99"/>
     <w:qFormat/>
     <w:pPr>
@@ -42010,9 +42597,9 @@
       </w:tcPr>
     </w:tblStylePr>
   </w:style>
-  <w:style w:type="table" w:styleId="815" w:customStyle="1">
+  <w:style w:type="table" w:styleId="852" w:customStyle="1">
     <w:name w:val="List Table 4 Accent 1"/>
-    <w:basedOn w:val="629"/>
+    <w:basedOn w:val="666"/>
     <w:uiPriority w:val="99"/>
     <w:qFormat/>
     <w:pPr>
@@ -42233,9 +42820,9 @@
       </w:tcPr>
     </w:tblStylePr>
   </w:style>
-  <w:style w:type="table" w:styleId="816" w:customStyle="1">
+  <w:style w:type="table" w:styleId="853" w:customStyle="1">
     <w:name w:val="List Table 4 Accent 2"/>
-    <w:basedOn w:val="629"/>
+    <w:basedOn w:val="666"/>
     <w:uiPriority w:val="99"/>
     <w:qFormat/>
     <w:pPr>
@@ -42456,9 +43043,9 @@
       </w:tcPr>
     </w:tblStylePr>
   </w:style>
-  <w:style w:type="table" w:styleId="817" w:customStyle="1">
+  <w:style w:type="table" w:styleId="854" w:customStyle="1">
     <w:name w:val="List Table 4 Accent 3"/>
-    <w:basedOn w:val="629"/>
+    <w:basedOn w:val="666"/>
     <w:uiPriority w:val="99"/>
     <w:qFormat/>
     <w:pPr>
@@ -42679,9 +43266,9 @@
       </w:tcPr>
     </w:tblStylePr>
   </w:style>
-  <w:style w:type="table" w:styleId="818" w:customStyle="1">
+  <w:style w:type="table" w:styleId="855" w:customStyle="1">
     <w:name w:val="List Table 4 Accent 4"/>
-    <w:basedOn w:val="629"/>
+    <w:basedOn w:val="666"/>
     <w:uiPriority w:val="99"/>
     <w:qFormat/>
     <w:pPr>
@@ -42902,9 +43489,9 @@
       </w:tcPr>
     </w:tblStylePr>
   </w:style>
-  <w:style w:type="table" w:styleId="819" w:customStyle="1">
+  <w:style w:type="table" w:styleId="856" w:customStyle="1">
     <w:name w:val="List Table 4 Accent 5"/>
-    <w:basedOn w:val="629"/>
+    <w:basedOn w:val="666"/>
     <w:uiPriority w:val="99"/>
     <w:qFormat/>
     <w:pPr>
@@ -43125,9 +43712,9 @@
       </w:tcPr>
     </w:tblStylePr>
   </w:style>
-  <w:style w:type="table" w:styleId="820" w:customStyle="1">
+  <w:style w:type="table" w:styleId="857" w:customStyle="1">
     <w:name w:val="List Table 4 Accent 6"/>
-    <w:basedOn w:val="629"/>
+    <w:basedOn w:val="666"/>
     <w:uiPriority w:val="99"/>
     <w:qFormat/>
     <w:pPr>
@@ -43348,9 +43935,9 @@
       </w:tcPr>
     </w:tblStylePr>
   </w:style>
-  <w:style w:type="table" w:styleId="821" w:customStyle="1">
+  <w:style w:type="table" w:styleId="858" w:customStyle="1">
     <w:name w:val="List Table 5 Dark"/>
-    <w:basedOn w:val="629"/>
+    <w:basedOn w:val="666"/>
     <w:uiPriority w:val="99"/>
     <w:qFormat/>
     <w:pPr>
@@ -43582,9 +44169,9 @@
       </w:tcPr>
     </w:tblStylePr>
   </w:style>
-  <w:style w:type="table" w:styleId="822" w:customStyle="1">
+  <w:style w:type="table" w:styleId="859" w:customStyle="1">
     <w:name w:val="List Table 5 Dark Accent 1"/>
-    <w:basedOn w:val="629"/>
+    <w:basedOn w:val="666"/>
     <w:uiPriority w:val="99"/>
     <w:qFormat/>
     <w:pPr>
@@ -43816,9 +44403,9 @@
       </w:tcPr>
     </w:tblStylePr>
   </w:style>
-  <w:style w:type="table" w:styleId="823" w:customStyle="1">
+  <w:style w:type="table" w:styleId="860" w:customStyle="1">
     <w:name w:val="List Table 5 Dark Accent 2"/>
-    <w:basedOn w:val="629"/>
+    <w:basedOn w:val="666"/>
     <w:uiPriority w:val="99"/>
     <w:qFormat/>
     <w:pPr>
@@ -44050,9 +44637,9 @@
       </w:tcPr>
     </w:tblStylePr>
   </w:style>
-  <w:style w:type="table" w:styleId="824" w:customStyle="1">
+  <w:style w:type="table" w:styleId="861" w:customStyle="1">
     <w:name w:val="List Table 5 Dark Accent 3"/>
-    <w:basedOn w:val="629"/>
+    <w:basedOn w:val="666"/>
     <w:uiPriority w:val="99"/>
     <w:qFormat/>
     <w:pPr>
@@ -44284,9 +44871,9 @@
       </w:tcPr>
     </w:tblStylePr>
   </w:style>
-  <w:style w:type="table" w:styleId="825" w:customStyle="1">
+  <w:style w:type="table" w:styleId="862" w:customStyle="1">
     <w:name w:val="List Table 5 Dark Accent 4"/>
-    <w:basedOn w:val="629"/>
+    <w:basedOn w:val="666"/>
     <w:uiPriority w:val="99"/>
     <w:qFormat/>
     <w:pPr>
@@ -44518,9 +45105,9 @@
       </w:tcPr>
     </w:tblStylePr>
   </w:style>
-  <w:style w:type="table" w:styleId="826" w:customStyle="1">
+  <w:style w:type="table" w:styleId="863" w:customStyle="1">
     <w:name w:val="List Table 5 Dark Accent 5"/>
-    <w:basedOn w:val="629"/>
+    <w:basedOn w:val="666"/>
     <w:uiPriority w:val="99"/>
     <w:pPr>
       <w:pBdr/>
@@ -44751,9 +45338,9 @@
       </w:tcPr>
     </w:tblStylePr>
   </w:style>
-  <w:style w:type="table" w:styleId="827" w:customStyle="1">
+  <w:style w:type="table" w:styleId="864" w:customStyle="1">
     <w:name w:val="List Table 5 Dark Accent 6"/>
-    <w:basedOn w:val="629"/>
+    <w:basedOn w:val="666"/>
     <w:uiPriority w:val="99"/>
     <w:pPr>
       <w:pBdr/>
@@ -44984,9 +45571,9 @@
       </w:tcPr>
     </w:tblStylePr>
   </w:style>
-  <w:style w:type="table" w:styleId="828" w:customStyle="1">
+  <w:style w:type="table" w:styleId="865" w:customStyle="1">
     <w:name w:val="List Table 6 Colorful"/>
-    <w:basedOn w:val="629"/>
+    <w:basedOn w:val="666"/>
     <w:uiPriority w:val="99"/>
     <w:pPr>
       <w:pBdr/>
@@ -45204,9 +45791,9 @@
       </w:tcPr>
     </w:tblStylePr>
   </w:style>
-  <w:style w:type="table" w:styleId="829" w:customStyle="1">
+  <w:style w:type="table" w:styleId="866" w:customStyle="1">
     <w:name w:val="List Table 6 Colorful Accent 1"/>
-    <w:basedOn w:val="629"/>
+    <w:basedOn w:val="666"/>
     <w:uiPriority w:val="99"/>
     <w:pPr>
       <w:pBdr/>
@@ -45424,9 +46011,9 @@
       </w:tcPr>
     </w:tblStylePr>
   </w:style>
-  <w:style w:type="table" w:styleId="830" w:customStyle="1">
+  <w:style w:type="table" w:styleId="867" w:customStyle="1">
     <w:name w:val="List Table 6 Colorful Accent 2"/>
-    <w:basedOn w:val="629"/>
+    <w:basedOn w:val="666"/>
     <w:uiPriority w:val="99"/>
     <w:pPr>
       <w:pBdr/>
@@ -45644,9 +46231,9 @@
       </w:tcPr>
     </w:tblStylePr>
   </w:style>
-  <w:style w:type="table" w:styleId="831" w:customStyle="1">
+  <w:style w:type="table" w:styleId="868" w:customStyle="1">
     <w:name w:val="List Table 6 Colorful Accent 3"/>
-    <w:basedOn w:val="629"/>
+    <w:basedOn w:val="666"/>
     <w:uiPriority w:val="99"/>
     <w:pPr>
       <w:pBdr/>
@@ -45864,9 +46451,9 @@
       </w:tcPr>
     </w:tblStylePr>
   </w:style>
-  <w:style w:type="table" w:styleId="832" w:customStyle="1">
+  <w:style w:type="table" w:styleId="869" w:customStyle="1">
     <w:name w:val="List Table 6 Colorful Accent 4"/>
-    <w:basedOn w:val="629"/>
+    <w:basedOn w:val="666"/>
     <w:uiPriority w:val="99"/>
     <w:pPr>
       <w:pBdr/>
@@ -46084,9 +46671,9 @@
       </w:tcPr>
     </w:tblStylePr>
   </w:style>
-  <w:style w:type="table" w:styleId="833" w:customStyle="1">
+  <w:style w:type="table" w:styleId="870" w:customStyle="1">
     <w:name w:val="List Table 6 Colorful Accent 5"/>
-    <w:basedOn w:val="629"/>
+    <w:basedOn w:val="666"/>
     <w:uiPriority w:val="99"/>
     <w:pPr>
       <w:pBdr/>
@@ -46304,9 +46891,9 @@
       </w:tcPr>
     </w:tblStylePr>
   </w:style>
-  <w:style w:type="table" w:styleId="834" w:customStyle="1">
+  <w:style w:type="table" w:styleId="871" w:customStyle="1">
     <w:name w:val="List Table 6 Colorful Accent 6"/>
-    <w:basedOn w:val="629"/>
+    <w:basedOn w:val="666"/>
     <w:uiPriority w:val="99"/>
     <w:pPr>
       <w:pBdr/>
@@ -46524,9 +47111,9 @@
       </w:tcPr>
     </w:tblStylePr>
   </w:style>
-  <w:style w:type="table" w:styleId="835" w:customStyle="1">
+  <w:style w:type="table" w:styleId="872" w:customStyle="1">
     <w:name w:val="List Table 7 Colorful"/>
-    <w:basedOn w:val="629"/>
+    <w:basedOn w:val="666"/>
     <w:uiPriority w:val="99"/>
     <w:pPr>
       <w:pBdr/>
@@ -46772,9 +47359,9 @@
       </w:tcPr>
     </w:tblStylePr>
   </w:style>
-  <w:style w:type="table" w:styleId="836" w:customStyle="1">
+  <w:style w:type="table" w:styleId="873" w:customStyle="1">
     <w:name w:val="List Table 7 Colorful Accent 1"/>
-    <w:basedOn w:val="629"/>
+    <w:basedOn w:val="666"/>
     <w:uiPriority w:val="99"/>
     <w:pPr>
       <w:pBdr/>
@@ -47020,9 +47607,9 @@
       </w:tcPr>
     </w:tblStylePr>
   </w:style>
-  <w:style w:type="table" w:styleId="837" w:customStyle="1">
+  <w:style w:type="table" w:styleId="874" w:customStyle="1">
     <w:name w:val="List Table 7 Colorful Accent 2"/>
-    <w:basedOn w:val="629"/>
+    <w:basedOn w:val="666"/>
     <w:uiPriority w:val="99"/>
     <w:pPr>
       <w:pBdr/>
@@ -47268,9 +47855,9 @@
       </w:tcPr>
     </w:tblStylePr>
   </w:style>
-  <w:style w:type="table" w:styleId="838" w:customStyle="1">
+  <w:style w:type="table" w:styleId="875" w:customStyle="1">
     <w:name w:val="List Table 7 Colorful Accent 3"/>
-    <w:basedOn w:val="629"/>
+    <w:basedOn w:val="666"/>
     <w:uiPriority w:val="99"/>
     <w:pPr>
       <w:pBdr/>
@@ -47516,9 +48103,9 @@
       </w:tcPr>
     </w:tblStylePr>
   </w:style>
-  <w:style w:type="table" w:styleId="839" w:customStyle="1">
+  <w:style w:type="table" w:styleId="876" w:customStyle="1">
     <w:name w:val="List Table 7 Colorful Accent 4"/>
-    <w:basedOn w:val="629"/>
+    <w:basedOn w:val="666"/>
     <w:uiPriority w:val="99"/>
     <w:pPr>
       <w:pBdr/>
@@ -47764,9 +48351,9 @@
       </w:tcPr>
     </w:tblStylePr>
   </w:style>
-  <w:style w:type="table" w:styleId="840" w:customStyle="1">
+  <w:style w:type="table" w:styleId="877" w:customStyle="1">
     <w:name w:val="List Table 7 Colorful Accent 5"/>
-    <w:basedOn w:val="629"/>
+    <w:basedOn w:val="666"/>
     <w:uiPriority w:val="99"/>
     <w:pPr>
       <w:pBdr/>
@@ -48012,9 +48599,9 @@
       </w:tcPr>
     </w:tblStylePr>
   </w:style>
-  <w:style w:type="table" w:styleId="841" w:customStyle="1">
+  <w:style w:type="table" w:styleId="878" w:customStyle="1">
     <w:name w:val="List Table 7 Colorful Accent 6"/>
-    <w:basedOn w:val="629"/>
+    <w:basedOn w:val="666"/>
     <w:uiPriority w:val="99"/>
     <w:pPr>
       <w:pBdr/>
@@ -48260,9 +48847,9 @@
       </w:tcPr>
     </w:tblStylePr>
   </w:style>
-  <w:style w:type="table" w:styleId="842" w:customStyle="1">
+  <w:style w:type="table" w:styleId="879" w:customStyle="1">
     <w:name w:val="Lined - Accent"/>
-    <w:basedOn w:val="629"/>
+    <w:basedOn w:val="666"/>
     <w:uiPriority w:val="99"/>
     <w:pPr>
       <w:pBdr/>
@@ -48497,9 +49084,9 @@
       </w:tcPr>
     </w:tblStylePr>
   </w:style>
-  <w:style w:type="table" w:styleId="843" w:customStyle="1">
+  <w:style w:type="table" w:styleId="880" w:customStyle="1">
     <w:name w:val="Lined - Accent 1"/>
-    <w:basedOn w:val="629"/>
+    <w:basedOn w:val="666"/>
     <w:uiPriority w:val="99"/>
     <w:pPr>
       <w:pBdr/>
@@ -48734,9 +49321,9 @@
       </w:tcPr>
     </w:tblStylePr>
   </w:style>
-  <w:style w:type="table" w:styleId="844" w:customStyle="1">
+  <w:style w:type="table" w:styleId="881" w:customStyle="1">
     <w:name w:val="Lined - Accent 2"/>
-    <w:basedOn w:val="629"/>
+    <w:basedOn w:val="666"/>
     <w:uiPriority w:val="99"/>
     <w:pPr>
       <w:pBdr/>
@@ -48971,9 +49558,9 @@
       </w:tcPr>
     </w:tblStylePr>
   </w:style>
-  <w:style w:type="table" w:styleId="845" w:customStyle="1">
+  <w:style w:type="table" w:styleId="882" w:customStyle="1">
     <w:name w:val="Lined - Accent 3"/>
-    <w:basedOn w:val="629"/>
+    <w:basedOn w:val="666"/>
     <w:uiPriority w:val="99"/>
     <w:pPr>
       <w:pBdr/>
@@ -49208,9 +49795,9 @@
       </w:tcPr>
     </w:tblStylePr>
   </w:style>
-  <w:style w:type="table" w:styleId="846" w:customStyle="1">
+  <w:style w:type="table" w:styleId="883" w:customStyle="1">
     <w:name w:val="Lined - Accent 4"/>
-    <w:basedOn w:val="629"/>
+    <w:basedOn w:val="666"/>
     <w:uiPriority w:val="99"/>
     <w:pPr>
       <w:pBdr/>
@@ -49445,9 +50032,9 @@
       </w:tcPr>
     </w:tblStylePr>
   </w:style>
-  <w:style w:type="table" w:styleId="847" w:customStyle="1">
+  <w:style w:type="table" w:styleId="884" w:customStyle="1">
     <w:name w:val="Lined - Accent 5"/>
-    <w:basedOn w:val="629"/>
+    <w:basedOn w:val="666"/>
     <w:uiPriority w:val="99"/>
     <w:pPr>
       <w:pBdr/>
@@ -49682,9 +50269,9 @@
       </w:tcPr>
     </w:tblStylePr>
   </w:style>
-  <w:style w:type="table" w:styleId="848" w:customStyle="1">
+  <w:style w:type="table" w:styleId="885" w:customStyle="1">
     <w:name w:val="Lined - Accent 6"/>
-    <w:basedOn w:val="629"/>
+    <w:basedOn w:val="666"/>
     <w:uiPriority w:val="99"/>
     <w:pPr>
       <w:pBdr/>
@@ -49919,9 +50506,9 @@
       </w:tcPr>
     </w:tblStylePr>
   </w:style>
-  <w:style w:type="table" w:styleId="849" w:customStyle="1">
+  <w:style w:type="table" w:styleId="886" w:customStyle="1">
     <w:name w:val="Bordered &amp; Lined - Accent"/>
-    <w:basedOn w:val="629"/>
+    <w:basedOn w:val="666"/>
     <w:uiPriority w:val="99"/>
     <w:pPr>
       <w:pBdr/>
@@ -50163,9 +50750,9 @@
       </w:tcPr>
     </w:tblStylePr>
   </w:style>
-  <w:style w:type="table" w:styleId="850" w:customStyle="1">
+  <w:style w:type="table" w:styleId="887" w:customStyle="1">
     <w:name w:val="Bordered &amp; Lined - Accent 1"/>
-    <w:basedOn w:val="629"/>
+    <w:basedOn w:val="666"/>
     <w:uiPriority w:val="99"/>
     <w:pPr>
       <w:pBdr/>
@@ -50407,9 +50994,9 @@
       </w:tcPr>
     </w:tblStylePr>
   </w:style>
-  <w:style w:type="table" w:styleId="851" w:customStyle="1">
+  <w:style w:type="table" w:styleId="888" w:customStyle="1">
     <w:name w:val="Bordered &amp; Lined - Accent 2"/>
-    <w:basedOn w:val="629"/>
+    <w:basedOn w:val="666"/>
     <w:uiPriority w:val="99"/>
     <w:pPr>
       <w:pBdr/>
@@ -50651,9 +51238,9 @@
       </w:tcPr>
     </w:tblStylePr>
   </w:style>
-  <w:style w:type="table" w:styleId="852" w:customStyle="1">
+  <w:style w:type="table" w:styleId="889" w:customStyle="1">
     <w:name w:val="Bordered &amp; Lined - Accent 3"/>
-    <w:basedOn w:val="629"/>
+    <w:basedOn w:val="666"/>
     <w:uiPriority w:val="99"/>
     <w:pPr>
       <w:pBdr/>
@@ -50895,9 +51482,9 @@
       </w:tcPr>
     </w:tblStylePr>
   </w:style>
-  <w:style w:type="table" w:styleId="853" w:customStyle="1">
+  <w:style w:type="table" w:styleId="890" w:customStyle="1">
     <w:name w:val="Bordered &amp; Lined - Accent 4"/>
-    <w:basedOn w:val="629"/>
+    <w:basedOn w:val="666"/>
     <w:uiPriority w:val="99"/>
     <w:qFormat/>
     <w:pPr>
@@ -51140,9 +51727,9 @@
       </w:tcPr>
     </w:tblStylePr>
   </w:style>
-  <w:style w:type="table" w:styleId="854" w:customStyle="1">
+  <w:style w:type="table" w:styleId="891" w:customStyle="1">
     <w:name w:val="Bordered &amp; Lined - Accent 5"/>
-    <w:basedOn w:val="629"/>
+    <w:basedOn w:val="666"/>
     <w:uiPriority w:val="99"/>
     <w:qFormat/>
     <w:pPr>
@@ -51385,9 +51972,9 @@
       </w:tcPr>
     </w:tblStylePr>
   </w:style>
-  <w:style w:type="table" w:styleId="855" w:customStyle="1">
+  <w:style w:type="table" w:styleId="892" w:customStyle="1">
     <w:name w:val="Bordered &amp; Lined - Accent 6"/>
-    <w:basedOn w:val="629"/>
+    <w:basedOn w:val="666"/>
     <w:uiPriority w:val="99"/>
     <w:qFormat/>
     <w:pPr>
@@ -51630,9 +52217,9 @@
       </w:tcPr>
     </w:tblStylePr>
   </w:style>
-  <w:style w:type="table" w:styleId="856" w:customStyle="1">
+  <w:style w:type="table" w:styleId="893" w:customStyle="1">
     <w:name w:val="Bordered"/>
-    <w:basedOn w:val="629"/>
+    <w:basedOn w:val="666"/>
     <w:uiPriority w:val="99"/>
     <w:qFormat/>
     <w:pPr>
@@ -51859,9 +52446,9 @@
       </w:tcPr>
     </w:tblStylePr>
   </w:style>
-  <w:style w:type="table" w:styleId="857" w:customStyle="1">
+  <w:style w:type="table" w:styleId="894" w:customStyle="1">
     <w:name w:val="Bordered - Accent 1"/>
-    <w:basedOn w:val="629"/>
+    <w:basedOn w:val="666"/>
     <w:uiPriority w:val="99"/>
     <w:qFormat/>
     <w:pPr>
@@ -52088,9 +52675,9 @@
       </w:tcPr>
     </w:tblStylePr>
   </w:style>
-  <w:style w:type="table" w:styleId="858" w:customStyle="1">
+  <w:style w:type="table" w:styleId="895" w:customStyle="1">
     <w:name w:val="Bordered - Accent 2"/>
-    <w:basedOn w:val="629"/>
+    <w:basedOn w:val="666"/>
     <w:uiPriority w:val="99"/>
     <w:qFormat/>
     <w:pPr>
@@ -52317,9 +52904,9 @@
       </w:tcPr>
     </w:tblStylePr>
   </w:style>
-  <w:style w:type="table" w:styleId="859" w:customStyle="1">
+  <w:style w:type="table" w:styleId="896" w:customStyle="1">
     <w:name w:val="Bordered - Accent 3"/>
-    <w:basedOn w:val="629"/>
+    <w:basedOn w:val="666"/>
     <w:uiPriority w:val="99"/>
     <w:pPr>
       <w:pBdr/>
@@ -52545,9 +53132,9 @@
       </w:tcPr>
     </w:tblStylePr>
   </w:style>
-  <w:style w:type="table" w:styleId="860" w:customStyle="1">
+  <w:style w:type="table" w:styleId="897" w:customStyle="1">
     <w:name w:val="Bordered - Accent 4"/>
-    <w:basedOn w:val="629"/>
+    <w:basedOn w:val="666"/>
     <w:uiPriority w:val="99"/>
     <w:pPr>
       <w:pBdr/>
@@ -52773,9 +53360,9 @@
       </w:tcPr>
     </w:tblStylePr>
   </w:style>
-  <w:style w:type="table" w:styleId="861" w:customStyle="1">
+  <w:style w:type="table" w:styleId="898" w:customStyle="1">
     <w:name w:val="Bordered - Accent 5"/>
-    <w:basedOn w:val="629"/>
+    <w:basedOn w:val="666"/>
     <w:uiPriority w:val="99"/>
     <w:pPr>
       <w:pBdr/>
@@ -53001,9 +53588,9 @@
       </w:tcPr>
     </w:tblStylePr>
   </w:style>
-  <w:style w:type="table" w:styleId="862" w:customStyle="1">
+  <w:style w:type="table" w:styleId="899" w:customStyle="1">
     <w:name w:val="Bordered - Accent 6"/>
-    <w:basedOn w:val="629"/>
+    <w:basedOn w:val="666"/>
     <w:uiPriority w:val="99"/>
     <w:pPr>
       <w:pBdr/>
@@ -53229,10 +53816,10 @@
       </w:tcPr>
     </w:tblStylePr>
   </w:style>
-  <w:style w:type="character" w:styleId="863" w:customStyle="1">
+  <w:style w:type="character" w:styleId="900" w:customStyle="1">
     <w:name w:val="Heading 1 Char"/>
-    <w:basedOn w:val="628"/>
-    <w:link w:val="619"/>
+    <w:basedOn w:val="665"/>
+    <w:link w:val="656"/>
     <w:uiPriority w:val="9"/>
     <w:pPr>
       <w:pBdr/>
@@ -53246,10 +53833,10 @@
       <w:szCs w:val="40"/>
     </w:rPr>
   </w:style>
-  <w:style w:type="character" w:styleId="864" w:customStyle="1">
+  <w:style w:type="character" w:styleId="901" w:customStyle="1">
     <w:name w:val="Heading 2 Char"/>
-    <w:basedOn w:val="628"/>
-    <w:link w:val="620"/>
+    <w:basedOn w:val="665"/>
+    <w:link w:val="657"/>
     <w:uiPriority w:val="9"/>
     <w:pPr>
       <w:pBdr/>
@@ -53263,10 +53850,10 @@
       <w:szCs w:val="32"/>
     </w:rPr>
   </w:style>
-  <w:style w:type="character" w:styleId="865" w:customStyle="1">
+  <w:style w:type="character" w:styleId="902" w:customStyle="1">
     <w:name w:val="Heading 3 Char"/>
-    <w:basedOn w:val="628"/>
-    <w:link w:val="621"/>
+    <w:basedOn w:val="665"/>
+    <w:link w:val="658"/>
     <w:uiPriority w:val="9"/>
     <w:pPr>
       <w:pBdr/>
@@ -53280,10 +53867,10 @@
       <w:szCs w:val="28"/>
     </w:rPr>
   </w:style>
-  <w:style w:type="character" w:styleId="866" w:customStyle="1">
+  <w:style w:type="character" w:styleId="903" w:customStyle="1">
     <w:name w:val="Heading 4 Char"/>
-    <w:basedOn w:val="628"/>
-    <w:link w:val="622"/>
+    <w:basedOn w:val="665"/>
+    <w:link w:val="659"/>
     <w:uiPriority w:val="9"/>
     <w:pPr>
       <w:pBdr/>
@@ -53297,10 +53884,10 @@
       <w:color w:val="366091" w:themeColor="accent1" w:themeShade="BF"/>
     </w:rPr>
   </w:style>
-  <w:style w:type="character" w:styleId="867" w:customStyle="1">
+  <w:style w:type="character" w:styleId="904" w:customStyle="1">
     <w:name w:val="Heading 5 Char"/>
-    <w:basedOn w:val="628"/>
-    <w:link w:val="623"/>
+    <w:basedOn w:val="665"/>
+    <w:link w:val="660"/>
     <w:uiPriority w:val="9"/>
     <w:pPr>
       <w:pBdr/>
@@ -53312,10 +53899,10 @@
       <w:color w:val="366091" w:themeColor="accent1" w:themeShade="BF"/>
     </w:rPr>
   </w:style>
-  <w:style w:type="character" w:styleId="868" w:customStyle="1">
+  <w:style w:type="character" w:styleId="905" w:customStyle="1">
     <w:name w:val="Heading 6 Char"/>
-    <w:basedOn w:val="628"/>
-    <w:link w:val="624"/>
+    <w:basedOn w:val="665"/>
+    <w:link w:val="661"/>
     <w:uiPriority w:val="9"/>
     <w:pPr>
       <w:pBdr/>
@@ -53329,10 +53916,10 @@
       <w:color w:val="585858" w:themeColor="text1" w:themeTint="A6"/>
     </w:rPr>
   </w:style>
-  <w:style w:type="character" w:styleId="869" w:customStyle="1">
+  <w:style w:type="character" w:styleId="906" w:customStyle="1">
     <w:name w:val="Heading 7 Char"/>
-    <w:basedOn w:val="628"/>
-    <w:link w:val="625"/>
+    <w:basedOn w:val="665"/>
+    <w:link w:val="662"/>
     <w:uiPriority w:val="9"/>
     <w:pPr>
       <w:pBdr/>
@@ -53344,10 +53931,10 @@
       <w:color w:val="585858" w:themeColor="text1" w:themeTint="A6"/>
     </w:rPr>
   </w:style>
-  <w:style w:type="character" w:styleId="870" w:customStyle="1">
+  <w:style w:type="character" w:styleId="907" w:customStyle="1">
     <w:name w:val="Heading 8 Char"/>
-    <w:basedOn w:val="628"/>
-    <w:link w:val="626"/>
+    <w:basedOn w:val="665"/>
+    <w:link w:val="663"/>
     <w:uiPriority w:val="9"/>
     <w:pPr>
       <w:pBdr/>
@@ -53361,10 +53948,10 @@
       <w:color w:val="262626" w:themeColor="text1" w:themeTint="D8"/>
     </w:rPr>
   </w:style>
-  <w:style w:type="character" w:styleId="871" w:customStyle="1">
+  <w:style w:type="character" w:styleId="908" w:customStyle="1">
     <w:name w:val="Heading 9 Char"/>
-    <w:basedOn w:val="628"/>
-    <w:link w:val="627"/>
+    <w:basedOn w:val="665"/>
+    <w:link w:val="664"/>
     <w:uiPriority w:val="9"/>
     <w:pPr>
       <w:pBdr/>
@@ -53378,10 +53965,10 @@
       <w:color w:val="262626" w:themeColor="text1" w:themeTint="D8"/>
     </w:rPr>
   </w:style>
-  <w:style w:type="character" w:styleId="872" w:customStyle="1">
+  <w:style w:type="character" w:styleId="909" w:customStyle="1">
     <w:name w:val="Title Char"/>
-    <w:basedOn w:val="628"/>
-    <w:link w:val="645"/>
+    <w:basedOn w:val="665"/>
+    <w:link w:val="682"/>
     <w:uiPriority w:val="10"/>
     <w:pPr>
       <w:pBdr/>
@@ -53395,10 +53982,10 @@
       <w:szCs w:val="56"/>
     </w:rPr>
   </w:style>
-  <w:style w:type="character" w:styleId="873" w:customStyle="1">
+  <w:style w:type="character" w:styleId="910" w:customStyle="1">
     <w:name w:val="Subtitle Char"/>
-    <w:basedOn w:val="628"/>
-    <w:link w:val="642"/>
+    <w:basedOn w:val="665"/>
+    <w:link w:val="679"/>
     <w:uiPriority w:val="11"/>
     <w:pPr>
       <w:pBdr/>
@@ -53412,11 +53999,11 @@
       <w:szCs w:val="28"/>
     </w:rPr>
   </w:style>
-  <w:style w:type="paragraph" w:styleId="874">
+  <w:style w:type="paragraph" w:styleId="911">
     <w:name w:val="Quote"/>
-    <w:basedOn w:val="618"/>
-    <w:next w:val="618"/>
-    <w:link w:val="875"/>
+    <w:basedOn w:val="655"/>
+    <w:next w:val="655"/>
+    <w:link w:val="912"/>
     <w:uiPriority w:val="29"/>
     <w:qFormat/>
     <w:pPr>
@@ -53431,10 +54018,10 @@
       <w:color w:val="3f3f3f" w:themeColor="text1" w:themeTint="BF"/>
     </w:rPr>
   </w:style>
-  <w:style w:type="character" w:styleId="875" w:customStyle="1">
+  <w:style w:type="character" w:styleId="912" w:customStyle="1">
     <w:name w:val="Quote Char"/>
-    <w:basedOn w:val="628"/>
-    <w:link w:val="874"/>
+    <w:basedOn w:val="665"/>
+    <w:link w:val="911"/>
     <w:uiPriority w:val="29"/>
     <w:pPr>
       <w:pBdr/>
@@ -53447,9 +54034,9 @@
       <w:color w:val="3f3f3f" w:themeColor="text1" w:themeTint="BF"/>
     </w:rPr>
   </w:style>
-  <w:style w:type="character" w:styleId="876" w:customStyle="1">
+  <w:style w:type="character" w:styleId="913" w:customStyle="1">
     <w:name w:val="Intense Emphasis"/>
-    <w:basedOn w:val="628"/>
+    <w:basedOn w:val="665"/>
     <w:uiPriority w:val="21"/>
     <w:qFormat/>
     <w:pPr>
@@ -53463,11 +54050,11 @@
       <w:color w:val="366091" w:themeColor="accent1" w:themeShade="BF"/>
     </w:rPr>
   </w:style>
-  <w:style w:type="paragraph" w:styleId="877">
+  <w:style w:type="paragraph" w:styleId="914">
     <w:name w:val="Intense Quote"/>
-    <w:basedOn w:val="618"/>
-    <w:next w:val="618"/>
-    <w:link w:val="878"/>
+    <w:basedOn w:val="655"/>
+    <w:next w:val="655"/>
+    <w:link w:val="915"/>
     <w:uiPriority w:val="30"/>
     <w:qFormat/>
     <w:pPr>
@@ -53485,10 +54072,10 @@
       <w:color w:val="366091" w:themeColor="accent1" w:themeShade="BF"/>
     </w:rPr>
   </w:style>
-  <w:style w:type="character" w:styleId="878" w:customStyle="1">
+  <w:style w:type="character" w:styleId="915" w:customStyle="1">
     <w:name w:val="Intense Quote Char"/>
-    <w:basedOn w:val="628"/>
-    <w:link w:val="877"/>
+    <w:basedOn w:val="665"/>
+    <w:link w:val="914"/>
     <w:uiPriority w:val="30"/>
     <w:pPr>
       <w:pBdr/>
@@ -53501,9 +54088,9 @@
       <w:color w:val="366091" w:themeColor="accent1" w:themeShade="BF"/>
     </w:rPr>
   </w:style>
-  <w:style w:type="character" w:styleId="879" w:customStyle="1">
+  <w:style w:type="character" w:styleId="916" w:customStyle="1">
     <w:name w:val="Intense Reference"/>
-    <w:basedOn w:val="628"/>
+    <w:basedOn w:val="665"/>
     <w:uiPriority w:val="32"/>
     <w:qFormat/>
     <w:pPr>
@@ -53519,9 +54106,9 @@
       <w:spacing w:val="5"/>
     </w:rPr>
   </w:style>
-  <w:style w:type="paragraph" w:styleId="880">
+  <w:style w:type="paragraph" w:styleId="917">
     <w:name w:val="No Spacing"/>
-    <w:basedOn w:val="618"/>
+    <w:basedOn w:val="655"/>
     <w:uiPriority w:val="1"/>
     <w:qFormat/>
     <w:pPr>
@@ -53530,9 +54117,9 @@
       <w:ind/>
     </w:pPr>
   </w:style>
-  <w:style w:type="character" w:styleId="881" w:customStyle="1">
+  <w:style w:type="character" w:styleId="918" w:customStyle="1">
     <w:name w:val="Subtle Emphasis"/>
-    <w:basedOn w:val="628"/>
+    <w:basedOn w:val="665"/>
     <w:uiPriority w:val="19"/>
     <w:qFormat/>
     <w:pPr>
@@ -53546,9 +54133,9 @@
       <w:color w:val="3f3f3f" w:themeColor="text1" w:themeTint="BF"/>
     </w:rPr>
   </w:style>
-  <w:style w:type="character" w:styleId="882" w:customStyle="1">
+  <w:style w:type="character" w:styleId="919" w:customStyle="1">
     <w:name w:val="Subtle Reference"/>
-    <w:basedOn w:val="628"/>
+    <w:basedOn w:val="665"/>
     <w:uiPriority w:val="31"/>
     <w:qFormat/>
     <w:pPr>
@@ -53561,9 +54148,9 @@
       <w:color w:val="595959" w:themeColor="text1" w:themeTint="A5"/>
     </w:rPr>
   </w:style>
-  <w:style w:type="character" w:styleId="883" w:customStyle="1">
+  <w:style w:type="character" w:styleId="920" w:customStyle="1">
     <w:name w:val="Book Title"/>
-    <w:basedOn w:val="628"/>
+    <w:basedOn w:val="665"/>
     <w:uiPriority w:val="33"/>
     <w:qFormat/>
     <w:pPr>
@@ -53579,10 +54166,10 @@
       <w:spacing w:val="5"/>
     </w:rPr>
   </w:style>
-  <w:style w:type="character" w:styleId="884" w:customStyle="1">
+  <w:style w:type="character" w:styleId="921" w:customStyle="1">
     <w:name w:val="Header Char"/>
-    <w:basedOn w:val="628"/>
-    <w:link w:val="639"/>
+    <w:basedOn w:val="665"/>
+    <w:link w:val="676"/>
     <w:uiPriority w:val="99"/>
     <w:pPr>
       <w:pBdr/>
@@ -53590,10 +54177,10 @@
       <w:ind/>
     </w:pPr>
   </w:style>
-  <w:style w:type="character" w:styleId="885" w:customStyle="1">
+  <w:style w:type="character" w:styleId="922" w:customStyle="1">
     <w:name w:val="Footer Char"/>
-    <w:basedOn w:val="628"/>
-    <w:link w:val="636"/>
+    <w:basedOn w:val="665"/>
+    <w:link w:val="673"/>
     <w:uiPriority w:val="99"/>
     <w:pPr>
       <w:pBdr/>
@@ -53601,10 +54188,10 @@
       <w:ind/>
     </w:pPr>
   </w:style>
-  <w:style w:type="character" w:styleId="886" w:customStyle="1">
+  <w:style w:type="character" w:styleId="923" w:customStyle="1">
     <w:name w:val="Footnote Text Char"/>
-    <w:basedOn w:val="628"/>
-    <w:link w:val="638"/>
+    <w:basedOn w:val="665"/>
+    <w:link w:val="675"/>
     <w:uiPriority w:val="99"/>
     <w:semiHidden/>
     <w:pPr>
@@ -53617,10 +54204,10 @@
       <w:szCs w:val="20"/>
     </w:rPr>
   </w:style>
-  <w:style w:type="character" w:styleId="887" w:customStyle="1">
+  <w:style w:type="character" w:styleId="924" w:customStyle="1">
     <w:name w:val="Endnote Text Char"/>
-    <w:basedOn w:val="628"/>
-    <w:link w:val="634"/>
+    <w:basedOn w:val="665"/>
+    <w:link w:val="671"/>
     <w:uiPriority w:val="99"/>
     <w:semiHidden/>
     <w:pPr>
@@ -53633,7 +54220,7 @@
       <w:szCs w:val="20"/>
     </w:rPr>
   </w:style>
-  <w:style w:type="paragraph" w:styleId="888" w:customStyle="1">
+  <w:style w:type="paragraph" w:styleId="925" w:customStyle="1">
     <w:name w:val="TOC Heading"/>
     <w:uiPriority w:val="39"/>
     <w:unhideWhenUsed/>
@@ -53650,9 +54237,9 @@
       <w:lang w:val="en-US" w:eastAsia="en-US" w:bidi="ar-SA"/>
     </w:rPr>
   </w:style>
-  <w:style w:type="paragraph" w:styleId="889">
+  <w:style w:type="paragraph" w:styleId="926">
     <w:name w:val="List Paragraph"/>
-    <w:basedOn w:val="618"/>
+    <w:basedOn w:val="655"/>
     <w:uiPriority w:val="1"/>
     <w:qFormat/>
     <w:pPr>
@@ -53661,9 +54248,9 @@
       <w:ind/>
     </w:pPr>
   </w:style>
-  <w:style w:type="paragraph" w:styleId="890" w:customStyle="1">
+  <w:style w:type="paragraph" w:styleId="927" w:customStyle="1">
     <w:name w:val="Table Paragraph"/>
-    <w:basedOn w:val="618"/>
+    <w:basedOn w:val="655"/>
     <w:uiPriority w:val="1"/>
     <w:qFormat/>
     <w:pPr>
@@ -53672,9 +54259,9 @@
       <w:ind/>
     </w:pPr>
   </w:style>
-  <w:style w:type="character" w:styleId="891" w:customStyle="1">
+  <w:style w:type="character" w:styleId="928" w:customStyle="1">
     <w:name w:val="ui-provider"/>
-    <w:basedOn w:val="628"/>
+    <w:basedOn w:val="665"/>
     <w:uiPriority w:val="0"/>
     <w:pPr>
       <w:pBdr/>
@@ -53682,7 +54269,7 @@
       <w:ind/>
     </w:pPr>
   </w:style>
-  <w:style w:type="numbering" w:styleId="1832" w:default="1">
+  <w:style w:type="numbering" w:styleId="929" w:default="1">
     <w:name w:val="No List"/>
     <w:uiPriority w:val="99"/>
     <w:semiHidden/>

--- a/CD_paySlip_new.docx
+++ b/CD_paySlip_new.docx
@@ -1304,7 +1304,7 @@
       </w:tr>
       <w:tr>
         <w:trPr>
-          <w:trHeight w:val="272"/>
+          <w:trHeight w:val="0"/>
         </w:trPr>
         <w:tc>
           <w:tcPr>

--- a/CD_paySlip_new.docx
+++ b/CD_paySlip_new.docx
@@ -2189,6 +2189,19 @@
             </w:r>
             <w:r>
               <w:rPr>
+                <w:spacing w:val="-5"/>
+                <w:sz w:val="18"/>
+              </w:rPr>
+              <w:t xml:space="preserve">{/deduction.pf}</w:t>
+            </w:r>
+            <w:r>
+              <w:rPr>
+                <w:spacing w:val="-5"/>
+                <w:sz w:val="18"/>
+              </w:rPr>
+            </w:r>
+            <w:r>
+              <w:rPr>
                 <w:sz w:val="18"/>
               </w:rPr>
             </w:r>
@@ -2525,6 +2538,19 @@
                 <w:sz w:val="18"/>
               </w:rPr>
               <w:t xml:space="preserve">{#deduction.lop}LOP:</w:t>
+            </w:r>
+            <w:r>
+              <w:rPr>
+                <w:spacing w:val="-5"/>
+                <w:sz w:val="18"/>
+              </w:rPr>
+              <w:t xml:space="preserve">{/deduction.lop}</w:t>
+            </w:r>
+            <w:r>
+              <w:rPr>
+                <w:spacing w:val="-5"/>
+                <w:sz w:val="18"/>
+              </w:rPr>
             </w:r>
             <w:r>
               <w:rPr>
@@ -2869,7 +2895,18 @@
               <w:rPr>
                 <w:sz w:val="18"/>
               </w:rPr>
-              <w:t xml:space="preserve">{#deduction.it}Income Tax: </w:t>
+              <w:t xml:space="preserve">{#deduction.it}Income Tax:</w:t>
+            </w:r>
+            <w:r>
+              <w:rPr>
+                <w:sz w:val="18"/>
+              </w:rPr>
+              <w:t xml:space="preserve">{/deduction.it}</w:t>
+            </w:r>
+            <w:r>
+              <w:rPr>
+                <w:sz w:val="18"/>
+              </w:rPr>
             </w:r>
             <w:r>
               <w:rPr>
@@ -3193,6 +3230,18 @@
               <w:rPr>
                 <w:sz w:val="18"/>
               </w:rPr>
+              <w:t xml:space="preserve">{/deduction.pt}</w:t>
+              <w:tab/>
+            </w:r>
+            <w:r>
+              <w:rPr>
+                <w:sz w:val="18"/>
+              </w:rPr>
+            </w:r>
+            <w:r>
+              <w:rPr>
+                <w:sz w:val="18"/>
+              </w:rPr>
             </w:r>
             <w:r>
               <w:rPr>
@@ -3243,12 +3292,6 @@
                 <w:sz w:val="18"/>
               </w:rPr>
               <w:t xml:space="preserve">{deduction.pt}</w:t>
-            </w:r>
-            <w:r>
-              <w:rPr>
-                <w:spacing w:val="-5"/>
-                <w:sz w:val="18"/>
-              </w:rPr>
             </w:r>
             <w:r>
               <w:rPr>
